--- a/zht/docx/217.content.docx
+++ b/zht/docx/217.content.docx
@@ -247,36 +247,24 @@
         </w:rPr>
         <w:t>按字面意思來說，「枝子」是指會幕金燈臺主幹兩旁伸出的三對枝子（例：</w:t>
       </w:r>
-      <w:hyperlink r:id="rId13">
-        <w:r>
-          <w:rPr>
-            <w:lang w:val="zh_TW" w:bidi="zh_TW"/>
-          </w:rPr>
-          <w:rPr>
-            <w:color w:val="0000EE"/>
-            <w:u w:val="single"/>
-          </w:rPr>
-          <w:t>出25:31–36</w:t>
-        </w:r>
-      </w:hyperlink>
+      <w:r>
+        <w:rPr>
+          <w:lang w:val="zh_TW" w:bidi="zh_TW"/>
+        </w:rPr>
+        <w:t>出25:31–36</w:t>
+      </w:r>
       <w:r>
         <w:rPr>
           <w:lang w:val="zh_TW" w:bidi="zh_TW"/>
         </w:rPr>
         <w:t>）。這個詞也用來指古代猶太人在住棚節期間搭建臨時的棚所使用的棕樹枝（</w:t>
       </w:r>
-      <w:hyperlink r:id="rId14">
-        <w:r>
-          <w:rPr>
-            <w:lang w:val="zh_TW" w:bidi="zh_TW"/>
-          </w:rPr>
-          <w:rPr>
-            <w:color w:val="0000EE"/>
-            <w:u w:val="single"/>
-          </w:rPr>
-          <w:t>利23:40–43</w:t>
-        </w:r>
-      </w:hyperlink>
+      <w:r>
+        <w:rPr>
+          <w:lang w:val="zh_TW" w:bidi="zh_TW"/>
+        </w:rPr>
+        <w:t>利23:40–43</w:t>
+      </w:r>
       <w:r>
         <w:rPr>
           <w:lang w:val="zh_TW" w:bidi="zh_TW"/>
@@ -315,18 +303,12 @@
         </w:rPr>
         <w:t>橄欖樹 （</w:t>
       </w:r>
-      <w:hyperlink r:id="rId15">
-        <w:r>
-          <w:rPr>
-            <w:lang w:val="zh_TW" w:bidi="zh_TW"/>
-          </w:rPr>
-          <w:rPr>
-            <w:color w:val="0000EE"/>
-            <w:u w:val="single"/>
-          </w:rPr>
-          <w:t>何14:6</w:t>
-        </w:r>
-      </w:hyperlink>
+      <w:r>
+        <w:rPr>
+          <w:lang w:val="zh_TW" w:bidi="zh_TW"/>
+        </w:rPr>
+        <w:t>何14:6</w:t>
+      </w:r>
       <w:r>
         <w:rPr>
           <w:lang w:val="zh_TW" w:bidi="zh_TW"/>
@@ -351,18 +333,12 @@
         </w:rPr>
         <w:t>香柏樹（</w:t>
       </w:r>
-      <w:hyperlink r:id="rId16">
-        <w:r>
-          <w:rPr>
-            <w:lang w:val="zh_TW" w:bidi="zh_TW"/>
-          </w:rPr>
-          <w:rPr>
-            <w:color w:val="0000EE"/>
-            <w:u w:val="single"/>
-          </w:rPr>
-          <w:t>結17:23</w:t>
-        </w:r>
-      </w:hyperlink>
+      <w:r>
+        <w:rPr>
+          <w:lang w:val="zh_TW" w:bidi="zh_TW"/>
+        </w:rPr>
+        <w:t>結17:23</w:t>
+      </w:r>
       <w:r>
         <w:rPr>
           <w:lang w:val="zh_TW" w:bidi="zh_TW"/>
@@ -387,36 +363,24 @@
         </w:rPr>
         <w:t>葡萄樹（</w:t>
       </w:r>
-      <w:hyperlink r:id="rId17">
-        <w:r>
-          <w:rPr>
-            <w:lang w:val="zh_TW" w:bidi="zh_TW"/>
-          </w:rPr>
-          <w:rPr>
-            <w:color w:val="0000EE"/>
-            <w:u w:val="single"/>
-          </w:rPr>
-          <w:t>結17:6</w:t>
-        </w:r>
-      </w:hyperlink>
+      <w:r>
+        <w:rPr>
+          <w:lang w:val="zh_TW" w:bidi="zh_TW"/>
+        </w:rPr>
+        <w:t>結17:6</w:t>
+      </w:r>
       <w:r>
         <w:rPr>
           <w:lang w:val="zh_TW" w:bidi="zh_TW"/>
         </w:rPr>
         <w:t>；參</w:t>
       </w:r>
-      <w:hyperlink r:id="rId18">
-        <w:r>
-          <w:rPr>
-            <w:lang w:val="zh_TW" w:bidi="zh_TW"/>
-          </w:rPr>
-          <w:rPr>
-            <w:color w:val="0000EE"/>
-            <w:u w:val="single"/>
-          </w:rPr>
-          <w:t>詩80:8–11</w:t>
-        </w:r>
-      </w:hyperlink>
+      <w:r>
+        <w:rPr>
+          <w:lang w:val="zh_TW" w:bidi="zh_TW"/>
+        </w:rPr>
+        <w:t>詩80:8–11</w:t>
+      </w:r>
       <w:r>
         <w:rPr>
           <w:lang w:val="zh_TW" w:bidi="zh_TW"/>
@@ -437,72 +401,48 @@
         </w:rPr>
         <w:t>在聖經中，「枝子」及其新長出的嫩枝，常用來象徵興盛和祝福（</w:t>
       </w:r>
-      <w:hyperlink r:id="rId19">
-        <w:r>
-          <w:rPr>
-            <w:lang w:val="zh_TW" w:bidi="zh_TW"/>
-          </w:rPr>
-          <w:rPr>
-            <w:color w:val="0000EE"/>
-            <w:u w:val="single"/>
-          </w:rPr>
-          <w:t>創49:22</w:t>
-        </w:r>
-      </w:hyperlink>
+      <w:r>
+        <w:rPr>
+          <w:lang w:val="zh_TW" w:bidi="zh_TW"/>
+        </w:rPr>
+        <w:t>創49:22</w:t>
+      </w:r>
       <w:r>
         <w:rPr>
           <w:lang w:val="zh_TW" w:bidi="zh_TW"/>
         </w:rPr>
         <w:t>；</w:t>
       </w:r>
-      <w:hyperlink r:id="rId20">
-        <w:r>
-          <w:rPr>
-            <w:lang w:val="zh_TW" w:bidi="zh_TW"/>
-          </w:rPr>
-          <w:rPr>
-            <w:color w:val="0000EE"/>
-            <w:u w:val="single"/>
-          </w:rPr>
-          <w:t>伯8:16</w:t>
-        </w:r>
-      </w:hyperlink>
+      <w:r>
+        <w:rPr>
+          <w:lang w:val="zh_TW" w:bidi="zh_TW"/>
+        </w:rPr>
+        <w:t>伯8:16</w:t>
+      </w:r>
       <w:r>
         <w:rPr>
           <w:lang w:val="zh_TW" w:bidi="zh_TW"/>
         </w:rPr>
         <w:t>；</w:t>
       </w:r>
-      <w:hyperlink r:id="rId18">
-        <w:r>
-          <w:rPr>
-            <w:lang w:val="zh_TW" w:bidi="zh_TW"/>
-          </w:rPr>
-          <w:rPr>
-            <w:color w:val="0000EE"/>
-            <w:u w:val="single"/>
-          </w:rPr>
-          <w:t>詩80:8–11</w:t>
-        </w:r>
-      </w:hyperlink>
+      <w:r>
+        <w:rPr>
+          <w:lang w:val="zh_TW" w:bidi="zh_TW"/>
+        </w:rPr>
+        <w:t>詩80:8–11</w:t>
+      </w:r>
       <w:r>
         <w:rPr>
           <w:lang w:val="zh_TW" w:bidi="zh_TW"/>
         </w:rPr>
         <w:t>；</w:t>
       </w:r>
-      <w:hyperlink r:id="rId21">
-        <w:r>
-          <w:rPr>
-            <w:lang w:val="zh_TW" w:bidi="zh_TW"/>
-          </w:rPr>
-          <w:rPr>
-            <w:color w:val="0000EE"/>
-            <w:u w:val="single"/>
-          </w:rPr>
-          <w:t>結36:8</w:t>
-        </w:r>
-      </w:hyperlink>
+      <w:r>
+        <w:rPr>
+          <w:lang w:val="zh_TW" w:bidi="zh_TW"/>
+        </w:rPr>
+        <w:t>結36:8</w:t>
+      </w:r>
       <w:r>
         <w:rPr>
           <w:lang w:val="zh_TW" w:bidi="zh_TW"/>
@@ -523,90 +463,60 @@
         </w:rPr>
         <w:t>當經文描述枝子遭砍下、折斷、枯乾或焚燒時，它也可以象徵審判（</w:t>
       </w:r>
-      <w:hyperlink r:id="rId22">
-        <w:r>
-          <w:rPr>
-            <w:lang w:val="zh_TW" w:bidi="zh_TW"/>
-          </w:rPr>
-          <w:rPr>
-            <w:color w:val="0000EE"/>
-            <w:u w:val="single"/>
-          </w:rPr>
-          <w:t>伯18:16</w:t>
-        </w:r>
-      </w:hyperlink>
+      <w:r>
+        <w:rPr>
+          <w:lang w:val="zh_TW" w:bidi="zh_TW"/>
+        </w:rPr>
+        <w:t>伯18:16</w:t>
+      </w:r>
       <w:r>
         <w:rPr>
           <w:lang w:val="zh_TW" w:bidi="zh_TW"/>
         </w:rPr>
         <w:t>；</w:t>
       </w:r>
-      <w:hyperlink r:id="rId23">
-        <w:r>
-          <w:rPr>
-            <w:lang w:val="zh_TW" w:bidi="zh_TW"/>
-          </w:rPr>
-          <w:rPr>
-            <w:color w:val="0000EE"/>
-            <w:u w:val="single"/>
-          </w:rPr>
-          <w:t>賽9:14</w:t>
-        </w:r>
-      </w:hyperlink>
+      <w:r>
+        <w:rPr>
+          <w:lang w:val="zh_TW" w:bidi="zh_TW"/>
+        </w:rPr>
+        <w:t>賽9:14</w:t>
+      </w:r>
       <w:r>
         <w:rPr>
           <w:lang w:val="zh_TW" w:bidi="zh_TW"/>
         </w:rPr>
         <w:t>；</w:t>
       </w:r>
-      <w:hyperlink r:id="rId24">
-        <w:r>
-          <w:rPr>
-            <w:lang w:val="zh_TW" w:bidi="zh_TW"/>
-          </w:rPr>
-          <w:rPr>
-            <w:color w:val="0000EE"/>
-            <w:u w:val="single"/>
-          </w:rPr>
-          <w:t>耶11:16</w:t>
-        </w:r>
-      </w:hyperlink>
+      <w:r>
+        <w:rPr>
+          <w:lang w:val="zh_TW" w:bidi="zh_TW"/>
+        </w:rPr>
+        <w:t>耶11:16</w:t>
+      </w:r>
       <w:r>
         <w:rPr>
           <w:lang w:val="zh_TW" w:bidi="zh_TW"/>
         </w:rPr>
         <w:t>）。耶穌把這三種意象（枯乾、砍下和焚燒）結合在同一個比喻中（</w:t>
       </w:r>
-      <w:hyperlink r:id="rId25">
-        <w:r>
-          <w:rPr>
-            <w:lang w:val="zh_TW" w:bidi="zh_TW"/>
-          </w:rPr>
-          <w:rPr>
-            <w:color w:val="0000EE"/>
-            <w:u w:val="single"/>
-          </w:rPr>
-          <w:t>約15:6</w:t>
-        </w:r>
-      </w:hyperlink>
+      <w:r>
+        <w:rPr>
+          <w:lang w:val="zh_TW" w:bidi="zh_TW"/>
+        </w:rPr>
+        <w:t>約15:6</w:t>
+      </w:r>
       <w:r>
         <w:rPr>
           <w:lang w:val="zh_TW" w:bidi="zh_TW"/>
         </w:rPr>
         <w:t>）。同樣地，使徒保羅也寫道，那些不信的猶太人要像枝子一樣被折下來（</w:t>
       </w:r>
-      <w:hyperlink r:id="rId26">
-        <w:r>
-          <w:rPr>
-            <w:lang w:val="zh_TW" w:bidi="zh_TW"/>
-          </w:rPr>
-          <w:rPr>
-            <w:color w:val="0000EE"/>
-            <w:u w:val="single"/>
-          </w:rPr>
-          <w:t>羅11:19–21</w:t>
-        </w:r>
-      </w:hyperlink>
+      <w:r>
+        <w:rPr>
+          <w:lang w:val="zh_TW" w:bidi="zh_TW"/>
+        </w:rPr>
+        <w:t>羅11:19–21</w:t>
+      </w:r>
       <w:r>
         <w:rPr>
           <w:lang w:val="zh_TW" w:bidi="zh_TW"/>
@@ -645,18 +555,12 @@
         </w:rPr>
         <w:t>君王身邊的臣僕（</w:t>
       </w:r>
-      <w:hyperlink r:id="rId27">
-        <w:r>
-          <w:rPr>
-            <w:lang w:val="zh_TW" w:bidi="zh_TW"/>
-          </w:rPr>
-          <w:rPr>
-            <w:color w:val="0000EE"/>
-            <w:u w:val="single"/>
-          </w:rPr>
-          <w:t>創40:9–13</w:t>
-        </w:r>
-      </w:hyperlink>
+      <w:r>
+        <w:rPr>
+          <w:lang w:val="zh_TW" w:bidi="zh_TW"/>
+        </w:rPr>
+        <w:t>創40:9–13</w:t>
+      </w:r>
       <w:r>
         <w:rPr>
           <w:lang w:val="zh_TW" w:bidi="zh_TW"/>
@@ -681,18 +585,12 @@
         </w:rPr>
         <w:t>族長約瑟（</w:t>
       </w:r>
-      <w:hyperlink r:id="rId19">
-        <w:r>
-          <w:rPr>
-            <w:lang w:val="zh_TW" w:bidi="zh_TW"/>
-          </w:rPr>
-          <w:rPr>
-            <w:color w:val="0000EE"/>
-            <w:u w:val="single"/>
-          </w:rPr>
-          <w:t>創49:22</w:t>
-        </w:r>
-      </w:hyperlink>
+      <w:r>
+        <w:rPr>
+          <w:lang w:val="zh_TW" w:bidi="zh_TW"/>
+        </w:rPr>
+        <w:t>創49:22</w:t>
+      </w:r>
       <w:r>
         <w:rPr>
           <w:lang w:val="zh_TW" w:bidi="zh_TW"/>
@@ -717,18 +615,12 @@
         </w:rPr>
         <w:t>約伯（</w:t>
       </w:r>
-      <w:hyperlink r:id="rId28">
-        <w:r>
-          <w:rPr>
-            <w:lang w:val="zh_TW" w:bidi="zh_TW"/>
-          </w:rPr>
-          <w:rPr>
-            <w:color w:val="0000EE"/>
-            <w:u w:val="single"/>
-          </w:rPr>
-          <w:t>伯29:19</w:t>
-        </w:r>
-      </w:hyperlink>
+      <w:r>
+        <w:rPr>
+          <w:lang w:val="zh_TW" w:bidi="zh_TW"/>
+        </w:rPr>
+        <w:t>伯29:19</w:t>
+      </w:r>
       <w:r>
         <w:rPr>
           <w:lang w:val="zh_TW" w:bidi="zh_TW"/>
@@ -753,18 +645,12 @@
         </w:rPr>
         <w:t>亞述王尼布甲尼撒（</w:t>
       </w:r>
-      <w:hyperlink r:id="rId29">
-        <w:r>
-          <w:rPr>
-            <w:lang w:val="zh_TW" w:bidi="zh_TW"/>
-          </w:rPr>
-          <w:rPr>
-            <w:color w:val="0000EE"/>
-            <w:u w:val="single"/>
-          </w:rPr>
-          <w:t>但4:12</w:t>
-        </w:r>
-      </w:hyperlink>
+      <w:r>
+        <w:rPr>
+          <w:lang w:val="zh_TW" w:bidi="zh_TW"/>
+        </w:rPr>
+        <w:t>但4:12</w:t>
+      </w:r>
       <w:r>
         <w:rPr>
           <w:lang w:val="zh_TW" w:bidi="zh_TW"/>
@@ -779,54 +665,36 @@
           <w:lang w:val="zh_TW" w:bidi="zh_TW"/>
         </w:rPr>
       </w:r>
-      <w:hyperlink r:id="rId30">
-        <w:r>
-          <w:rPr>
-            <w:lang w:val="zh_TW" w:bidi="zh_TW"/>
-          </w:rPr>
-          <w:rPr>
-            <w:color w:val="0000EE"/>
-            <w:u w:val="single"/>
-          </w:rPr>
-          <w:t>撒母耳記下二十三章4節</w:t>
-        </w:r>
-      </w:hyperlink>
+      <w:r>
+        <w:rPr>
+          <w:lang w:val="zh_TW" w:bidi="zh_TW"/>
+        </w:rPr>
+        <w:t>撒母耳記下二十三章4節</w:t>
+      </w:r>
       <w:r>
         <w:rPr>
           <w:lang w:val="zh_TW" w:bidi="zh_TW"/>
         </w:rPr>
         <w:t>和</w:t>
       </w:r>
-      <w:hyperlink r:id="rId31">
-        <w:r>
-          <w:rPr>
-            <w:lang w:val="zh_TW" w:bidi="zh_TW"/>
-          </w:rPr>
-          <w:rPr>
-            <w:color w:val="0000EE"/>
-            <w:u w:val="single"/>
-          </w:rPr>
-          <w:t>詩篇一三二篇17節</w:t>
-        </w:r>
-      </w:hyperlink>
+      <w:r>
+        <w:rPr>
+          <w:lang w:val="zh_TW" w:bidi="zh_TW"/>
+        </w:rPr>
+        <w:t>詩篇一三二篇17節</w:t>
+      </w:r>
       <w:r>
         <w:rPr>
           <w:lang w:val="zh_TW" w:bidi="zh_TW"/>
         </w:rPr>
         <w:t>等經文把大衛的家系描寫成「發生」或「發生嫩草」（這正是這些經文所用希伯來文動詞的字面意思）。此外，聖經也用豐收的意象來描繪彌賽亞來臨並掌權時所要帶來的福分（參</w:t>
       </w:r>
-      <w:hyperlink r:id="rId32">
-        <w:r>
-          <w:rPr>
-            <w:lang w:val="zh_TW" w:bidi="zh_TW"/>
-          </w:rPr>
-          <w:rPr>
-            <w:color w:val="0000EE"/>
-            <w:u w:val="single"/>
-          </w:rPr>
-          <w:t>利26章</w:t>
-        </w:r>
-      </w:hyperlink>
+      <w:r>
+        <w:rPr>
+          <w:lang w:val="zh_TW" w:bidi="zh_TW"/>
+        </w:rPr>
+        <w:t>利26章</w:t>
+      </w:r>
       <w:r>
         <w:rPr>
           <w:lang w:val="zh_TW" w:bidi="zh_TW"/>
@@ -966,126 +834,84 @@
         </w:rPr>
         <w:t>聖經作者也使用同一詞彙以普通的方式描述各種事工或服務。在使徒教會的發展過程中，該詞才逐漸應用於教會的一個特定職分。在普通用法中，「執事」可指飯桌上的侍應（</w:t>
       </w:r>
-      <w:hyperlink r:id="rId33">
-        <w:r>
-          <w:rPr>
-            <w:lang w:val="zh_TW" w:bidi="zh_TW"/>
-          </w:rPr>
-          <w:rPr>
-            <w:color w:val="0000EE"/>
-            <w:u w:val="single"/>
-          </w:rPr>
-          <w:t>約2:5、9</w:t>
-        </w:r>
-      </w:hyperlink>
+      <w:r>
+        <w:rPr>
+          <w:lang w:val="zh_TW" w:bidi="zh_TW"/>
+        </w:rPr>
+        <w:t>約2:5、9</w:t>
+      </w:r>
       <w:r>
         <w:rPr>
           <w:lang w:val="zh_TW" w:bidi="zh_TW"/>
         </w:rPr>
         <w:t>）、王的侍從（</w:t>
       </w:r>
-      <w:hyperlink r:id="rId34">
-        <w:r>
-          <w:rPr>
-            <w:lang w:val="zh_TW" w:bidi="zh_TW"/>
-          </w:rPr>
-          <w:rPr>
-            <w:color w:val="0000EE"/>
-            <w:u w:val="single"/>
-          </w:rPr>
-          <w:t>太22:13</w:t>
-        </w:r>
-      </w:hyperlink>
+      <w:r>
+        <w:rPr>
+          <w:lang w:val="zh_TW" w:bidi="zh_TW"/>
+        </w:rPr>
+        <w:t>太22:13</w:t>
+      </w:r>
       <w:r>
         <w:rPr>
           <w:lang w:val="zh_TW" w:bidi="zh_TW"/>
         </w:rPr>
         <w:t>）、撒但的差役（</w:t>
       </w:r>
-      <w:hyperlink r:id="rId35">
-        <w:r>
-          <w:rPr>
-            <w:lang w:val="zh_TW" w:bidi="zh_TW"/>
-          </w:rPr>
-          <w:rPr>
-            <w:color w:val="0000EE"/>
-            <w:u w:val="single"/>
-          </w:rPr>
-          <w:t>林後11:15</w:t>
-        </w:r>
-      </w:hyperlink>
+      <w:r>
+        <w:rPr>
+          <w:lang w:val="zh_TW" w:bidi="zh_TW"/>
+        </w:rPr>
+        <w:t>林後11:15</w:t>
+      </w:r>
       <w:r>
         <w:rPr>
           <w:lang w:val="zh_TW" w:bidi="zh_TW"/>
         </w:rPr>
         <w:t>）、神的用人（</w:t>
       </w:r>
-      <w:hyperlink r:id="rId36">
-        <w:r>
-          <w:rPr>
-            <w:lang w:val="zh_TW" w:bidi="zh_TW"/>
-          </w:rPr>
-          <w:rPr>
-            <w:color w:val="0000EE"/>
-            <w:u w:val="single"/>
-          </w:rPr>
-          <w:t>6:4</w:t>
-        </w:r>
-      </w:hyperlink>
+      <w:r>
+        <w:rPr>
+          <w:lang w:val="zh_TW" w:bidi="zh_TW"/>
+        </w:rPr>
+        <w:t>6:4</w:t>
+      </w:r>
       <w:r>
         <w:rPr>
           <w:lang w:val="zh_TW" w:bidi="zh_TW"/>
         </w:rPr>
         <w:t>）、基督的僕人（</w:t>
       </w:r>
-      <w:hyperlink r:id="rId37">
-        <w:r>
-          <w:rPr>
-            <w:lang w:val="zh_TW" w:bidi="zh_TW"/>
-          </w:rPr>
-          <w:rPr>
-            <w:color w:val="0000EE"/>
-            <w:u w:val="single"/>
-          </w:rPr>
-          <w:t>11:23</w:t>
-        </w:r>
-      </w:hyperlink>
+      <w:r>
+        <w:rPr>
+          <w:lang w:val="zh_TW" w:bidi="zh_TW"/>
+        </w:rPr>
+        <w:t>11:23</w:t>
+      </w:r>
       <w:r>
         <w:rPr>
           <w:lang w:val="zh_TW" w:bidi="zh_TW"/>
         </w:rPr>
         <w:t>）、教會的僕人（</w:t>
       </w:r>
-      <w:hyperlink r:id="rId38">
-        <w:r>
-          <w:rPr>
-            <w:lang w:val="zh_TW" w:bidi="zh_TW"/>
-          </w:rPr>
-          <w:rPr>
-            <w:color w:val="0000EE"/>
-            <w:u w:val="single"/>
-          </w:rPr>
-          <w:t>西1:24–25</w:t>
-        </w:r>
-      </w:hyperlink>
+      <w:r>
+        <w:rPr>
+          <w:lang w:val="zh_TW" w:bidi="zh_TW"/>
+        </w:rPr>
+        <w:t>西1:24–25</w:t>
+      </w:r>
       <w:r>
         <w:rPr>
           <w:lang w:val="zh_TW" w:bidi="zh_TW"/>
         </w:rPr>
         <w:t>），以及政治統治者（</w:t>
       </w:r>
-      <w:hyperlink r:id="rId39">
-        <w:r>
-          <w:rPr>
-            <w:lang w:val="zh_TW" w:bidi="zh_TW"/>
-          </w:rPr>
-          <w:rPr>
-            <w:color w:val="0000EE"/>
-            <w:u w:val="single"/>
-          </w:rPr>
-          <w:t>羅13:4</w:t>
-        </w:r>
-      </w:hyperlink>
+      <w:r>
+        <w:rPr>
+          <w:lang w:val="zh_TW" w:bidi="zh_TW"/>
+        </w:rPr>
+        <w:t>羅13:4</w:t>
+      </w:r>
       <w:r>
         <w:rPr>
           <w:lang w:val="zh_TW" w:bidi="zh_TW"/>
@@ -1106,72 +932,48 @@
         </w:rPr>
         <w:t>新約將僕人身份呈現為一種事工或服事的形式，並作為全教會的特徵。這意味著，事奉是所有門徒應遵循的常規（</w:t>
       </w:r>
-      <w:hyperlink r:id="rId40">
-        <w:r>
-          <w:rPr>
-            <w:lang w:val="zh_TW" w:bidi="zh_TW"/>
-          </w:rPr>
-          <w:rPr>
-            <w:color w:val="0000EE"/>
-            <w:u w:val="single"/>
-          </w:rPr>
-          <w:t>太20:26–28</w:t>
-        </w:r>
-      </w:hyperlink>
+      <w:r>
+        <w:rPr>
+          <w:lang w:val="zh_TW" w:bidi="zh_TW"/>
+        </w:rPr>
+        <w:t>太20:26–28</w:t>
+      </w:r>
       <w:r>
         <w:rPr>
           <w:lang w:val="zh_TW" w:bidi="zh_TW"/>
         </w:rPr>
         <w:t>；</w:t>
       </w:r>
-      <w:hyperlink r:id="rId41">
-        <w:r>
-          <w:rPr>
-            <w:lang w:val="zh_TW" w:bidi="zh_TW"/>
-          </w:rPr>
-          <w:rPr>
-            <w:color w:val="0000EE"/>
-            <w:u w:val="single"/>
-          </w:rPr>
-          <w:t>路22:26–27</w:t>
-        </w:r>
-      </w:hyperlink>
+      <w:r>
+        <w:rPr>
+          <w:lang w:val="zh_TW" w:bidi="zh_TW"/>
+        </w:rPr>
+        <w:t>路22:26–27</w:t>
+      </w:r>
       <w:r>
         <w:rPr>
           <w:lang w:val="zh_TW" w:bidi="zh_TW"/>
         </w:rPr>
         <w:t>）。耶穌在末日審判的教導中，將事奉與餵養飢餓者、接待陌生人、給赤身露體的人衣服、探望病人和囚犯等行動聯繫在一起（</w:t>
       </w:r>
-      <w:hyperlink r:id="rId42">
-        <w:r>
-          <w:rPr>
-            <w:lang w:val="zh_TW" w:bidi="zh_TW"/>
-          </w:rPr>
-          <w:rPr>
-            <w:color w:val="0000EE"/>
-            <w:u w:val="single"/>
-          </w:rPr>
-          <w:t>太25:31–46</w:t>
-        </w:r>
-      </w:hyperlink>
+      <w:r>
+        <w:rPr>
+          <w:lang w:val="zh_TW" w:bidi="zh_TW"/>
+        </w:rPr>
+        <w:t>太25:31–46</w:t>
+      </w:r>
       <w:r>
         <w:rPr>
           <w:lang w:val="zh_TW" w:bidi="zh_TW"/>
         </w:rPr>
         <w:t>）。新約聖經強調憐憫地關懷個人的身體和靈性需要，並為滿足這些需要而付出。這樣的服事最終是對基督本身的事奉（</w:t>
       </w:r>
-      <w:hyperlink r:id="rId43">
-        <w:r>
-          <w:rPr>
-            <w:lang w:val="zh_TW" w:bidi="zh_TW"/>
-          </w:rPr>
-          <w:rPr>
-            <w:color w:val="0000EE"/>
-            <w:u w:val="single"/>
-          </w:rPr>
-          <w:t>45</w:t>
-        </w:r>
-      </w:hyperlink>
+      <w:r>
+        <w:rPr>
+          <w:lang w:val="zh_TW" w:bidi="zh_TW"/>
+        </w:rPr>
+        <w:t>45</w:t>
+      </w:r>
       <w:r>
         <w:rPr>
           <w:lang w:val="zh_TW" w:bidi="zh_TW"/>
@@ -1242,18 +1044,12 @@
         </w:rPr>
         <w:t>負責開關猶太會堂的門、保持會堂清潔，並分發閱讀所需的經卷。耶穌宣讀以賽亞書後，將經卷交給的那人（</w:t>
       </w:r>
-      <w:hyperlink r:id="rId44">
-        <w:r>
-          <w:rPr>
-            <w:lang w:val="zh_TW" w:bidi="zh_TW"/>
-          </w:rPr>
-          <w:rPr>
-            <w:color w:val="0000EE"/>
-            <w:u w:val="single"/>
-          </w:rPr>
-          <w:t>路4:20</w:t>
-        </w:r>
-      </w:hyperlink>
+      <w:r>
+        <w:rPr>
+          <w:lang w:val="zh_TW" w:bidi="zh_TW"/>
+        </w:rPr>
+        <w:t>路4:20</w:t>
+      </w:r>
       <w:r>
         <w:rPr>
           <w:lang w:val="zh_TW" w:bidi="zh_TW"/>
@@ -1287,72 +1083,48 @@
         </w:rPr>
         <w:t>其他新約學者則關注選立七人的行動（</w:t>
       </w:r>
-      <w:hyperlink r:id="rId45">
-        <w:r>
-          <w:rPr>
-            <w:lang w:val="zh_TW" w:bidi="zh_TW"/>
-          </w:rPr>
-          <w:rPr>
-            <w:color w:val="0000EE"/>
-            <w:u w:val="single"/>
-          </w:rPr>
-          <w:t>徒6:1–6</w:t>
-        </w:r>
-      </w:hyperlink>
+      <w:r>
+        <w:rPr>
+          <w:lang w:val="zh_TW" w:bidi="zh_TW"/>
+        </w:rPr>
+        <w:t>徒6:1–6</w:t>
+      </w:r>
       <w:r>
         <w:rPr>
           <w:lang w:val="zh_TW" w:bidi="zh_TW"/>
         </w:rPr>
         <w:t>），認為此行動為更完善體制的歷史雛形（</w:t>
       </w:r>
-      <w:hyperlink r:id="rId46">
-        <w:r>
-          <w:rPr>
-            <w:lang w:val="zh_TW" w:bidi="zh_TW"/>
-          </w:rPr>
-          <w:rPr>
-            <w:color w:val="0000EE"/>
-            <w:u w:val="single"/>
-          </w:rPr>
-          <w:t>腓1:1</w:t>
-        </w:r>
-      </w:hyperlink>
+      <w:r>
+        <w:rPr>
+          <w:lang w:val="zh_TW" w:bidi="zh_TW"/>
+        </w:rPr>
+        <w:t>腓1:1</w:t>
+      </w:r>
       <w:r>
         <w:rPr>
           <w:lang w:val="zh_TW" w:bidi="zh_TW"/>
         </w:rPr>
         <w:t>；</w:t>
       </w:r>
-      <w:hyperlink r:id="rId47">
-        <w:r>
-          <w:rPr>
-            <w:lang w:val="zh_TW" w:bidi="zh_TW"/>
-          </w:rPr>
-          <w:rPr>
-            <w:color w:val="0000EE"/>
-            <w:u w:val="single"/>
-          </w:rPr>
-          <w:t>提前3:8–13</w:t>
-        </w:r>
-      </w:hyperlink>
+      <w:r>
+        <w:rPr>
+          <w:lang w:val="zh_TW" w:bidi="zh_TW"/>
+        </w:rPr>
+        <w:t>提前3:8–13</w:t>
+      </w:r>
       <w:r>
         <w:rPr>
           <w:lang w:val="zh_TW" w:bidi="zh_TW"/>
         </w:rPr>
         <w:t>是提到「執事職分」的兩處經文）。路加在使徒行傳中特別注意教會新領袖的選立。由於工作繁忙且責任繁多，十二使徒建議將工作分工，以確保希臘化猶太人（說希臘文的）寡婦在教會日常分發食物和施捨中的需求得到照顧。七個有好名聲、被聖靈充滿、智慧充足的人（</w:t>
       </w:r>
-      <w:hyperlink r:id="rId48">
-        <w:r>
-          <w:rPr>
-            <w:lang w:val="zh_TW" w:bidi="zh_TW"/>
-          </w:rPr>
-          <w:rPr>
-            <w:color w:val="0000EE"/>
-            <w:u w:val="single"/>
-          </w:rPr>
-          <w:t>徒6:3</w:t>
-        </w:r>
-      </w:hyperlink>
+      <w:r>
+        <w:rPr>
+          <w:lang w:val="zh_TW" w:bidi="zh_TW"/>
+        </w:rPr>
+        <w:t>徒6:3</w:t>
+      </w:r>
       <w:r>
         <w:rPr>
           <w:lang w:val="zh_TW" w:bidi="zh_TW"/>
@@ -1373,126 +1145,84 @@
         </w:rPr>
         <w:t>一些學者提醒，執事的職分不應僅限於慈善事工，因為</w:t>
       </w:r>
-      <w:hyperlink r:id="rId49">
-        <w:r>
-          <w:rPr>
-            <w:lang w:val="zh_TW" w:bidi="zh_TW"/>
-          </w:rPr>
-          <w:rPr>
-            <w:color w:val="0000EE"/>
-            <w:u w:val="single"/>
-          </w:rPr>
-          <w:t>使徒行傳六章2節</w:t>
-        </w:r>
-      </w:hyperlink>
+      <w:r>
+        <w:rPr>
+          <w:lang w:val="zh_TW" w:bidi="zh_TW"/>
+        </w:rPr>
+        <w:t>使徒行傳六章2節</w:t>
+      </w:r>
       <w:r>
         <w:rPr>
           <w:lang w:val="zh_TW" w:bidi="zh_TW"/>
         </w:rPr>
         <w:t>中使用的希臘文詞語與第</w:t>
       </w:r>
-      <w:hyperlink r:id="rId50">
-        <w:r>
-          <w:rPr>
-            <w:lang w:val="zh_TW" w:bidi="zh_TW"/>
-          </w:rPr>
-          <w:rPr>
-            <w:color w:val="0000EE"/>
-            <w:u w:val="single"/>
-          </w:rPr>
-          <w:t>4</w:t>
-        </w:r>
-      </w:hyperlink>
+      <w:r>
+        <w:rPr>
+          <w:lang w:val="zh_TW" w:bidi="zh_TW"/>
+        </w:rPr>
+        <w:t>4</w:t>
+      </w:r>
       <w:r>
         <w:rPr>
           <w:lang w:val="zh_TW" w:bidi="zh_TW"/>
         </w:rPr>
         <w:t>節中翻譯為「傳道為事」的詞語有關。那些被選來管理實際需要的人，必須具有屬靈品格。例如，司提反「滿得恩惠、能力，在民間行了大奇事和神蹟」（</w:t>
       </w:r>
-      <w:hyperlink r:id="rId51">
-        <w:r>
-          <w:rPr>
-            <w:lang w:val="zh_TW" w:bidi="zh_TW"/>
-          </w:rPr>
-          <w:rPr>
-            <w:color w:val="0000EE"/>
-            <w:u w:val="single"/>
-          </w:rPr>
-          <w:t>6:8</w:t>
-        </w:r>
-      </w:hyperlink>
+      <w:r>
+        <w:rPr>
+          <w:lang w:val="zh_TW" w:bidi="zh_TW"/>
+        </w:rPr>
+        <w:t>6:8</w:t>
+      </w:r>
       <w:r>
         <w:rPr>
           <w:lang w:val="zh_TW" w:bidi="zh_TW"/>
         </w:rPr>
         <w:t>）。腓力被任命為</w:t>
       </w:r>
-      <w:hyperlink r:id="rId52">
-        <w:r>
-          <w:rPr>
-            <w:lang w:val="zh_TW" w:bidi="zh_TW"/>
-          </w:rPr>
-          <w:rPr>
-            <w:color w:val="0000EE"/>
-            <w:u w:val="single"/>
-          </w:rPr>
-          <w:t>使徒行傳第六章</w:t>
-        </w:r>
-      </w:hyperlink>
+      <w:r>
+        <w:rPr>
+          <w:lang w:val="zh_TW" w:bidi="zh_TW"/>
+        </w:rPr>
+        <w:t>使徒行傳第六章</w:t>
+      </w:r>
       <w:r>
         <w:rPr>
           <w:lang w:val="zh_TW" w:bidi="zh_TW"/>
         </w:rPr>
         <w:t>中的七人之一，「傳神國的福音和耶穌基督的名」（</w:t>
       </w:r>
-      <w:hyperlink r:id="rId53">
-        <w:r>
-          <w:rPr>
-            <w:lang w:val="zh_TW" w:bidi="zh_TW"/>
-          </w:rPr>
-          <w:rPr>
-            <w:color w:val="0000EE"/>
-            <w:u w:val="single"/>
-          </w:rPr>
-          <w:t>8:12</w:t>
-        </w:r>
-      </w:hyperlink>
+      <w:r>
+        <w:rPr>
+          <w:lang w:val="zh_TW" w:bidi="zh_TW"/>
+        </w:rPr>
+        <w:t>8:12</w:t>
+      </w:r>
       <w:r>
         <w:rPr>
           <w:lang w:val="zh_TW" w:bidi="zh_TW"/>
         </w:rPr>
         <w:t>），他還施行洗禮（</w:t>
       </w:r>
-      <w:hyperlink r:id="rId54">
-        <w:r>
-          <w:rPr>
-            <w:lang w:val="zh_TW" w:bidi="zh_TW"/>
-          </w:rPr>
-          <w:rPr>
-            <w:color w:val="0000EE"/>
-            <w:u w:val="single"/>
-          </w:rPr>
-          <w:t>38</w:t>
-        </w:r>
-      </w:hyperlink>
+      <w:r>
+        <w:rPr>
+          <w:lang w:val="zh_TW" w:bidi="zh_TW"/>
+        </w:rPr>
+        <w:t>38</w:t>
+      </w:r>
       <w:r>
         <w:rPr>
           <w:lang w:val="zh_TW" w:bidi="zh_TW"/>
         </w:rPr>
         <w:t>節），並被稱為傳福音的（</w:t>
       </w:r>
-      <w:hyperlink r:id="rId55">
-        <w:r>
-          <w:rPr>
-            <w:lang w:val="zh_TW" w:bidi="zh_TW"/>
-          </w:rPr>
-          <w:rPr>
-            <w:color w:val="0000EE"/>
-            <w:u w:val="single"/>
-          </w:rPr>
-          <w:t>21:8</w:t>
-        </w:r>
-      </w:hyperlink>
+      <w:r>
+        <w:rPr>
+          <w:lang w:val="zh_TW" w:bidi="zh_TW"/>
+        </w:rPr>
+        <w:t>21:8</w:t>
+      </w:r>
       <w:r>
         <w:rPr>
           <w:lang w:val="zh_TW" w:bidi="zh_TW"/>
@@ -1524,18 +1254,12 @@
         </w:rPr>
         <w:t>那些引用</w:t>
       </w:r>
-      <w:hyperlink r:id="rId52">
-        <w:r>
-          <w:rPr>
-            <w:lang w:val="zh_TW" w:bidi="zh_TW"/>
-          </w:rPr>
-          <w:rPr>
-            <w:color w:val="0000EE"/>
-            <w:u w:val="single"/>
-          </w:rPr>
-          <w:t>使徒行傳第六章</w:t>
-        </w:r>
-      </w:hyperlink>
+      <w:r>
+        <w:rPr>
+          <w:lang w:val="zh_TW" w:bidi="zh_TW"/>
+        </w:rPr>
+        <w:t>使徒行傳第六章</w:t>
+      </w:r>
       <w:r>
         <w:rPr>
           <w:lang w:val="zh_TW" w:bidi="zh_TW"/>
@@ -1580,36 +1304,24 @@
         </w:rPr>
         <w:t>到腓立比教會收到保羅的指示（約公元62年）以及提摩太拿到保羅的第一封書信時，「執事」已經成為指涉教會中特定職分的專有名詞。保羅在</w:t>
       </w:r>
-      <w:hyperlink r:id="rId46">
-        <w:r>
-          <w:rPr>
-            <w:lang w:val="zh_TW" w:bidi="zh_TW"/>
-          </w:rPr>
-          <w:rPr>
-            <w:color w:val="0000EE"/>
-            <w:u w:val="single"/>
-          </w:rPr>
-          <w:t>腓利比書一章1節</w:t>
-        </w:r>
-      </w:hyperlink>
+      <w:r>
+        <w:rPr>
+          <w:lang w:val="zh_TW" w:bidi="zh_TW"/>
+        </w:rPr>
+        <w:t>腓利比書一章1節</w:t>
+      </w:r>
       <w:r>
         <w:rPr>
           <w:lang w:val="zh_TW" w:bidi="zh_TW"/>
         </w:rPr>
         <w:t>中，先向整個教會致意，然後特別提到「諸位監督，諸位執事」。有些解經家認為這清楚地表明教會內部存在兩個不同的群體，儘管沒有進一步的描述。可能該教會的執事負責收集並分配保羅提到的奉獻（</w:t>
       </w:r>
-      <w:hyperlink r:id="rId56">
-        <w:r>
-          <w:rPr>
-            <w:lang w:val="zh_TW" w:bidi="zh_TW"/>
-          </w:rPr>
-          <w:rPr>
-            <w:color w:val="0000EE"/>
-            <w:u w:val="single"/>
-          </w:rPr>
-          <w:t>腓4:14–18</w:t>
-        </w:r>
-      </w:hyperlink>
+      <w:r>
+        <w:rPr>
+          <w:lang w:val="zh_TW" w:bidi="zh_TW"/>
+        </w:rPr>
+        <w:t>腓4:14–18</w:t>
+      </w:r>
       <w:r>
         <w:rPr>
           <w:lang w:val="zh_TW" w:bidi="zh_TW"/>
@@ -1630,36 +1342,24 @@
         </w:rPr>
         <w:t>在</w:t>
       </w:r>
-      <w:hyperlink r:id="rId47">
-        <w:r>
-          <w:rPr>
-            <w:lang w:val="zh_TW" w:bidi="zh_TW"/>
-          </w:rPr>
-          <w:rPr>
-            <w:color w:val="0000EE"/>
-            <w:u w:val="single"/>
-          </w:rPr>
-          <w:t>提摩太前書三章8至13節</w:t>
-        </w:r>
-      </w:hyperlink>
+      <w:r>
+        <w:rPr>
+          <w:lang w:val="zh_TW" w:bidi="zh_TW"/>
+        </w:rPr>
+        <w:t>提摩太前書三章8至13節</w:t>
+      </w:r>
       <w:r>
         <w:rPr>
           <w:lang w:val="zh_TW" w:bidi="zh_TW"/>
         </w:rPr>
         <w:t>中，對執事職分的資格有更詳細的說明。雖然這是新約聖經中對此主題最詳盡的討論，但實際上仍然相當簡略。多數資格要求與監督的要求相似，包括品格和行為方面的標準。例如，執事應該誠實、實行一夫一妻制、「不好喝酒」，並且是負責任的父母。第</w:t>
       </w:r>
-      <w:hyperlink r:id="rId57">
-        <w:r>
-          <w:rPr>
-            <w:lang w:val="zh_TW" w:bidi="zh_TW"/>
-          </w:rPr>
-          <w:rPr>
-            <w:color w:val="0000EE"/>
-            <w:u w:val="single"/>
-          </w:rPr>
-          <w:t>11</w:t>
-        </w:r>
-      </w:hyperlink>
+      <w:r>
+        <w:rPr>
+          <w:lang w:val="zh_TW" w:bidi="zh_TW"/>
+        </w:rPr>
+        <w:t>11</w:t>
+      </w:r>
       <w:r>
         <w:rPr>
           <w:lang w:val="zh_TW" w:bidi="zh_TW"/>
@@ -1680,54 +1380,36 @@
         </w:rPr>
         <w:t>與監督的職分（</w:t>
       </w:r>
-      <w:hyperlink r:id="rId58">
-        <w:r>
-          <w:rPr>
-            <w:lang w:val="zh_TW" w:bidi="zh_TW"/>
-          </w:rPr>
-          <w:rPr>
-            <w:color w:val="0000EE"/>
-            <w:u w:val="single"/>
-          </w:rPr>
-          <w:t>提前3:2</w:t>
-        </w:r>
-      </w:hyperlink>
+      <w:r>
+        <w:rPr>
+          <w:lang w:val="zh_TW" w:bidi="zh_TW"/>
+        </w:rPr>
+        <w:t>提前3:2</w:t>
+      </w:r>
       <w:r>
         <w:rPr>
           <w:lang w:val="zh_TW" w:bidi="zh_TW"/>
         </w:rPr>
         <w:t>）相比，執事並未被描述為需要承擔教導或接待的責任。事實上，並未提到任何職能資格以明確執事或女執事在早期教會中的角色。提到的品格資格適合於有財務和行政責任的人（如</w:t>
       </w:r>
-      <w:hyperlink r:id="rId45">
-        <w:r>
-          <w:rPr>
-            <w:lang w:val="zh_TW" w:bidi="zh_TW"/>
-          </w:rPr>
-          <w:rPr>
-            <w:color w:val="0000EE"/>
-            <w:u w:val="single"/>
-          </w:rPr>
-          <w:t>徒6:1–6</w:t>
-        </w:r>
-      </w:hyperlink>
+      <w:r>
+        <w:rPr>
+          <w:lang w:val="zh_TW" w:bidi="zh_TW"/>
+        </w:rPr>
+        <w:t>徒6:1–6</w:t>
+      </w:r>
       <w:r>
         <w:rPr>
           <w:lang w:val="zh_TW" w:bidi="zh_TW"/>
         </w:rPr>
         <w:t>所示）。提摩太被告知，良好的執事必不會被忽略，他們的信心將增加，也會在所服事的人中獲得良好的聲譽（</w:t>
       </w:r>
-      <w:hyperlink r:id="rId59">
-        <w:r>
-          <w:rPr>
-            <w:lang w:val="zh_TW" w:bidi="zh_TW"/>
-          </w:rPr>
-          <w:rPr>
-            <w:color w:val="0000EE"/>
-            <w:u w:val="single"/>
-          </w:rPr>
-          <w:t>提前3:13</w:t>
-        </w:r>
-      </w:hyperlink>
+      <w:r>
+        <w:rPr>
+          <w:lang w:val="zh_TW" w:bidi="zh_TW"/>
+        </w:rPr>
+        <w:t>提前3:13</w:t>
+      </w:r>
       <w:r>
         <w:rPr>
           <w:lang w:val="zh_TW" w:bidi="zh_TW"/>
@@ -1748,36 +1430,24 @@
         </w:rPr>
         <w:t>執事的職分與長老的職分不同，後者來自舊約明確的猶太模式（見</w:t>
       </w:r>
-      <w:hyperlink r:id="rId60">
-        <w:r>
-          <w:rPr>
-            <w:lang w:val="zh_TW" w:bidi="zh_TW"/>
-          </w:rPr>
-          <w:rPr>
-            <w:color w:val="0000EE"/>
-            <w:u w:val="single"/>
-          </w:rPr>
-          <w:t>民11:16–17</w:t>
-        </w:r>
-      </w:hyperlink>
+      <w:r>
+        <w:rPr>
+          <w:lang w:val="zh_TW" w:bidi="zh_TW"/>
+        </w:rPr>
+        <w:t>民11:16–17</w:t>
+      </w:r>
       <w:r>
         <w:rPr>
           <w:lang w:val="zh_TW" w:bidi="zh_TW"/>
         </w:rPr>
         <w:t>；</w:t>
       </w:r>
-      <w:hyperlink r:id="rId61">
-        <w:r>
-          <w:rPr>
-            <w:lang w:val="zh_TW" w:bidi="zh_TW"/>
-          </w:rPr>
-          <w:rPr>
-            <w:color w:val="0000EE"/>
-            <w:u w:val="single"/>
-          </w:rPr>
-          <w:t>申29:10</w:t>
-        </w:r>
-      </w:hyperlink>
+      <w:r>
+        <w:rPr>
+          <w:lang w:val="zh_TW" w:bidi="zh_TW"/>
+        </w:rPr>
+        <w:t>申29:10</w:t>
+      </w:r>
       <w:r>
         <w:rPr>
           <w:lang w:val="zh_TW" w:bidi="zh_TW"/>
@@ -1837,120 +1507,78 @@
         </w:rPr>
         <w:t>女性在早期教會的事工中扮演了什麼角色？與公元一世紀女性普遍的社會角色相比，保羅提及女性事工的做法顯得尤為引人注目。他稱讚在堅革哩教會服事的非比，並用「執事」一詞來描述她（</w:t>
       </w:r>
-      <w:hyperlink r:id="rId62">
-        <w:r>
-          <w:rPr>
-            <w:lang w:val="zh_TW" w:bidi="zh_TW"/>
-          </w:rPr>
-          <w:rPr>
-            <w:color w:val="0000EE"/>
-            <w:u w:val="single"/>
-          </w:rPr>
-          <w:t>羅16:1</w:t>
-        </w:r>
-      </w:hyperlink>
+      <w:r>
+        <w:rPr>
+          <w:lang w:val="zh_TW" w:bidi="zh_TW"/>
+        </w:rPr>
+        <w:t>羅16:1</w:t>
+      </w:r>
       <w:r>
         <w:rPr>
           <w:lang w:val="zh_TW" w:bidi="zh_TW"/>
         </w:rPr>
         <w:t>）。他稱讚她「幫助」人（</w:t>
       </w:r>
-      <w:hyperlink r:id="rId63">
-        <w:r>
-          <w:rPr>
-            <w:lang w:val="zh_TW" w:bidi="zh_TW"/>
-          </w:rPr>
-          <w:rPr>
-            <w:color w:val="0000EE"/>
-            <w:u w:val="single"/>
-          </w:rPr>
-          <w:t>2</w:t>
-        </w:r>
-      </w:hyperlink>
+      <w:r>
+        <w:rPr>
+          <w:lang w:val="zh_TW" w:bidi="zh_TW"/>
+        </w:rPr>
+        <w:t>2</w:t>
+      </w:r>
       <w:r>
         <w:rPr>
           <w:lang w:val="zh_TW" w:bidi="zh_TW"/>
         </w:rPr>
         <w:t>節），這個詞表明她具備領導才能（參</w:t>
       </w:r>
-      <w:hyperlink r:id="rId64">
-        <w:r>
-          <w:rPr>
-            <w:lang w:val="zh_TW" w:bidi="zh_TW"/>
-          </w:rPr>
-          <w:rPr>
-            <w:color w:val="0000EE"/>
-            <w:u w:val="single"/>
-          </w:rPr>
-          <w:t>羅12:8</w:t>
-        </w:r>
-      </w:hyperlink>
+      <w:r>
+        <w:rPr>
+          <w:lang w:val="zh_TW" w:bidi="zh_TW"/>
+        </w:rPr>
+        <w:t>羅12:8</w:t>
+      </w:r>
       <w:r>
         <w:rPr>
           <w:lang w:val="zh_TW" w:bidi="zh_TW"/>
         </w:rPr>
         <w:t>；</w:t>
       </w:r>
-      <w:hyperlink r:id="rId65">
-        <w:r>
-          <w:rPr>
-            <w:lang w:val="zh_TW" w:bidi="zh_TW"/>
-          </w:rPr>
-          <w:rPr>
-            <w:color w:val="0000EE"/>
-            <w:u w:val="single"/>
-          </w:rPr>
-          <w:t>提前3:4–5</w:t>
-        </w:r>
-      </w:hyperlink>
+      <w:r>
+        <w:rPr>
+          <w:lang w:val="zh_TW" w:bidi="zh_TW"/>
+        </w:rPr>
+        <w:t>提前3:4–5</w:t>
+      </w:r>
       <w:r>
         <w:rPr>
           <w:lang w:val="zh_TW" w:bidi="zh_TW"/>
         </w:rPr>
         <w:t>）。一些學者將這處經文視為早期女執事職分發展的例證；另一些學者則將其解釋為非正式的描述，認為非比在一般性的服事角色中表現出色，因此在羅馬教會值得被認可。無論「執事」一詞在此處是技術性術語還是描述性用法，新約中男女服事的模式都遵循耶穌的榜樣——「因為人子來，並不是要受人的服事，乃是要服事人」（</w:t>
       </w:r>
-      <w:hyperlink r:id="rId66">
-        <w:r>
-          <w:rPr>
-            <w:lang w:val="zh_TW" w:bidi="zh_TW"/>
-          </w:rPr>
-          <w:rPr>
-            <w:color w:val="0000EE"/>
-            <w:u w:val="single"/>
-          </w:rPr>
-          <w:t>可10:45</w:t>
-        </w:r>
-      </w:hyperlink>
+      <w:r>
+        <w:rPr>
+          <w:lang w:val="zh_TW" w:bidi="zh_TW"/>
+        </w:rPr>
+        <w:t>可10:45</w:t>
+      </w:r>
       <w:r>
         <w:rPr>
           <w:lang w:val="zh_TW" w:bidi="zh_TW"/>
         </w:rPr>
         <w:t>）。由於女性信徒人數眾多（</w:t>
       </w:r>
-      <w:hyperlink r:id="rId67">
-        <w:r>
-          <w:rPr>
-            <w:lang w:val="zh_TW" w:bidi="zh_TW"/>
-          </w:rPr>
-          <w:rPr>
-            <w:color w:val="0000EE"/>
-            <w:u w:val="single"/>
-          </w:rPr>
-          <w:t>徒5:14，</w:t>
-        </w:r>
-      </w:hyperlink>
-      <w:hyperlink r:id="rId68">
-        <w:r>
-          <w:rPr>
-            <w:lang w:val="zh_TW" w:bidi="zh_TW"/>
-          </w:rPr>
-          <w:rPr>
-            <w:color w:val="0000EE"/>
-            <w:u w:val="single"/>
-          </w:rPr>
-          <w:t>17:4</w:t>
-        </w:r>
-      </w:hyperlink>
+      <w:r>
+        <w:rPr>
+          <w:lang w:val="zh_TW" w:bidi="zh_TW"/>
+        </w:rPr>
+        <w:t>徒5:14，</w:t>
+      </w:r>
+      <w:r>
+        <w:rPr>
+          <w:lang w:val="zh_TW" w:bidi="zh_TW"/>
+        </w:rPr>
+        <w:t>17:4</w:t>
+      </w:r>
       <w:r>
         <w:rPr>
           <w:lang w:val="zh_TW" w:bidi="zh_TW"/>
@@ -2108,18 +1736,12 @@
         </w:rPr>
         <w:t>描述的是一種與權柄相關的權力，這種權柄是由顯赫的地位所確認或衍生出來的。這種權柄並無任何邪惡之處，相反，從道德和屬靈角度來看，它本質上是正確的（</w:t>
       </w:r>
-      <w:hyperlink r:id="rId69">
-        <w:r>
-          <w:rPr>
-            <w:lang w:val="zh_TW" w:bidi="zh_TW"/>
-          </w:rPr>
-          <w:rPr>
-            <w:color w:val="0000EE"/>
-            <w:u w:val="single"/>
-          </w:rPr>
-          <w:t>太21:23</w:t>
-        </w:r>
-      </w:hyperlink>
+      <w:r>
+        <w:rPr>
+          <w:lang w:val="zh_TW" w:bidi="zh_TW"/>
+        </w:rPr>
+        <w:t>太21:23</w:t>
+      </w:r>
       <w:r>
         <w:rPr>
           <w:lang w:val="zh_TW" w:bidi="zh_TW"/>
@@ -2144,36 +1766,24 @@
         </w:rPr>
         <w:t>彌賽亞，神的受膏者的權柄（</w:t>
       </w:r>
-      <w:hyperlink r:id="rId70">
-        <w:r>
-          <w:rPr>
-            <w:lang w:val="zh_TW" w:bidi="zh_TW"/>
-          </w:rPr>
-          <w:rPr>
-            <w:color w:val="0000EE"/>
-            <w:u w:val="single"/>
-          </w:rPr>
-          <w:t>太9:6</w:t>
-        </w:r>
-      </w:hyperlink>
+      <w:r>
+        <w:rPr>
+          <w:lang w:val="zh_TW" w:bidi="zh_TW"/>
+        </w:rPr>
+        <w:t>太9:6</w:t>
+      </w:r>
       <w:r>
         <w:rPr>
           <w:lang w:val="zh_TW" w:bidi="zh_TW"/>
         </w:rPr>
         <w:t>；</w:t>
       </w:r>
-      <w:hyperlink r:id="rId71">
-        <w:r>
-          <w:rPr>
-            <w:lang w:val="zh_TW" w:bidi="zh_TW"/>
-          </w:rPr>
-          <w:rPr>
-            <w:color w:val="0000EE"/>
-            <w:u w:val="single"/>
-          </w:rPr>
-          <w:t>可2:10</w:t>
-        </w:r>
-      </w:hyperlink>
+      <w:r>
+        <w:rPr>
+          <w:lang w:val="zh_TW" w:bidi="zh_TW"/>
+        </w:rPr>
+        <w:t>可2:10</w:t>
+      </w:r>
       <w:r>
         <w:rPr>
           <w:lang w:val="zh_TW" w:bidi="zh_TW"/>
@@ -2198,36 +1808,24 @@
         </w:rPr>
         <w:t>使徒的權柄（</w:t>
       </w:r>
-      <w:hyperlink r:id="rId72">
-        <w:r>
-          <w:rPr>
-            <w:lang w:val="zh_TW" w:bidi="zh_TW"/>
-          </w:rPr>
-          <w:rPr>
-            <w:color w:val="0000EE"/>
-            <w:u w:val="single"/>
-          </w:rPr>
-          <w:t>林後10:8</w:t>
-        </w:r>
-      </w:hyperlink>
+      <w:r>
+        <w:rPr>
+          <w:lang w:val="zh_TW" w:bidi="zh_TW"/>
+        </w:rPr>
+        <w:t>林後10:8</w:t>
+      </w:r>
       <w:r>
         <w:rPr>
           <w:lang w:val="zh_TW" w:bidi="zh_TW"/>
         </w:rPr>
         <w:t>，</w:t>
       </w:r>
-      <w:hyperlink r:id="rId73">
-        <w:r>
-          <w:rPr>
-            <w:lang w:val="zh_TW" w:bidi="zh_TW"/>
-          </w:rPr>
-          <w:rPr>
-            <w:color w:val="0000EE"/>
-            <w:u w:val="single"/>
-          </w:rPr>
-          <w:t>13:10</w:t>
-        </w:r>
-      </w:hyperlink>
+      <w:r>
+        <w:rPr>
+          <w:lang w:val="zh_TW" w:bidi="zh_TW"/>
+        </w:rPr>
+        <w:t>13:10</w:t>
+      </w:r>
       <w:r>
         <w:rPr>
           <w:lang w:val="zh_TW" w:bidi="zh_TW"/>
@@ -2252,36 +1850,24 @@
         </w:rPr>
         <w:t>人類政府的權威（比較</w:t>
       </w:r>
-      <w:hyperlink r:id="rId74">
-        <w:r>
-          <w:rPr>
-            <w:lang w:val="zh_TW" w:bidi="zh_TW"/>
-          </w:rPr>
-          <w:rPr>
-            <w:color w:val="0000EE"/>
-            <w:u w:val="single"/>
-          </w:rPr>
-          <w:t>太8:9</w:t>
-        </w:r>
-      </w:hyperlink>
+      <w:r>
+        <w:rPr>
+          <w:lang w:val="zh_TW" w:bidi="zh_TW"/>
+        </w:rPr>
+        <w:t>太8:9</w:t>
+      </w:r>
       <w:r>
         <w:rPr>
           <w:lang w:val="zh_TW" w:bidi="zh_TW"/>
         </w:rPr>
         <w:t>；</w:t>
       </w:r>
-      <w:hyperlink r:id="rId75">
-        <w:r>
-          <w:rPr>
-            <w:lang w:val="zh_TW" w:bidi="zh_TW"/>
-          </w:rPr>
-          <w:rPr>
-            <w:color w:val="0000EE"/>
-            <w:u w:val="single"/>
-          </w:rPr>
-          <w:t>路20:20</w:t>
-        </w:r>
-      </w:hyperlink>
+      <w:r>
+        <w:rPr>
+          <w:lang w:val="zh_TW" w:bidi="zh_TW"/>
+        </w:rPr>
+        <w:t>路20:20</w:t>
+      </w:r>
       <w:r>
         <w:rPr>
           <w:lang w:val="zh_TW" w:bidi="zh_TW"/>
@@ -2309,144 +1895,96 @@
         </w:rPr>
         <w:t>有幾種意思，但以「命令」、「統治」或「主權」的意義在聖經中出現了12次，其中9次出現在保羅的書信中（</w:t>
       </w:r>
-      <w:hyperlink r:id="rId76">
-        <w:r>
-          <w:rPr>
-            <w:lang w:val="zh_TW" w:bidi="zh_TW"/>
-          </w:rPr>
-          <w:rPr>
-            <w:color w:val="0000EE"/>
-            <w:u w:val="single"/>
-          </w:rPr>
-          <w:t>羅8:38</w:t>
-        </w:r>
-      </w:hyperlink>
+      <w:r>
+        <w:rPr>
+          <w:lang w:val="zh_TW" w:bidi="zh_TW"/>
+        </w:rPr>
+        <w:t>羅8:38</w:t>
+      </w:r>
       <w:r>
         <w:rPr>
           <w:lang w:val="zh_TW" w:bidi="zh_TW"/>
         </w:rPr>
         <w:t>；</w:t>
       </w:r>
-      <w:hyperlink r:id="rId77">
-        <w:r>
-          <w:rPr>
-            <w:lang w:val="zh_TW" w:bidi="zh_TW"/>
-          </w:rPr>
-          <w:rPr>
-            <w:color w:val="0000EE"/>
-            <w:u w:val="single"/>
-          </w:rPr>
-          <w:t>林前15:24</w:t>
-        </w:r>
-      </w:hyperlink>
+      <w:r>
+        <w:rPr>
+          <w:lang w:val="zh_TW" w:bidi="zh_TW"/>
+        </w:rPr>
+        <w:t>林前15:24</w:t>
+      </w:r>
       <w:r>
         <w:rPr>
           <w:lang w:val="zh_TW" w:bidi="zh_TW"/>
         </w:rPr>
         <w:t>；</w:t>
       </w:r>
-      <w:hyperlink r:id="rId78">
-        <w:r>
-          <w:rPr>
-            <w:lang w:val="zh_TW" w:bidi="zh_TW"/>
-          </w:rPr>
-          <w:rPr>
-            <w:color w:val="0000EE"/>
-            <w:u w:val="single"/>
-          </w:rPr>
-          <w:t>弗1:21</w:t>
-        </w:r>
-      </w:hyperlink>
+      <w:r>
+        <w:rPr>
+          <w:lang w:val="zh_TW" w:bidi="zh_TW"/>
+        </w:rPr>
+        <w:t>弗1:21</w:t>
+      </w:r>
       <w:r>
         <w:rPr>
           <w:lang w:val="zh_TW" w:bidi="zh_TW"/>
         </w:rPr>
         <w:t>，</w:t>
       </w:r>
-      <w:hyperlink r:id="rId79">
-        <w:r>
-          <w:rPr>
-            <w:lang w:val="zh_TW" w:bidi="zh_TW"/>
-          </w:rPr>
-          <w:rPr>
-            <w:color w:val="0000EE"/>
-            <w:u w:val="single"/>
-          </w:rPr>
-          <w:t>3:10</w:t>
-        </w:r>
-      </w:hyperlink>
+      <w:r>
+        <w:rPr>
+          <w:lang w:val="zh_TW" w:bidi="zh_TW"/>
+        </w:rPr>
+        <w:t>3:10</w:t>
+      </w:r>
       <w:r>
         <w:rPr>
           <w:lang w:val="zh_TW" w:bidi="zh_TW"/>
         </w:rPr>
         <w:t>，</w:t>
       </w:r>
-      <w:hyperlink r:id="rId80">
-        <w:r>
-          <w:rPr>
-            <w:lang w:val="zh_TW" w:bidi="zh_TW"/>
-          </w:rPr>
-          <w:rPr>
-            <w:color w:val="0000EE"/>
-            <w:u w:val="single"/>
-          </w:rPr>
-          <w:t>6:12</w:t>
-        </w:r>
-      </w:hyperlink>
+      <w:r>
+        <w:rPr>
+          <w:lang w:val="zh_TW" w:bidi="zh_TW"/>
+        </w:rPr>
+        <w:t>6:12</w:t>
+      </w:r>
       <w:r>
         <w:rPr>
           <w:lang w:val="zh_TW" w:bidi="zh_TW"/>
         </w:rPr>
         <w:t>；</w:t>
       </w:r>
-      <w:hyperlink r:id="rId81">
-        <w:r>
-          <w:rPr>
-            <w:lang w:val="zh_TW" w:bidi="zh_TW"/>
-          </w:rPr>
-          <w:rPr>
-            <w:color w:val="0000EE"/>
-            <w:u w:val="single"/>
-          </w:rPr>
-          <w:t>西1:16</w:t>
-        </w:r>
-      </w:hyperlink>
+      <w:r>
+        <w:rPr>
+          <w:lang w:val="zh_TW" w:bidi="zh_TW"/>
+        </w:rPr>
+        <w:t>西1:16</w:t>
+      </w:r>
       <w:r>
         <w:rPr>
           <w:lang w:val="zh_TW" w:bidi="zh_TW"/>
         </w:rPr>
         <w:t>，</w:t>
       </w:r>
-      <w:hyperlink r:id="rId82">
-        <w:r>
-          <w:rPr>
-            <w:lang w:val="zh_TW" w:bidi="zh_TW"/>
-          </w:rPr>
-          <w:rPr>
-            <w:color w:val="0000EE"/>
-            <w:u w:val="single"/>
-          </w:rPr>
-          <w:t>2:10、15</w:t>
-        </w:r>
-      </w:hyperlink>
+      <w:r>
+        <w:rPr>
+          <w:lang w:val="zh_TW" w:bidi="zh_TW"/>
+        </w:rPr>
+        <w:t>2:10、15</w:t>
+      </w:r>
       <w:r>
         <w:rPr>
           <w:lang w:val="zh_TW" w:bidi="zh_TW"/>
         </w:rPr>
         <w:t>；</w:t>
       </w:r>
-      <w:hyperlink r:id="rId83">
-        <w:r>
-          <w:rPr>
-            <w:lang w:val="zh_TW" w:bidi="zh_TW"/>
-          </w:rPr>
-          <w:rPr>
-            <w:color w:val="0000EE"/>
-            <w:u w:val="single"/>
-          </w:rPr>
-          <w:t>多3:1</w:t>
-        </w:r>
-      </w:hyperlink>
+      <w:r>
+        <w:rPr>
+          <w:lang w:val="zh_TW" w:bidi="zh_TW"/>
+        </w:rPr>
+        <w:t>多3:1</w:t>
+      </w:r>
       <w:r>
         <w:rPr>
           <w:lang w:val="zh_TW" w:bidi="zh_TW"/>
@@ -2466,36 +2004,24 @@
         </w:rPr>
         <w:t>，是一個常見的表示力量的詞。它表示實現令人印象深刻的目標的能力或力量（</w:t>
       </w:r>
-      <w:hyperlink r:id="rId84">
-        <w:r>
-          <w:rPr>
-            <w:lang w:val="zh_TW" w:bidi="zh_TW"/>
-          </w:rPr>
-          <w:rPr>
-            <w:color w:val="0000EE"/>
-            <w:u w:val="single"/>
-          </w:rPr>
-          <w:t>太25:15</w:t>
-        </w:r>
-      </w:hyperlink>
+      <w:r>
+        <w:rPr>
+          <w:lang w:val="zh_TW" w:bidi="zh_TW"/>
+        </w:rPr>
+        <w:t>太25:15</w:t>
+      </w:r>
       <w:r>
         <w:rPr>
           <w:lang w:val="zh_TW" w:bidi="zh_TW"/>
         </w:rPr>
         <w:t>；</w:t>
       </w:r>
-      <w:hyperlink r:id="rId85">
-        <w:r>
-          <w:rPr>
-            <w:lang w:val="zh_TW" w:bidi="zh_TW"/>
-          </w:rPr>
-          <w:rPr>
-            <w:color w:val="0000EE"/>
-            <w:u w:val="single"/>
-          </w:rPr>
-          <w:t>徒3:12</w:t>
-        </w:r>
-      </w:hyperlink>
+      <w:r>
+        <w:rPr>
+          <w:lang w:val="zh_TW" w:bidi="zh_TW"/>
+        </w:rPr>
+        <w:t>徒3:12</w:t>
+      </w:r>
       <w:r>
         <w:rPr>
           <w:lang w:val="zh_TW" w:bidi="zh_TW"/>
@@ -2634,54 +2160,36 @@
         </w:rPr>
         <w:t>保羅給耶穌一個超乎萬名之上的名，他是要表明基督對所有受造之物的至高主權，無論受造之物是善還是惡（</w:t>
       </w:r>
-      <w:hyperlink r:id="rId86">
-        <w:r>
-          <w:rPr>
-            <w:lang w:val="zh_TW" w:bidi="zh_TW"/>
-          </w:rPr>
-          <w:rPr>
-            <w:color w:val="0000EE"/>
-            <w:u w:val="single"/>
-          </w:rPr>
-          <w:t>羅14:11</w:t>
-        </w:r>
-      </w:hyperlink>
+      <w:r>
+        <w:rPr>
+          <w:lang w:val="zh_TW" w:bidi="zh_TW"/>
+        </w:rPr>
+        <w:t>羅14:11</w:t>
+      </w:r>
       <w:r>
         <w:rPr>
           <w:lang w:val="zh_TW" w:bidi="zh_TW"/>
         </w:rPr>
         <w:t>；</w:t>
       </w:r>
-      <w:hyperlink r:id="rId87">
-        <w:r>
-          <w:rPr>
-            <w:lang w:val="zh_TW" w:bidi="zh_TW"/>
-          </w:rPr>
-          <w:rPr>
-            <w:color w:val="0000EE"/>
-            <w:u w:val="single"/>
-          </w:rPr>
-          <w:t>腓2:10</w:t>
-        </w:r>
-      </w:hyperlink>
+      <w:r>
+        <w:rPr>
+          <w:lang w:val="zh_TW" w:bidi="zh_TW"/>
+        </w:rPr>
+        <w:t>腓2:10</w:t>
+      </w:r>
       <w:r>
         <w:rPr>
           <w:lang w:val="zh_TW" w:bidi="zh_TW"/>
         </w:rPr>
         <w:t>）。作為他們的創造主，天上的天使軍隊是祂的臣民，承認祂為宇宙的主。這一確認對歌羅西的信徒來說很重要，因為他們對神的理解顯然被不符合聖經的推測所玷污（</w:t>
       </w:r>
-      <w:hyperlink r:id="rId88">
-        <w:r>
-          <w:rPr>
-            <w:lang w:val="zh_TW" w:bidi="zh_TW"/>
-          </w:rPr>
-          <w:rPr>
-            <w:color w:val="0000EE"/>
-            <w:u w:val="single"/>
-          </w:rPr>
-          <w:t>西2:8</w:t>
-        </w:r>
-      </w:hyperlink>
+      <w:r>
+        <w:rPr>
+          <w:lang w:val="zh_TW" w:bidi="zh_TW"/>
+        </w:rPr>
+        <w:t>西2:8</w:t>
+      </w:r>
       <w:r>
         <w:rPr>
           <w:lang w:val="zh_TW" w:bidi="zh_TW"/>
@@ -4756,36 +4264,24 @@
         </w:rPr>
         <w:t>刺草可能在</w:t>
       </w:r>
-      <w:hyperlink r:id="rId89">
-        <w:r>
-          <w:rPr>
-            <w:lang w:val="zh_TW" w:bidi="zh_TW"/>
-          </w:rPr>
-          <w:rPr>
-            <w:color w:val="0000EE"/>
-            <w:u w:val="single"/>
-          </w:rPr>
-          <w:t>約伯記三十章7節</w:t>
-        </w:r>
-      </w:hyperlink>
+      <w:r>
+        <w:rPr>
+          <w:lang w:val="zh_TW" w:bidi="zh_TW"/>
+        </w:rPr>
+        <w:t>約伯記三十章7節</w:t>
+      </w:r>
       <w:r>
         <w:rPr>
           <w:lang w:val="zh_TW" w:bidi="zh_TW"/>
         </w:rPr>
         <w:t>和</w:t>
       </w:r>
-      <w:hyperlink r:id="rId90">
-        <w:r>
-          <w:rPr>
-            <w:lang w:val="zh_TW" w:bidi="zh_TW"/>
-          </w:rPr>
-          <w:rPr>
-            <w:color w:val="0000EE"/>
-            <w:u w:val="single"/>
-          </w:rPr>
-          <w:t>西番雅書二章9節</w:t>
-        </w:r>
-      </w:hyperlink>
+      <w:r>
+        <w:rPr>
+          <w:lang w:val="zh_TW" w:bidi="zh_TW"/>
+        </w:rPr>
+        <w:t>西番雅書二章9節</w:t>
+      </w:r>
       <w:r>
         <w:rPr>
           <w:lang w:val="zh_TW" w:bidi="zh_TW"/>
@@ -4831,36 +4327,24 @@
           <w:lang w:val="zh_TW" w:bidi="zh_TW"/>
         </w:rPr>
       </w:r>
-      <w:hyperlink r:id="rId91">
-        <w:r>
-          <w:rPr>
-            <w:lang w:val="zh_TW" w:bidi="zh_TW"/>
-          </w:rPr>
-          <w:rPr>
-            <w:color w:val="0000EE"/>
-            <w:u w:val="single"/>
-          </w:rPr>
-          <w:t>列王紀下二章8節</w:t>
-        </w:r>
-      </w:hyperlink>
+      <w:r>
+        <w:rPr>
+          <w:lang w:val="zh_TW" w:bidi="zh_TW"/>
+        </w:rPr>
+        <w:t>列王紀下二章8節</w:t>
+      </w:r>
       <w:r>
         <w:rPr>
           <w:lang w:val="zh_TW" w:bidi="zh_TW"/>
         </w:rPr>
         <w:t>中提到的黎巴嫩的木材可能是杜松。不過，一些譯者認為，檀香木（algum和almug）是同一種樹的希伯來文異文（見</w:t>
       </w:r>
-      <w:hyperlink r:id="rId91">
-        <w:r>
-          <w:rPr>
-            <w:lang w:val="zh_TW" w:bidi="zh_TW"/>
-          </w:rPr>
-          <w:rPr>
-            <w:color w:val="0000EE"/>
-            <w:u w:val="single"/>
-          </w:rPr>
-          <w:t>代下2:8</w:t>
-        </w:r>
-      </w:hyperlink>
+      <w:r>
+        <w:rPr>
+          <w:lang w:val="zh_TW" w:bidi="zh_TW"/>
+        </w:rPr>
+        <w:t>代下2:8</w:t>
+      </w:r>
       <w:r>
         <w:rPr>
           <w:lang w:val="zh_TW" w:bidi="zh_TW"/>
@@ -4920,18 +4404,12 @@
         </w:rPr>
         <w:t>杏樹是一種類似桃樹的樹，葉片呈鋸齒狀，樹皮為灰色，高度可達10到25英尺（3到7.6公尺）。每年很早開花；其希伯來名字的字根是「警醒」。對猶太人來說，它是春天來臨的預兆（</w:t>
       </w:r>
-      <w:hyperlink r:id="rId92">
-        <w:r>
-          <w:rPr>
-            <w:lang w:val="zh_TW" w:bidi="zh_TW"/>
-          </w:rPr>
-          <w:rPr>
-            <w:color w:val="0000EE"/>
-            <w:u w:val="single"/>
-          </w:rPr>
-          <w:t>耶1:11</w:t>
-        </w:r>
-      </w:hyperlink>
+      <w:r>
+        <w:rPr>
+          <w:lang w:val="zh_TW" w:bidi="zh_TW"/>
+        </w:rPr>
+        <w:t>耶1:11</w:t>
+      </w:r>
       <w:r>
         <w:rPr>
           <w:lang w:val="zh_TW" w:bidi="zh_TW"/>
@@ -4983,36 +4461,24 @@
         </w:rPr>
         <w:t>所羅門王進口的珍貴木材，用於製作聖殿的柱子以及製作豎琴和瑟（</w:t>
       </w:r>
-      <w:hyperlink r:id="rId93">
-        <w:r>
-          <w:rPr>
-            <w:lang w:val="zh_TW" w:bidi="zh_TW"/>
-          </w:rPr>
-          <w:rPr>
-            <w:color w:val="0000EE"/>
-            <w:u w:val="single"/>
-          </w:rPr>
-          <w:t>王上10:11–12</w:t>
-        </w:r>
-      </w:hyperlink>
+      <w:r>
+        <w:rPr>
+          <w:lang w:val="zh_TW" w:bidi="zh_TW"/>
+        </w:rPr>
+        <w:t>王上10:11–12</w:t>
+      </w:r>
       <w:r>
         <w:rPr>
           <w:lang w:val="zh_TW" w:bidi="zh_TW"/>
         </w:rPr>
         <w:t>）。這些木材由海路從俄斐運至以旬迦別，靠近以拉他。現代學者推測俄斐可能位於阿拉伯、印度或東非的莫桑比克附近。</w:t>
       </w:r>
-      <w:hyperlink r:id="rId91">
-        <w:r>
-          <w:rPr>
-            <w:lang w:val="zh_TW" w:bidi="zh_TW"/>
-          </w:rPr>
-          <w:rPr>
-            <w:color w:val="0000EE"/>
-            <w:u w:val="single"/>
-          </w:rPr>
-          <w:t>歷代志下二章8節</w:t>
-        </w:r>
-      </w:hyperlink>
+      <w:r>
+        <w:rPr>
+          <w:lang w:val="zh_TW" w:bidi="zh_TW"/>
+        </w:rPr>
+        <w:t>歷代志下二章8節</w:t>
+      </w:r>
       <w:r>
         <w:rPr>
           <w:lang w:val="zh_TW" w:bidi="zh_TW"/>
@@ -5064,72 +4530,48 @@
         </w:rPr>
         <w:t>沉香是主要分布於非洲的百合科植物，有些種類可提供藥物及纖維。沉香是一種芳香物質，聖經中與沒藥、香膏及其它芳香植物並列（</w:t>
       </w:r>
-      <w:hyperlink r:id="rId94">
-        <w:r>
-          <w:rPr>
-            <w:lang w:val="zh_TW" w:bidi="zh_TW"/>
-          </w:rPr>
-          <w:rPr>
-            <w:color w:val="0000EE"/>
-            <w:u w:val="single"/>
-          </w:rPr>
-          <w:t>詩45:8</w:t>
-        </w:r>
-      </w:hyperlink>
+      <w:r>
+        <w:rPr>
+          <w:lang w:val="zh_TW" w:bidi="zh_TW"/>
+        </w:rPr>
+        <w:t>詩45:8</w:t>
+      </w:r>
       <w:r>
         <w:rPr>
           <w:lang w:val="zh_TW" w:bidi="zh_TW"/>
         </w:rPr>
         <w:t>；</w:t>
       </w:r>
-      <w:hyperlink r:id="rId95">
-        <w:r>
-          <w:rPr>
-            <w:lang w:val="zh_TW" w:bidi="zh_TW"/>
-          </w:rPr>
-          <w:rPr>
-            <w:color w:val="0000EE"/>
-            <w:u w:val="single"/>
-          </w:rPr>
-          <w:t>箴7:17</w:t>
-        </w:r>
-      </w:hyperlink>
+      <w:r>
+        <w:rPr>
+          <w:lang w:val="zh_TW" w:bidi="zh_TW"/>
+        </w:rPr>
+        <w:t>箴7:17</w:t>
+      </w:r>
       <w:r>
         <w:rPr>
           <w:lang w:val="zh_TW" w:bidi="zh_TW"/>
         </w:rPr>
         <w:t>；</w:t>
       </w:r>
-      <w:hyperlink r:id="rId96">
-        <w:r>
-          <w:rPr>
-            <w:lang w:val="zh_TW" w:bidi="zh_TW"/>
-          </w:rPr>
-          <w:rPr>
-            <w:color w:val="0000EE"/>
-            <w:u w:val="single"/>
-          </w:rPr>
-          <w:t>歌4:14</w:t>
-        </w:r>
-      </w:hyperlink>
+      <w:r>
+        <w:rPr>
+          <w:lang w:val="zh_TW" w:bidi="zh_TW"/>
+        </w:rPr>
+        <w:t>歌4:14</w:t>
+      </w:r>
       <w:r>
         <w:rPr>
           <w:lang w:val="zh_TW" w:bidi="zh_TW"/>
         </w:rPr>
         <w:t>；</w:t>
       </w:r>
-      <w:hyperlink r:id="rId97">
-        <w:r>
-          <w:rPr>
-            <w:lang w:val="zh_TW" w:bidi="zh_TW"/>
-          </w:rPr>
-          <w:rPr>
-            <w:color w:val="0000EE"/>
-            <w:u w:val="single"/>
-          </w:rPr>
-          <w:t>約19:39</w:t>
-        </w:r>
-      </w:hyperlink>
+      <w:r>
+        <w:rPr>
+          <w:lang w:val="zh_TW" w:bidi="zh_TW"/>
+        </w:rPr>
+        <w:t>約19:39</w:t>
+      </w:r>
       <w:r>
         <w:rPr>
           <w:lang w:val="zh_TW" w:bidi="zh_TW"/>
@@ -5157,18 +4599,12 @@
           <w:lang w:val="zh_TW" w:bidi="zh_TW"/>
         </w:rPr>
       </w:r>
-      <w:hyperlink r:id="rId97">
-        <w:r>
-          <w:rPr>
-            <w:lang w:val="zh_TW" w:bidi="zh_TW"/>
-          </w:rPr>
-          <w:rPr>
-            <w:color w:val="0000EE"/>
-            <w:u w:val="single"/>
-          </w:rPr>
-          <w:t>約翰福音十九章39節</w:t>
-        </w:r>
-      </w:hyperlink>
+      <w:r>
+        <w:rPr>
+          <w:lang w:val="zh_TW" w:bidi="zh_TW"/>
+        </w:rPr>
+        <w:t>約翰福音十九章39節</w:t>
+      </w:r>
       <w:r>
         <w:rPr>
           <w:lang w:val="zh_TW" w:bidi="zh_TW"/>
@@ -5220,60 +4656,36 @@
         </w:rPr>
         <w:t>希伯來文單詞tappuach所指的水果（</w:t>
       </w:r>
-      <w:hyperlink r:id="rId98">
-        <w:r>
-          <w:rPr>
-            <w:lang w:val="zh_TW" w:bidi="zh_TW"/>
-          </w:rPr>
-          <w:rPr>
-            <w:color w:val="0000EE"/>
-            <w:u w:val="single"/>
-          </w:rPr>
-          <w:t>箴25:11</w:t>
-        </w:r>
-      </w:hyperlink>
+      <w:r>
+        <w:rPr>
+          <w:lang w:val="zh_TW" w:bidi="zh_TW"/>
+        </w:rPr>
+        <w:t>箴25:11</w:t>
+      </w:r>
       <w:r>
         <w:rPr>
           <w:lang w:val="zh_TW" w:bidi="zh_TW"/>
         </w:rPr>
         <w:t>；</w:t>
       </w:r>
-      <w:hyperlink r:id="rId99">
-        <w:r>
-          <w:rPr>
-            <w:lang w:val="zh_TW" w:bidi="zh_TW"/>
-          </w:rPr>
-          <w:rPr>
-            <w:color w:val="0000EE"/>
-            <w:u w:val="single"/>
-          </w:rPr>
-          <w:t>歌2:3、5，</w:t>
-        </w:r>
-      </w:hyperlink>
-      <w:hyperlink r:id="rId100">
-        <w:r>
-          <w:rPr>
-            <w:lang w:val="zh_TW" w:bidi="zh_TW"/>
-          </w:rPr>
-          <w:rPr>
-            <w:color w:val="0000EE"/>
-            <w:u w:val="single"/>
-          </w:rPr>
-          <w:t>7:8，</w:t>
-        </w:r>
-      </w:hyperlink>
-      <w:hyperlink r:id="rId101">
-        <w:r>
-          <w:rPr>
-            <w:lang w:val="zh_TW" w:bidi="zh_TW"/>
-          </w:rPr>
-          <w:rPr>
-            <w:color w:val="0000EE"/>
-            <w:u w:val="single"/>
-          </w:rPr>
-          <w:t>8:5</w:t>
-        </w:r>
-      </w:hyperlink>
+      <w:r>
+        <w:rPr>
+          <w:lang w:val="zh_TW" w:bidi="zh_TW"/>
+        </w:rPr>
+        <w:t>歌2:3、5，</w:t>
+      </w:r>
+      <w:r>
+        <w:rPr>
+          <w:lang w:val="zh_TW" w:bidi="zh_TW"/>
+        </w:rPr>
+        <w:t>7:8，</w:t>
+      </w:r>
+      <w:r>
+        <w:rPr>
+          <w:lang w:val="zh_TW" w:bidi="zh_TW"/>
+        </w:rPr>
+        <w:t>8:5</w:t>
+      </w:r>
       <w:r>
         <w:rPr>
           <w:lang w:val="zh_TW" w:bidi="zh_TW"/>
@@ -5359,66 +4771,36 @@
         </w:rPr>
         <w:t>希伯來文tappuach是否指杏桃，仍然存在爭議。杏桃樹產生黃橙色、類似桃子的可食用果子，原產於西亞和非洲。它在聖地極為常見，可能自早期聖經時代以來即如此。此樹為圓形樹冠、紅色樹皮，高達30英尺（9.1公尺）。大多數譯本將此希伯來文譯為「蘋果」，但許多學者根據聖經經文中的描述，認為它是杏桃（見</w:t>
       </w:r>
-      <w:hyperlink r:id="rId98">
-        <w:r>
-          <w:rPr>
-            <w:lang w:val="zh_TW" w:bidi="zh_TW"/>
-          </w:rPr>
-          <w:rPr>
-            <w:color w:val="0000EE"/>
-            <w:u w:val="single"/>
-          </w:rPr>
-          <w:t>箴25:11；</w:t>
-        </w:r>
-      </w:hyperlink>
-      <w:hyperlink r:id="rId99">
-        <w:r>
-          <w:rPr>
-            <w:lang w:val="zh_TW" w:bidi="zh_TW"/>
-          </w:rPr>
-          <w:rPr>
-            <w:color w:val="0000EE"/>
-            <w:u w:val="single"/>
-          </w:rPr>
-          <w:t>歌2:3、5，</w:t>
-        </w:r>
-      </w:hyperlink>
-      <w:hyperlink r:id="rId100">
-        <w:r>
-          <w:rPr>
-            <w:lang w:val="zh_TW" w:bidi="zh_TW"/>
-          </w:rPr>
-          <w:rPr>
-            <w:color w:val="0000EE"/>
-            <w:u w:val="single"/>
-          </w:rPr>
-          <w:t>7:8，</w:t>
-        </w:r>
-      </w:hyperlink>
-      <w:hyperlink r:id="rId101">
-        <w:r>
-          <w:rPr>
-            <w:lang w:val="zh_TW" w:bidi="zh_TW"/>
-          </w:rPr>
-          <w:rPr>
-            <w:color w:val="0000EE"/>
-            <w:u w:val="single"/>
-          </w:rPr>
-          <w:t>8:5；</w:t>
-        </w:r>
-      </w:hyperlink>
-      <w:hyperlink r:id="rId102">
-        <w:r>
-          <w:rPr>
-            <w:lang w:val="zh_TW" w:bidi="zh_TW"/>
-          </w:rPr>
-          <w:rPr>
-            <w:color w:val="0000EE"/>
-            <w:u w:val="single"/>
-          </w:rPr>
-          <w:t>珥1:12</w:t>
-        </w:r>
-      </w:hyperlink>
+      <w:r>
+        <w:rPr>
+          <w:lang w:val="zh_TW" w:bidi="zh_TW"/>
+        </w:rPr>
+        <w:t>箴25:11；</w:t>
+      </w:r>
+      <w:r>
+        <w:rPr>
+          <w:lang w:val="zh_TW" w:bidi="zh_TW"/>
+        </w:rPr>
+        <w:t>歌2:3、5，</w:t>
+      </w:r>
+      <w:r>
+        <w:rPr>
+          <w:lang w:val="zh_TW" w:bidi="zh_TW"/>
+        </w:rPr>
+        <w:t>7:8，</w:t>
+      </w:r>
+      <w:r>
+        <w:rPr>
+          <w:lang w:val="zh_TW" w:bidi="zh_TW"/>
+        </w:rPr>
+        <w:t>8:5；</w:t>
+      </w:r>
+      <w:r>
+        <w:rPr>
+          <w:lang w:val="zh_TW" w:bidi="zh_TW"/>
+        </w:rPr>
+        <w:t>珥1:12</w:t>
+      </w:r>
       <w:r>
         <w:rPr>
           <w:lang w:val="zh_TW" w:bidi="zh_TW"/>
@@ -5545,18 +4927,12 @@
         </w:rPr>
         <w:t>，高度從15到50英尺（4.6到15.2米）不等，所結的果子類似於其它白蠟樹的果子。</w:t>
       </w:r>
-      <w:hyperlink r:id="rId103">
-        <w:r>
-          <w:rPr>
-            <w:lang w:val="zh_TW" w:bidi="zh_TW"/>
-          </w:rPr>
-          <w:rPr>
-            <w:color w:val="0000EE"/>
-            <w:u w:val="single"/>
-          </w:rPr>
-          <w:t>以賽亞書四十四章14節</w:t>
-        </w:r>
-      </w:hyperlink>
+      <w:r>
+        <w:rPr>
+          <w:lang w:val="zh_TW" w:bidi="zh_TW"/>
+        </w:rPr>
+        <w:t>以賽亞書四十四章14節</w:t>
+      </w:r>
       <w:r>
         <w:rPr>
           <w:lang w:val="zh_TW" w:bidi="zh_TW"/>
@@ -5653,72 +5029,48 @@
         </w:rPr>
         <w:t>一種由熱帶樹木或灌木分泌出的油性芳香樹脂，具有藥用價值；此類樹木或灌木生產此物質。在</w:t>
       </w:r>
-      <w:hyperlink r:id="rId104">
-        <w:r>
-          <w:rPr>
-            <w:lang w:val="zh_TW" w:bidi="zh_TW"/>
-          </w:rPr>
-          <w:rPr>
-            <w:color w:val="0000EE"/>
-            <w:u w:val="single"/>
-          </w:rPr>
-          <w:t>創世記三十七章25節</w:t>
-        </w:r>
-      </w:hyperlink>
+      <w:r>
+        <w:rPr>
+          <w:lang w:val="zh_TW" w:bidi="zh_TW"/>
+        </w:rPr>
+        <w:t>創世記三十七章25節</w:t>
+      </w:r>
       <w:r>
         <w:rPr>
           <w:lang w:val="zh_TW" w:bidi="zh_TW"/>
         </w:rPr>
         <w:t>、</w:t>
       </w:r>
-      <w:hyperlink r:id="rId105">
-        <w:r>
-          <w:rPr>
-            <w:lang w:val="zh_TW" w:bidi="zh_TW"/>
-          </w:rPr>
-          <w:rPr>
-            <w:color w:val="0000EE"/>
-            <w:u w:val="single"/>
-          </w:rPr>
-          <w:t>耶利米書八章22節</w:t>
-        </w:r>
-      </w:hyperlink>
+      <w:r>
+        <w:rPr>
+          <w:lang w:val="zh_TW" w:bidi="zh_TW"/>
+        </w:rPr>
+        <w:t>耶利米書八章22節</w:t>
+      </w:r>
       <w:r>
         <w:rPr>
           <w:lang w:val="zh_TW" w:bidi="zh_TW"/>
         </w:rPr>
         <w:t>、</w:t>
       </w:r>
-      <w:hyperlink r:id="rId106">
-        <w:r>
-          <w:rPr>
-            <w:lang w:val="zh_TW" w:bidi="zh_TW"/>
-          </w:rPr>
-          <w:rPr>
-            <w:color w:val="0000EE"/>
-            <w:u w:val="single"/>
-          </w:rPr>
-          <w:t>四十六章11節</w:t>
-        </w:r>
-      </w:hyperlink>
+      <w:r>
+        <w:rPr>
+          <w:lang w:val="zh_TW" w:bidi="zh_TW"/>
+        </w:rPr>
+        <w:t>四十六章11節</w:t>
+      </w:r>
       <w:r>
         <w:rPr>
           <w:lang w:val="zh_TW" w:bidi="zh_TW"/>
         </w:rPr>
         <w:t>和</w:t>
       </w:r>
-      <w:hyperlink r:id="rId107">
-        <w:r>
-          <w:rPr>
-            <w:lang w:val="zh_TW" w:bidi="zh_TW"/>
-          </w:rPr>
-          <w:rPr>
-            <w:color w:val="0000EE"/>
-            <w:u w:val="single"/>
-          </w:rPr>
-          <w:t>五十一章8節</w:t>
-        </w:r>
-      </w:hyperlink>
+      <w:r>
+        <w:rPr>
+          <w:lang w:val="zh_TW" w:bidi="zh_TW"/>
+        </w:rPr>
+        <w:t>五十一章8節</w:t>
+      </w:r>
       <w:r>
         <w:rPr>
           <w:lang w:val="zh_TW" w:bidi="zh_TW"/>
@@ -5765,18 +5117,12 @@
         </w:rPr>
         <w:t>乳香樹（lentisk or mastic tree）原產於聖地，而</w:t>
       </w:r>
-      <w:hyperlink r:id="rId108">
-        <w:r>
-          <w:rPr>
-            <w:lang w:val="zh_TW" w:bidi="zh_TW"/>
-          </w:rPr>
-          <w:rPr>
-            <w:color w:val="0000EE"/>
-            <w:u w:val="single"/>
-          </w:rPr>
-          <w:t>創世記四十三章11節</w:t>
-        </w:r>
-      </w:hyperlink>
+      <w:r>
+        <w:rPr>
+          <w:lang w:val="zh_TW" w:bidi="zh_TW"/>
+        </w:rPr>
+        <w:t>創世記四十三章11節</w:t>
+      </w:r>
       <w:r>
         <w:rPr>
           <w:lang w:val="zh_TW" w:bidi="zh_TW"/>
@@ -5797,90 +5143,60 @@
         </w:rPr>
         <w:t>在</w:t>
       </w:r>
-      <w:hyperlink r:id="rId109">
-        <w:r>
-          <w:rPr>
-            <w:lang w:val="zh_TW" w:bidi="zh_TW"/>
-          </w:rPr>
-          <w:rPr>
-            <w:color w:val="0000EE"/>
-            <w:u w:val="single"/>
-          </w:rPr>
-          <w:t>列王紀上十章10節</w:t>
-        </w:r>
-      </w:hyperlink>
+      <w:r>
+        <w:rPr>
+          <w:lang w:val="zh_TW" w:bidi="zh_TW"/>
+        </w:rPr>
+        <w:t>列王紀上十章10節</w:t>
+      </w:r>
       <w:r>
         <w:rPr>
           <w:lang w:val="zh_TW" w:bidi="zh_TW"/>
         </w:rPr>
         <w:t>、</w:t>
       </w:r>
-      <w:hyperlink r:id="rId110">
-        <w:r>
-          <w:rPr>
-            <w:lang w:val="zh_TW" w:bidi="zh_TW"/>
-          </w:rPr>
-          <w:rPr>
-            <w:color w:val="0000EE"/>
-            <w:u w:val="single"/>
-          </w:rPr>
-          <w:t>列王紀下二十章13節</w:t>
-        </w:r>
-      </w:hyperlink>
+      <w:r>
+        <w:rPr>
+          <w:lang w:val="zh_TW" w:bidi="zh_TW"/>
+        </w:rPr>
+        <w:t>列王紀下二十章13節</w:t>
+      </w:r>
       <w:r>
         <w:rPr>
           <w:lang w:val="zh_TW" w:bidi="zh_TW"/>
         </w:rPr>
         <w:t>、</w:t>
       </w:r>
-      <w:hyperlink r:id="rId111">
-        <w:r>
-          <w:rPr>
-            <w:lang w:val="zh_TW" w:bidi="zh_TW"/>
-          </w:rPr>
-          <w:rPr>
-            <w:color w:val="0000EE"/>
-            <w:u w:val="single"/>
-          </w:rPr>
-          <w:t>雅歌三章6節</w:t>
-        </w:r>
-      </w:hyperlink>
+      <w:r>
+        <w:rPr>
+          <w:lang w:val="zh_TW" w:bidi="zh_TW"/>
+        </w:rPr>
+        <w:t>雅歌三章6節</w:t>
+      </w:r>
       <w:r>
         <w:rPr>
           <w:lang w:val="zh_TW" w:bidi="zh_TW"/>
         </w:rPr>
         <w:t>、</w:t>
       </w:r>
-      <w:hyperlink r:id="rId112">
-        <w:r>
-          <w:rPr>
-            <w:lang w:val="zh_TW" w:bidi="zh_TW"/>
-          </w:rPr>
-          <w:rPr>
-            <w:color w:val="0000EE"/>
-            <w:u w:val="single"/>
-          </w:rPr>
-          <w:t>以賽亞書三十九章2節</w:t>
-        </w:r>
-      </w:hyperlink>
+      <w:r>
+        <w:rPr>
+          <w:lang w:val="zh_TW" w:bidi="zh_TW"/>
+        </w:rPr>
+        <w:t>以賽亞書三十九章2節</w:t>
+      </w:r>
       <w:r>
         <w:rPr>
           <w:lang w:val="zh_TW" w:bidi="zh_TW"/>
         </w:rPr>
         <w:t>和</w:t>
       </w:r>
-      <w:hyperlink r:id="rId113">
-        <w:r>
-          <w:rPr>
-            <w:lang w:val="zh_TW" w:bidi="zh_TW"/>
-          </w:rPr>
-          <w:rPr>
-            <w:color w:val="0000EE"/>
-            <w:u w:val="single"/>
-          </w:rPr>
-          <w:t>以西結書二十七章17節</w:t>
-        </w:r>
-      </w:hyperlink>
+      <w:r>
+        <w:rPr>
+          <w:lang w:val="zh_TW" w:bidi="zh_TW"/>
+        </w:rPr>
+        <w:t>以西結書二十七章17節</w:t>
+      </w:r>
       <w:r>
         <w:rPr>
           <w:lang w:val="zh_TW" w:bidi="zh_TW"/>
@@ -6006,36 +5322,24 @@
         </w:rPr>
         <w:t>自古以來就被種植在全世界的溫帶地區，如今依然是主要的穀物食物之一。大麥和小麥是埃及和聖地的兩種主要穀物作物。由於價格較低，大麥主要用於飼養牲畜，儘管它也可以單獨使用或與小麥和其它種子混合作為人類的食物（</w:t>
       </w:r>
-      <w:hyperlink r:id="rId114">
-        <w:r>
-          <w:rPr>
-            <w:lang w:val="zh_TW" w:bidi="zh_TW"/>
-          </w:rPr>
-          <w:rPr>
-            <w:color w:val="0000EE"/>
-            <w:u w:val="single"/>
-          </w:rPr>
-          <w:t>結4:9–12</w:t>
-        </w:r>
-      </w:hyperlink>
+      <w:r>
+        <w:rPr>
+          <w:lang w:val="zh_TW" w:bidi="zh_TW"/>
+        </w:rPr>
+        <w:t>結4:9–12</w:t>
+      </w:r>
       <w:r>
         <w:rPr>
           <w:lang w:val="zh_TW" w:bidi="zh_TW"/>
         </w:rPr>
         <w:t>）。聖經超過30次提到大麥，或描述為田中生長的植物，或指其製品，如大麥粉、大麥餅。作為窮人的常見食物，大麥被視為貧窮與廉價或低價值的象徵（</w:t>
       </w:r>
-      <w:hyperlink r:id="rId115">
-        <w:r>
-          <w:rPr>
-            <w:lang w:val="zh_TW" w:bidi="zh_TW"/>
-          </w:rPr>
-          <w:rPr>
-            <w:color w:val="0000EE"/>
-            <w:u w:val="single"/>
-          </w:rPr>
-          <w:t>何3:2</w:t>
-        </w:r>
-      </w:hyperlink>
+      <w:r>
+        <w:rPr>
+          <w:lang w:val="zh_TW" w:bidi="zh_TW"/>
+        </w:rPr>
+        <w:t>何3:2</w:t>
+      </w:r>
       <w:r>
         <w:rPr>
           <w:lang w:val="zh_TW" w:bidi="zh_TW"/>
@@ -6087,36 +5391,24 @@
         </w:rPr>
         <w:t>樹木生產。</w:t>
       </w:r>
-      <w:hyperlink r:id="rId116">
-        <w:r>
-          <w:rPr>
-            <w:lang w:val="zh_TW" w:bidi="zh_TW"/>
-          </w:rPr>
-          <w:rPr>
-            <w:color w:val="0000EE"/>
-            <w:u w:val="single"/>
-          </w:rPr>
-          <w:t>創世記二章12節</w:t>
-        </w:r>
-      </w:hyperlink>
+      <w:r>
+        <w:rPr>
+          <w:lang w:val="zh_TW" w:bidi="zh_TW"/>
+        </w:rPr>
+        <w:t>創世記二章12節</w:t>
+      </w:r>
       <w:r>
         <w:rPr>
           <w:lang w:val="zh_TW" w:bidi="zh_TW"/>
         </w:rPr>
         <w:t>和</w:t>
       </w:r>
-      <w:hyperlink r:id="rId117">
-        <w:r>
-          <w:rPr>
-            <w:lang w:val="zh_TW" w:bidi="zh_TW"/>
-          </w:rPr>
-          <w:rPr>
-            <w:color w:val="0000EE"/>
-            <w:u w:val="single"/>
-          </w:rPr>
-          <w:t>民數記十一章7節</w:t>
-        </w:r>
-      </w:hyperlink>
+      <w:r>
+        <w:rPr>
+          <w:lang w:val="zh_TW" w:bidi="zh_TW"/>
+        </w:rPr>
+        <w:t>民數記十一章7節</w:t>
+      </w:r>
       <w:r>
         <w:rPr>
           <w:lang w:val="zh_TW" w:bidi="zh_TW"/>
@@ -6162,36 +5454,24 @@
           <w:lang w:val="zh_TW" w:bidi="zh_TW"/>
         </w:rPr>
       </w:r>
-      <w:hyperlink r:id="rId118">
-        <w:r>
-          <w:rPr>
-            <w:lang w:val="zh_TW" w:bidi="zh_TW"/>
-          </w:rPr>
-          <w:rPr>
-            <w:color w:val="0000EE"/>
-            <w:u w:val="single"/>
-          </w:rPr>
-          <w:t>撒母耳記下十七章27至28節</w:t>
-        </w:r>
-      </w:hyperlink>
+      <w:r>
+        <w:rPr>
+          <w:lang w:val="zh_TW" w:bidi="zh_TW"/>
+        </w:rPr>
+        <w:t>撒母耳記下十七章27至28節</w:t>
+      </w:r>
       <w:r>
         <w:rPr>
           <w:lang w:val="zh_TW" w:bidi="zh_TW"/>
         </w:rPr>
         <w:t>和</w:t>
       </w:r>
-      <w:hyperlink r:id="rId119">
-        <w:r>
-          <w:rPr>
-            <w:lang w:val="zh_TW" w:bidi="zh_TW"/>
-          </w:rPr>
-          <w:rPr>
-            <w:color w:val="0000EE"/>
-            <w:u w:val="single"/>
-          </w:rPr>
-          <w:t>以西結書四章9節</w:t>
-        </w:r>
-      </w:hyperlink>
+      <w:r>
+        <w:rPr>
+          <w:lang w:val="zh_TW" w:bidi="zh_TW"/>
+        </w:rPr>
+        <w:t>以西結書四章9節</w:t>
+      </w:r>
       <w:r>
         <w:rPr>
           <w:lang w:val="zh_TW" w:bidi="zh_TW"/>
@@ -6230,36 +5510,24 @@
         </w:rPr>
         <w:t>「苦菜」在</w:t>
       </w:r>
-      <w:hyperlink r:id="rId120">
-        <w:r>
-          <w:rPr>
-            <w:lang w:val="zh_TW" w:bidi="zh_TW"/>
-          </w:rPr>
-          <w:rPr>
-            <w:color w:val="0000EE"/>
-            <w:u w:val="single"/>
-          </w:rPr>
-          <w:t>出埃及記十二章8節</w:t>
-        </w:r>
-      </w:hyperlink>
+      <w:r>
+        <w:rPr>
+          <w:lang w:val="zh_TW" w:bidi="zh_TW"/>
+        </w:rPr>
+        <w:t>出埃及記十二章8節</w:t>
+      </w:r>
       <w:r>
         <w:rPr>
           <w:lang w:val="zh_TW" w:bidi="zh_TW"/>
         </w:rPr>
         <w:t>和</w:t>
       </w:r>
-      <w:hyperlink r:id="rId121">
-        <w:r>
-          <w:rPr>
-            <w:lang w:val="zh_TW" w:bidi="zh_TW"/>
-          </w:rPr>
-          <w:rPr>
-            <w:color w:val="0000EE"/>
-            <w:u w:val="single"/>
-          </w:rPr>
-          <w:t>民數記九章11節</w:t>
-        </w:r>
-      </w:hyperlink>
+      <w:r>
+        <w:rPr>
+          <w:lang w:val="zh_TW" w:bidi="zh_TW"/>
+        </w:rPr>
+        <w:t>民數記九章11節</w:t>
+      </w:r>
       <w:r>
         <w:rPr>
           <w:lang w:val="zh_TW" w:bidi="zh_TW"/>
@@ -6350,18 +5618,12 @@
         </w:rPr>
         <w:t>各種帶刺灌木，有些品種開紫色花，結鮮豔的漿果。</w:t>
       </w:r>
-      <w:hyperlink r:id="rId122">
-        <w:r>
-          <w:rPr>
-            <w:lang w:val="zh_TW" w:bidi="zh_TW"/>
-          </w:rPr>
-          <w:rPr>
-            <w:color w:val="0000EE"/>
-            <w:u w:val="single"/>
-          </w:rPr>
-          <w:t>士師記九章14至15節</w:t>
-        </w:r>
-      </w:hyperlink>
+      <w:r>
+        <w:rPr>
+          <w:lang w:val="zh_TW" w:bidi="zh_TW"/>
+        </w:rPr>
+        <w:t>士師記九章14至15節</w:t>
+      </w:r>
       <w:r>
         <w:rPr>
           <w:lang w:val="zh_TW" w:bidi="zh_TW"/>
@@ -6400,36 +5662,24 @@
         </w:rPr>
         <w:t>長葉黃楊樹樹是一種耐寒的常綠樹，生長於聖地北部的山區、加利利丘陵和黎巴嫩。它的高度可達約20英尺（6.1米），樹幹細長，直徑很少超過六到八英寸（15.2到20.3厘米）。其木質堅硬且易於拋光。羅馬人曾種植它用於製作硬木器具，並鑲嵌象牙裝飾於櫃子和珠寶盒上。</w:t>
       </w:r>
-      <w:hyperlink r:id="rId123">
-        <w:r>
-          <w:rPr>
-            <w:lang w:val="zh_TW" w:bidi="zh_TW"/>
-          </w:rPr>
-          <w:rPr>
-            <w:color w:val="0000EE"/>
-            <w:u w:val="single"/>
-          </w:rPr>
-          <w:t>以賽亞書四十一章19節</w:t>
-        </w:r>
-      </w:hyperlink>
+      <w:r>
+        <w:rPr>
+          <w:lang w:val="zh_TW" w:bidi="zh_TW"/>
+        </w:rPr>
+        <w:t>以賽亞書四十一章19節</w:t>
+      </w:r>
       <w:r>
         <w:rPr>
           <w:lang w:val="zh_TW" w:bidi="zh_TW"/>
         </w:rPr>
         <w:t>和</w:t>
       </w:r>
-      <w:hyperlink r:id="rId124">
-        <w:r>
-          <w:rPr>
-            <w:lang w:val="zh_TW" w:bidi="zh_TW"/>
-          </w:rPr>
-          <w:rPr>
-            <w:color w:val="0000EE"/>
-            <w:u w:val="single"/>
-          </w:rPr>
-          <w:t>六十章13節</w:t>
-        </w:r>
-      </w:hyperlink>
+      <w:r>
+        <w:rPr>
+          <w:lang w:val="zh_TW" w:bidi="zh_TW"/>
+        </w:rPr>
+        <w:t>六十章13節</w:t>
+      </w:r>
       <w:r>
         <w:rPr>
           <w:lang w:val="zh_TW" w:bidi="zh_TW"/>
@@ -6586,18 +5836,12 @@
         </w:rPr>
         <w:t>其枝條細長而柔韌，形成直立的濃密灌木，高3到12英尺（0.9到3.7米）。葉片稀少但小，卻在沙漠地區形成令人愉悅的陰涼處。白色豌豆狀花朵芳香濃郁，沿小枝成簇開放。此美麗的灌木生長於巴勒斯坦、敘利亞和波斯的沙漠地區。在許多沙漠中，這是唯一能提供陰涼處的灌木（</w:t>
       </w:r>
-      <w:hyperlink r:id="rId125">
-        <w:r>
-          <w:rPr>
-            <w:lang w:val="zh_TW" w:bidi="zh_TW"/>
-          </w:rPr>
-          <w:rPr>
-            <w:color w:val="0000EE"/>
-            <w:u w:val="single"/>
-          </w:rPr>
-          <w:t>王上19:4–5</w:t>
-        </w:r>
-      </w:hyperlink>
+      <w:r>
+        <w:rPr>
+          <w:lang w:val="zh_TW" w:bidi="zh_TW"/>
+        </w:rPr>
+        <w:t>王上19:4–5</w:t>
+      </w:r>
       <w:r>
         <w:rPr>
           <w:lang w:val="zh_TW" w:bidi="zh_TW"/>
@@ -6612,18 +5856,12 @@
           <w:lang w:val="zh_TW" w:bidi="zh_TW"/>
         </w:rPr>
       </w:r>
-      <w:hyperlink r:id="rId126">
-        <w:r>
-          <w:rPr>
-            <w:lang w:val="zh_TW" w:bidi="zh_TW"/>
-          </w:rPr>
-          <w:rPr>
-            <w:color w:val="0000EE"/>
-            <w:u w:val="single"/>
-          </w:rPr>
-          <w:t>約伯記三十章4節</w:t>
-        </w:r>
-      </w:hyperlink>
+      <w:r>
+        <w:rPr>
+          <w:lang w:val="zh_TW" w:bidi="zh_TW"/>
+        </w:rPr>
+        <w:t>約伯記三十章4節</w:t>
+      </w:r>
       <w:r>
         <w:rPr>
           <w:lang w:val="zh_TW" w:bidi="zh_TW"/>
@@ -6720,18 +5958,12 @@
         </w:rPr>
         <w:t>低矮、多分枝的木本植物，通常比樹木小。關於神向摩西顯現的荊棘（Bush，</w:t>
       </w:r>
-      <w:hyperlink r:id="rId127">
-        <w:r>
-          <w:rPr>
-            <w:lang w:val="zh_TW" w:bidi="zh_TW"/>
-          </w:rPr>
-          <w:rPr>
-            <w:color w:val="0000EE"/>
-            <w:u w:val="single"/>
-          </w:rPr>
-          <w:t>出3:2–4</w:t>
-        </w:r>
-      </w:hyperlink>
+      <w:r>
+        <w:rPr>
+          <w:lang w:val="zh_TW" w:bidi="zh_TW"/>
+        </w:rPr>
+        <w:t>出3:2–4</w:t>
+      </w:r>
       <w:r>
         <w:rPr>
           <w:lang w:val="zh_TW" w:bidi="zh_TW"/>
@@ -6796,18 +6028,12 @@
         </w:rPr>
         <w:t>波斯毛茛是野地的花草之一（</w:t>
       </w:r>
-      <w:hyperlink r:id="rId128">
-        <w:r>
-          <w:rPr>
-            <w:lang w:val="zh_TW" w:bidi="zh_TW"/>
-          </w:rPr>
-          <w:rPr>
-            <w:color w:val="0000EE"/>
-            <w:u w:val="single"/>
-          </w:rPr>
-          <w:t>太6:28–30</w:t>
-        </w:r>
-      </w:hyperlink>
+      <w:r>
+        <w:rPr>
+          <w:lang w:val="zh_TW" w:bidi="zh_TW"/>
+        </w:rPr>
+        <w:t>太6:28–30</w:t>
+      </w:r>
       <w:r>
         <w:rPr>
           <w:lang w:val="zh_TW" w:bidi="zh_TW"/>
@@ -6846,18 +6072,12 @@
         </w:rPr>
         <w:t>一種植物，或其芳香的根；各種熱帶亞洲棕櫚植物之一。所羅門園中種植的植物之一（</w:t>
       </w:r>
-      <w:hyperlink r:id="rId96">
-        <w:r>
-          <w:rPr>
-            <w:lang w:val="zh_TW" w:bidi="zh_TW"/>
-          </w:rPr>
-          <w:rPr>
-            <w:color w:val="0000EE"/>
-            <w:u w:val="single"/>
-          </w:rPr>
-          <w:t>歌4:14</w:t>
-        </w:r>
-      </w:hyperlink>
+      <w:r>
+        <w:rPr>
+          <w:lang w:val="zh_TW" w:bidi="zh_TW"/>
+        </w:rPr>
+        <w:t>歌4:14</w:t>
+      </w:r>
       <w:r>
         <w:rPr>
           <w:lang w:val="zh_TW" w:bidi="zh_TW"/>
@@ -6948,18 +6168,12 @@
         </w:rPr>
         <w:t>，生長於敘利亞、黎巴嫩經聖地向南至石質阿拉伯和西奈的溪流和溝渠岸邊，這可能是猶太人熟悉的野生甘蔗。然而，大多數權威人士認為</w:t>
       </w:r>
-      <w:hyperlink r:id="rId129">
-        <w:r>
-          <w:rPr>
-            <w:lang w:val="zh_TW" w:bidi="zh_TW"/>
-          </w:rPr>
-          <w:rPr>
-            <w:color w:val="0000EE"/>
-            <w:u w:val="single"/>
-          </w:rPr>
-          <w:t>以賽亞書四十三章24節</w:t>
-        </w:r>
-      </w:hyperlink>
+      <w:r>
+        <w:rPr>
+          <w:lang w:val="zh_TW" w:bidi="zh_TW"/>
+        </w:rPr>
+        <w:t>以賽亞書四十三章24節</w:t>
+      </w:r>
       <w:r>
         <w:rPr>
           <w:lang w:val="zh_TW" w:bidi="zh_TW"/>
@@ -7011,18 +6225,12 @@
         </w:rPr>
         <w:t>地中海地區的多刺、蔓生灌木；這種灌木的花蕾。在</w:t>
       </w:r>
-      <w:hyperlink r:id="rId130">
-        <w:r>
-          <w:rPr>
-            <w:lang w:val="zh_TW" w:bidi="zh_TW"/>
-          </w:rPr>
-          <w:rPr>
-            <w:color w:val="0000EE"/>
-            <w:u w:val="single"/>
-          </w:rPr>
-          <w:t>傳道書十二章5節</w:t>
-        </w:r>
-      </w:hyperlink>
+      <w:r>
+        <w:rPr>
+          <w:lang w:val="zh_TW" w:bidi="zh_TW"/>
+        </w:rPr>
+        <w:t>傳道書十二章5節</w:t>
+      </w:r>
       <w:r>
         <w:rPr>
           <w:lang w:val="zh_TW" w:bidi="zh_TW"/>
@@ -7061,36 +6269,24 @@
         </w:rPr>
         <w:t>地中海地區的常綠植物，具有可食用的豆莢。學者普遍認為，耶穌浪子比喻中的「豆莢」是指角豆或蝗蟲樹的豆莢（</w:t>
       </w:r>
-      <w:hyperlink r:id="rId131">
-        <w:r>
-          <w:rPr>
-            <w:lang w:val="zh_TW" w:bidi="zh_TW"/>
-          </w:rPr>
-          <w:rPr>
-            <w:color w:val="0000EE"/>
-            <w:u w:val="single"/>
-          </w:rPr>
-          <w:t>路15:16</w:t>
-        </w:r>
-      </w:hyperlink>
+      <w:r>
+        <w:rPr>
+          <w:lang w:val="zh_TW" w:bidi="zh_TW"/>
+        </w:rPr>
+        <w:t>路15:16</w:t>
+      </w:r>
       <w:r>
         <w:rPr>
           <w:lang w:val="zh_TW" w:bidi="zh_TW"/>
         </w:rPr>
         <w:t>）。角豆是一種吸引人的常綠豆科樹木，遍布聖地、敘利亞和埃及，四月和五月時豆莢最為豐富，內含類似豌豆的種子，嵌在具有黏性且微甜的漿狀物中。豆莢自古以來便用於餵養牲畜，如牛、馬和豬，在缺乏食物的時候也作為人類食物，甚至成為窮人的日常食糧。角豆在塔木德（Talmud）中常被提及，作為家畜的良好食物來源。角豆的種子曾用作重量標準，並因此成為「克拉」（carat）這個詞的由來。有些解經家為施洗約翰食用的「蝗蟲」（</w:t>
       </w:r>
-      <w:hyperlink r:id="rId132">
-        <w:r>
-          <w:rPr>
-            <w:lang w:val="zh_TW" w:bidi="zh_TW"/>
-          </w:rPr>
-          <w:rPr>
-            <w:color w:val="0000EE"/>
-            <w:u w:val="single"/>
-          </w:rPr>
-          <w:t>太3:4</w:t>
-        </w:r>
-      </w:hyperlink>
+      <w:r>
+        <w:rPr>
+          <w:lang w:val="zh_TW" w:bidi="zh_TW"/>
+        </w:rPr>
+        <w:t>太3:4</w:t>
+      </w:r>
       <w:r>
         <w:rPr>
           <w:lang w:val="zh_TW" w:bidi="zh_TW"/>
@@ -7129,36 +6325,24 @@
         </w:rPr>
         <w:t>亞洲熱帶地區的一種樹木，其樹皮類似但亞於肉桂。</w:t>
       </w:r>
-      <w:hyperlink r:id="rId133">
-        <w:r>
-          <w:rPr>
-            <w:lang w:val="zh_TW" w:bidi="zh_TW"/>
-          </w:rPr>
-          <w:rPr>
-            <w:color w:val="0000EE"/>
-            <w:u w:val="single"/>
-          </w:rPr>
-          <w:t>出埃及記三十章24節</w:t>
-        </w:r>
-      </w:hyperlink>
+      <w:r>
+        <w:rPr>
+          <w:lang w:val="zh_TW" w:bidi="zh_TW"/>
+        </w:rPr>
+        <w:t>出埃及記三十章24節</w:t>
+      </w:r>
       <w:r>
         <w:rPr>
           <w:lang w:val="zh_TW" w:bidi="zh_TW"/>
         </w:rPr>
         <w:t>和</w:t>
       </w:r>
-      <w:hyperlink r:id="rId134">
-        <w:r>
-          <w:rPr>
-            <w:lang w:val="zh_TW" w:bidi="zh_TW"/>
-          </w:rPr>
-          <w:rPr>
-            <w:color w:val="0000EE"/>
-            <w:u w:val="single"/>
-          </w:rPr>
-          <w:t>以西結書二十七章19節</w:t>
-        </w:r>
-      </w:hyperlink>
+      <w:r>
+        <w:rPr>
+          <w:lang w:val="zh_TW" w:bidi="zh_TW"/>
+        </w:rPr>
+        <w:t>以西結書二十七章19節</w:t>
+      </w:r>
       <w:r>
         <w:rPr>
           <w:lang w:val="zh_TW" w:bidi="zh_TW"/>
@@ -7178,18 +6362,12 @@
         </w:rPr>
         <w:t>在</w:t>
       </w:r>
-      <w:hyperlink r:id="rId94">
-        <w:r>
-          <w:rPr>
-            <w:lang w:val="zh_TW" w:bidi="zh_TW"/>
-          </w:rPr>
-          <w:rPr>
-            <w:color w:val="0000EE"/>
-            <w:u w:val="single"/>
-          </w:rPr>
-          <w:t>詩篇四十五章8節</w:t>
-        </w:r>
-      </w:hyperlink>
+      <w:r>
+        <w:rPr>
+          <w:lang w:val="zh_TW" w:bidi="zh_TW"/>
+        </w:rPr>
+        <w:t>詩篇四十五章8節</w:t>
+      </w:r>
       <w:r>
         <w:rPr>
           <w:lang w:val="zh_TW" w:bidi="zh_TW"/>
@@ -7235,18 +6413,12 @@
         </w:rPr>
         <w:t>原產於非洲和亞洲熱帶地區的大型植物，種植用於觀賞及提取油脂。</w:t>
       </w:r>
-      <w:hyperlink r:id="rId135">
-        <w:r>
-          <w:rPr>
-            <w:lang w:val="zh_TW" w:bidi="zh_TW"/>
-          </w:rPr>
-          <w:rPr>
-            <w:color w:val="0000EE"/>
-            <w:u w:val="single"/>
-          </w:rPr>
-          <w:t>約拿書四章6至7節</w:t>
-        </w:r>
-      </w:hyperlink>
+      <w:r>
+        <w:rPr>
+          <w:lang w:val="zh_TW" w:bidi="zh_TW"/>
+        </w:rPr>
+        <w:t>約拿書四章6至7節</w:t>
+      </w:r>
       <w:r>
         <w:rPr>
           <w:lang w:val="zh_TW" w:bidi="zh_TW"/>
@@ -7285,48 +6457,30 @@
         </w:rPr>
         <w:t>幾種原產於舊世界的松柏常綠樹。除了少數例外，聖經中提到的「香柏樹」大多指著名的黎巴嫩香柏樹。這是一棵莊嚴的樹木，是以色列人所熟知的最高大且最宏偉的樹木。其生長迅速，高度可達120英尺（36.6米），樹幹直徑可達8英尺（2.4米）。在所羅門的時代，這些樹顯然在黎巴嫩的山上很豐富，但現在，由於過度濫伐，如今已極為罕見。黎巴嫩香柏因其強壯、美麗、壽命長以及木材的芳香和卓越的耐久性而備受推崇。它象徵著宏大、力量、威嚴、高貴、高大及廣闊的擴展。</w:t>
       </w:r>
-      <w:hyperlink r:id="rId136">
-        <w:r>
-          <w:rPr>
-            <w:lang w:val="zh_TW" w:bidi="zh_TW"/>
-          </w:rPr>
-          <w:rPr>
-            <w:color w:val="0000EE"/>
-            <w:u w:val="single"/>
-          </w:rPr>
-          <w:t>以西結書十七章3、</w:t>
-        </w:r>
-      </w:hyperlink>
-      <w:hyperlink r:id="rId137">
-        <w:r>
-          <w:rPr>
-            <w:lang w:val="zh_TW" w:bidi="zh_TW"/>
-          </w:rPr>
-          <w:rPr>
-            <w:color w:val="0000EE"/>
-            <w:u w:val="single"/>
-          </w:rPr>
-          <w:t>22至24節</w:t>
-        </w:r>
-      </w:hyperlink>
+      <w:r>
+        <w:rPr>
+          <w:lang w:val="zh_TW" w:bidi="zh_TW"/>
+        </w:rPr>
+        <w:t>以西結書十七章3、</w:t>
+      </w:r>
+      <w:r>
+        <w:rPr>
+          <w:lang w:val="zh_TW" w:bidi="zh_TW"/>
+        </w:rPr>
+        <w:t>22至24節</w:t>
+      </w:r>
       <w:r>
         <w:rPr>
           <w:lang w:val="zh_TW" w:bidi="zh_TW"/>
         </w:rPr>
         <w:t>和</w:t>
       </w:r>
-      <w:hyperlink r:id="rId138">
-        <w:r>
-          <w:rPr>
-            <w:lang w:val="zh_TW" w:bidi="zh_TW"/>
-          </w:rPr>
-          <w:rPr>
-            <w:color w:val="0000EE"/>
-            <w:u w:val="single"/>
-          </w:rPr>
-          <w:t>三十一章3至18節</w:t>
-        </w:r>
-      </w:hyperlink>
+      <w:r>
+        <w:rPr>
+          <w:lang w:val="zh_TW" w:bidi="zh_TW"/>
+        </w:rPr>
+        <w:t>三十一章3至18節</w:t>
+      </w:r>
       <w:r>
         <w:rPr>
           <w:lang w:val="zh_TW" w:bidi="zh_TW"/>
@@ -7404,72 +6558,48 @@
         </w:rPr>
         <w:t>此屬有兩種原產於亞洲熱帶地區的樹木，其芳香樹皮研磨後用作香料。</w:t>
       </w:r>
-      <w:hyperlink r:id="rId139">
-        <w:r>
-          <w:rPr>
-            <w:lang w:val="zh_TW" w:bidi="zh_TW"/>
-          </w:rPr>
-          <w:rPr>
-            <w:color w:val="0000EE"/>
-            <w:u w:val="single"/>
-          </w:rPr>
-          <w:t>出埃及記三十章23節</w:t>
-        </w:r>
-      </w:hyperlink>
+      <w:r>
+        <w:rPr>
+          <w:lang w:val="zh_TW" w:bidi="zh_TW"/>
+        </w:rPr>
+        <w:t>出埃及記三十章23節</w:t>
+      </w:r>
       <w:r>
         <w:rPr>
           <w:lang w:val="zh_TW" w:bidi="zh_TW"/>
         </w:rPr>
         <w:t>、</w:t>
       </w:r>
-      <w:hyperlink r:id="rId95">
-        <w:r>
-          <w:rPr>
-            <w:lang w:val="zh_TW" w:bidi="zh_TW"/>
-          </w:rPr>
-          <w:rPr>
-            <w:color w:val="0000EE"/>
-            <w:u w:val="single"/>
-          </w:rPr>
-          <w:t>箴言七章17節</w:t>
-        </w:r>
-      </w:hyperlink>
+      <w:r>
+        <w:rPr>
+          <w:lang w:val="zh_TW" w:bidi="zh_TW"/>
+        </w:rPr>
+        <w:t>箴言七章17節</w:t>
+      </w:r>
       <w:r>
         <w:rPr>
           <w:lang w:val="zh_TW" w:bidi="zh_TW"/>
         </w:rPr>
         <w:t>、</w:t>
       </w:r>
-      <w:hyperlink r:id="rId96">
-        <w:r>
-          <w:rPr>
-            <w:lang w:val="zh_TW" w:bidi="zh_TW"/>
-          </w:rPr>
-          <w:rPr>
-            <w:color w:val="0000EE"/>
-            <w:u w:val="single"/>
-          </w:rPr>
-          <w:t>雅歌四章14節</w:t>
-        </w:r>
-      </w:hyperlink>
+      <w:r>
+        <w:rPr>
+          <w:lang w:val="zh_TW" w:bidi="zh_TW"/>
+        </w:rPr>
+        <w:t>雅歌四章14節</w:t>
+      </w:r>
       <w:r>
         <w:rPr>
           <w:lang w:val="zh_TW" w:bidi="zh_TW"/>
         </w:rPr>
         <w:t>和</w:t>
       </w:r>
-      <w:hyperlink r:id="rId140">
-        <w:r>
-          <w:rPr>
-            <w:lang w:val="zh_TW" w:bidi="zh_TW"/>
-          </w:rPr>
-          <w:rPr>
-            <w:color w:val="0000EE"/>
-            <w:u w:val="single"/>
-          </w:rPr>
-          <w:t>啟示錄十八章13節</w:t>
-        </w:r>
-      </w:hyperlink>
+      <w:r>
+        <w:rPr>
+          <w:lang w:val="zh_TW" w:bidi="zh_TW"/>
+        </w:rPr>
+        <w:t>啟示錄十八章13節</w:t>
+      </w:r>
       <w:r>
         <w:rPr>
           <w:lang w:val="zh_TW" w:bidi="zh_TW"/>
@@ -7561,36 +6691,24 @@
           <w:lang w:val="zh_TW" w:bidi="zh_TW"/>
         </w:rPr>
       </w:r>
-      <w:hyperlink r:id="rId141">
-        <w:r>
-          <w:rPr>
-            <w:lang w:val="zh_TW" w:bidi="zh_TW"/>
-          </w:rPr>
-          <w:rPr>
-            <w:color w:val="0000EE"/>
-            <w:u w:val="single"/>
-          </w:rPr>
-          <w:t>出埃及記十六章31節</w:t>
-        </w:r>
-      </w:hyperlink>
+      <w:r>
+        <w:rPr>
+          <w:lang w:val="zh_TW" w:bidi="zh_TW"/>
+        </w:rPr>
+        <w:t>出埃及記十六章31節</w:t>
+      </w:r>
       <w:r>
         <w:rPr>
           <w:lang w:val="zh_TW" w:bidi="zh_TW"/>
         </w:rPr>
         <w:t>和</w:t>
       </w:r>
-      <w:hyperlink r:id="rId117">
-        <w:r>
-          <w:rPr>
-            <w:lang w:val="zh_TW" w:bidi="zh_TW"/>
-          </w:rPr>
-          <w:rPr>
-            <w:color w:val="0000EE"/>
-            <w:u w:val="single"/>
-          </w:rPr>
-          <w:t>民數記十一章7節</w:t>
-        </w:r>
-      </w:hyperlink>
+      <w:r>
+        <w:rPr>
+          <w:lang w:val="zh_TW" w:bidi="zh_TW"/>
+        </w:rPr>
+        <w:t>民數記十一章7節</w:t>
+      </w:r>
       <w:r>
         <w:rPr>
           <w:lang w:val="zh_TW" w:bidi="zh_TW"/>
@@ -7629,18 +6747,12 @@
         </w:rPr>
         <w:t>此屬各種植物或灌木，生長於溫暖地區，具有附著於種子上的柔軟白色纖維及從種子提取的油。</w:t>
       </w:r>
-      <w:hyperlink r:id="rId142">
-        <w:r>
-          <w:rPr>
-            <w:lang w:val="zh_TW" w:bidi="zh_TW"/>
-          </w:rPr>
-          <w:rPr>
-            <w:color w:val="0000EE"/>
-            <w:u w:val="single"/>
-          </w:rPr>
-          <w:t>以斯帖記一章6節</w:t>
-        </w:r>
-      </w:hyperlink>
+      <w:r>
+        <w:rPr>
+          <w:lang w:val="zh_TW" w:bidi="zh_TW"/>
+        </w:rPr>
+        <w:t>以斯帖記一章6節</w:t>
+      </w:r>
       <w:r>
         <w:rPr>
           <w:lang w:val="zh_TW" w:bidi="zh_TW"/>
@@ -7692,18 +6804,12 @@
         </w:rPr>
         <w:t>黃瓜是一種一年生的攀緣或蔓生藤本植物，其起源不明。自史前時代以來便在舊大陸的所有溫暖地區被種植。黃瓜通常生食；黃瓜與大麥餅或其它種類的餅常構成一餐。「瓜田的茅屋」（</w:t>
       </w:r>
-      <w:hyperlink r:id="rId143">
-        <w:r>
-          <w:rPr>
-            <w:lang w:val="zh_TW" w:bidi="zh_TW"/>
-          </w:rPr>
-          <w:rPr>
-            <w:color w:val="0000EE"/>
-            <w:u w:val="single"/>
-          </w:rPr>
-          <w:t>賽1:8</w:t>
-        </w:r>
-      </w:hyperlink>
+      <w:r>
+        <w:rPr>
+          <w:lang w:val="zh_TW" w:bidi="zh_TW"/>
+        </w:rPr>
+        <w:t>賽1:8</w:t>
+      </w:r>
       <w:r>
         <w:rPr>
           <w:lang w:val="zh_TW" w:bidi="zh_TW"/>
@@ -7736,36 +6842,24 @@
           <w:lang w:val="zh_TW" w:bidi="zh_TW"/>
         </w:rPr>
       </w:r>
-      <w:hyperlink r:id="rId144">
-        <w:r>
-          <w:rPr>
-            <w:lang w:val="zh_TW" w:bidi="zh_TW"/>
-          </w:rPr>
-          <w:rPr>
-            <w:color w:val="0000EE"/>
-            <w:u w:val="single"/>
-          </w:rPr>
-          <w:t>以賽亞書二十八章25至27節</w:t>
-        </w:r>
-      </w:hyperlink>
+      <w:r>
+        <w:rPr>
+          <w:lang w:val="zh_TW" w:bidi="zh_TW"/>
+        </w:rPr>
+        <w:t>以賽亞書二十八章25至27節</w:t>
+      </w:r>
       <w:r>
         <w:rPr>
           <w:lang w:val="zh_TW" w:bidi="zh_TW"/>
         </w:rPr>
         <w:t>和</w:t>
       </w:r>
-      <w:hyperlink r:id="rId145">
-        <w:r>
-          <w:rPr>
-            <w:lang w:val="zh_TW" w:bidi="zh_TW"/>
-          </w:rPr>
-          <w:rPr>
-            <w:color w:val="0000EE"/>
-            <w:u w:val="single"/>
-          </w:rPr>
-          <w:t>馬太福音二十三章23節</w:t>
-        </w:r>
-      </w:hyperlink>
+      <w:r>
+        <w:rPr>
+          <w:lang w:val="zh_TW" w:bidi="zh_TW"/>
+        </w:rPr>
+        <w:t>馬太福音二十三章23節</w:t>
+      </w:r>
       <w:r>
         <w:rPr>
           <w:lang w:val="zh_TW" w:bidi="zh_TW"/>
@@ -7804,18 +6898,12 @@
         </w:rPr>
         <w:t>松木是一種巨大的常綠樹，具有鱗狀葉片，廣泛分布於聖地的山區。在黎巴嫩山和黑門山上與香柏樹和橡樹並存。其通常高度為50至60英尺（15.2至18.3米），但可能長到80英尺（24.2米）高。據說腓尼基人、克里特人和希臘人廣泛使用它來造船。普遍認為</w:t>
       </w:r>
-      <w:hyperlink r:id="rId146">
-        <w:r>
-          <w:rPr>
-            <w:lang w:val="zh_TW" w:bidi="zh_TW"/>
-          </w:rPr>
-          <w:rPr>
-            <w:color w:val="0000EE"/>
-            <w:u w:val="single"/>
-          </w:rPr>
-          <w:t>創世記六章14節</w:t>
-        </w:r>
-      </w:hyperlink>
+      <w:r>
+        <w:rPr>
+          <w:lang w:val="zh_TW" w:bidi="zh_TW"/>
+        </w:rPr>
+        <w:t>創世記六章14節</w:t>
+      </w:r>
       <w:r>
         <w:rPr>
           <w:lang w:val="zh_TW" w:bidi="zh_TW"/>
@@ -7893,18 +6981,12 @@
         </w:rPr>
         <w:t>一般認為，和合本中的稗子（</w:t>
       </w:r>
-      <w:hyperlink r:id="rId147">
-        <w:r>
-          <w:rPr>
-            <w:lang w:val="zh_TW" w:bidi="zh_TW"/>
-          </w:rPr>
-          <w:rPr>
-            <w:color w:val="0000EE"/>
-            <w:u w:val="single"/>
-          </w:rPr>
-          <w:t>太13:24–30</w:t>
-        </w:r>
-      </w:hyperlink>
+      <w:r>
+        <w:rPr>
+          <w:lang w:val="zh_TW" w:bidi="zh_TW"/>
+        </w:rPr>
+        <w:t>太13:24–30</w:t>
+      </w:r>
       <w:r>
         <w:rPr>
           <w:lang w:val="zh_TW" w:bidi="zh_TW"/>
@@ -7943,18 +7025,12 @@
         </w:rPr>
         <w:t>蒔蘿是一種類似於香菜和茴香的雜草一年生植物，高12到20英寸（30.5到50.8厘米），開黃色花。在</w:t>
       </w:r>
-      <w:hyperlink r:id="rId145">
-        <w:r>
-          <w:rPr>
-            <w:lang w:val="zh_TW" w:bidi="zh_TW"/>
-          </w:rPr>
-          <w:rPr>
-            <w:color w:val="0000EE"/>
-            <w:u w:val="single"/>
-          </w:rPr>
-          <w:t>馬太福音二十三章23節</w:t>
-        </w:r>
-      </w:hyperlink>
+      <w:r>
+        <w:rPr>
+          <w:lang w:val="zh_TW" w:bidi="zh_TW"/>
+        </w:rPr>
+        <w:t>馬太福音二十三章23節</w:t>
+      </w:r>
       <w:r>
         <w:rPr>
           <w:lang w:val="zh_TW" w:bidi="zh_TW"/>
@@ -8033,18 +7109,12 @@
         </w:rPr>
         <w:t>以西結提到象牙和烏木一起（</w:t>
       </w:r>
-      <w:hyperlink r:id="rId148">
-        <w:r>
-          <w:rPr>
-            <w:lang w:val="zh_TW" w:bidi="zh_TW"/>
-          </w:rPr>
-          <w:rPr>
-            <w:color w:val="0000EE"/>
-            <w:u w:val="single"/>
-          </w:rPr>
-          <w:t>結27:15</w:t>
-        </w:r>
-      </w:hyperlink>
+      <w:r>
+        <w:rPr>
+          <w:lang w:val="zh_TW" w:bidi="zh_TW"/>
+        </w:rPr>
+        <w:t>結27:15</w:t>
+      </w:r>
       <w:r>
         <w:rPr>
           <w:lang w:val="zh_TW" w:bidi="zh_TW"/>
@@ -8122,36 +7192,24 @@
         </w:rPr>
         <w:t>此屬的幾種樹木或灌木，原產於地中海地區，其果子可食。聖經中提到的無花果多達約六十次，這是聖經中最重要的植物之一。其葉子首次在</w:t>
       </w:r>
-      <w:hyperlink r:id="rId149">
-        <w:r>
-          <w:rPr>
-            <w:lang w:val="zh_TW" w:bidi="zh_TW"/>
-          </w:rPr>
-          <w:rPr>
-            <w:color w:val="0000EE"/>
-            <w:u w:val="single"/>
-          </w:rPr>
-          <w:t>創世記三章7節</w:t>
-        </w:r>
-      </w:hyperlink>
+      <w:r>
+        <w:rPr>
+          <w:lang w:val="zh_TW" w:bidi="zh_TW"/>
+        </w:rPr>
+        <w:t>創世記三章7節</w:t>
+      </w:r>
       <w:r>
         <w:rPr>
           <w:lang w:val="zh_TW" w:bidi="zh_TW"/>
         </w:rPr>
         <w:t>中提到。無花果一般認為原產於西南亞和敘利亞，但在早期已經廣泛種植於埃及和聖地，在當地是主要的食物之一。</w:t>
       </w:r>
-      <w:hyperlink r:id="rId150">
-        <w:r>
-          <w:rPr>
-            <w:lang w:val="zh_TW" w:bidi="zh_TW"/>
-          </w:rPr>
-          <w:rPr>
-            <w:color w:val="0000EE"/>
-            <w:u w:val="single"/>
-          </w:rPr>
-          <w:t>撒母耳記上二十五章18節</w:t>
-        </w:r>
-      </w:hyperlink>
+      <w:r>
+        <w:rPr>
+          <w:lang w:val="zh_TW" w:bidi="zh_TW"/>
+        </w:rPr>
+        <w:t>撒母耳記上二十五章18節</w:t>
+      </w:r>
       <w:r>
         <w:rPr>
           <w:lang w:val="zh_TW" w:bidi="zh_TW"/>
@@ -8186,18 +7244,12 @@
         </w:rPr>
         <w:t>無花果樹在長葉前先長出最早的果芽，果芽出現在二月，而葉子則在四月或五月長出。當葉子長出時，果子應該已經成熟（</w:t>
       </w:r>
-      <w:hyperlink r:id="rId151">
-        <w:r>
-          <w:rPr>
-            <w:lang w:val="zh_TW" w:bidi="zh_TW"/>
-          </w:rPr>
-          <w:rPr>
-            <w:color w:val="0000EE"/>
-            <w:u w:val="single"/>
-          </w:rPr>
-          <w:t>太21:19</w:t>
-        </w:r>
-      </w:hyperlink>
+      <w:r>
+        <w:rPr>
+          <w:lang w:val="zh_TW" w:bidi="zh_TW"/>
+        </w:rPr>
+        <w:t>太21:19</w:t>
+      </w:r>
       <w:r>
         <w:rPr>
           <w:lang w:val="zh_TW" w:bidi="zh_TW"/>
@@ -8218,90 +7270,60 @@
         </w:rPr>
         <w:t>當先知們責備人們的邪惡時，常威脅說葡萄樹和無花果樹的果子將被毀壞；而當他們應許豐厚的賞賜時，則說葡萄樹和無花果樹的果子將被恢復（</w:t>
       </w:r>
-      <w:hyperlink r:id="rId152">
-        <w:r>
-          <w:rPr>
-            <w:lang w:val="zh_TW" w:bidi="zh_TW"/>
-          </w:rPr>
-          <w:rPr>
-            <w:color w:val="0000EE"/>
-            <w:u w:val="single"/>
-          </w:rPr>
-          <w:t>耶8:13</w:t>
-        </w:r>
-      </w:hyperlink>
+      <w:r>
+        <w:rPr>
+          <w:lang w:val="zh_TW" w:bidi="zh_TW"/>
+        </w:rPr>
+        <w:t>耶8:13</w:t>
+      </w:r>
       <w:r>
         <w:rPr>
           <w:lang w:val="zh_TW" w:bidi="zh_TW"/>
         </w:rPr>
         <w:t>；</w:t>
       </w:r>
-      <w:hyperlink r:id="rId153">
-        <w:r>
-          <w:rPr>
-            <w:lang w:val="zh_TW" w:bidi="zh_TW"/>
-          </w:rPr>
-          <w:rPr>
-            <w:color w:val="0000EE"/>
-            <w:u w:val="single"/>
-          </w:rPr>
-          <w:t>何2:12</w:t>
-        </w:r>
-      </w:hyperlink>
+      <w:r>
+        <w:rPr>
+          <w:lang w:val="zh_TW" w:bidi="zh_TW"/>
+        </w:rPr>
+        <w:t>何2:12</w:t>
+      </w:r>
       <w:r>
         <w:rPr>
           <w:lang w:val="zh_TW" w:bidi="zh_TW"/>
         </w:rPr>
         <w:t>；</w:t>
       </w:r>
-      <w:hyperlink r:id="rId154">
-        <w:r>
-          <w:rPr>
-            <w:lang w:val="zh_TW" w:bidi="zh_TW"/>
-          </w:rPr>
-          <w:rPr>
-            <w:color w:val="0000EE"/>
-            <w:u w:val="single"/>
-          </w:rPr>
-          <w:t>珥1:7、12</w:t>
-        </w:r>
-      </w:hyperlink>
+      <w:r>
+        <w:rPr>
+          <w:lang w:val="zh_TW" w:bidi="zh_TW"/>
+        </w:rPr>
+        <w:t>珥1:7、12</w:t>
+      </w:r>
       <w:r>
         <w:rPr>
           <w:lang w:val="zh_TW" w:bidi="zh_TW"/>
         </w:rPr>
         <w:t>；</w:t>
       </w:r>
-      <w:hyperlink r:id="rId155">
-        <w:r>
-          <w:rPr>
-            <w:lang w:val="zh_TW" w:bidi="zh_TW"/>
-          </w:rPr>
-          <w:rPr>
-            <w:color w:val="0000EE"/>
-            <w:u w:val="single"/>
-          </w:rPr>
-          <w:t>彌4:4</w:t>
-        </w:r>
-      </w:hyperlink>
+      <w:r>
+        <w:rPr>
+          <w:lang w:val="zh_TW" w:bidi="zh_TW"/>
+        </w:rPr>
+        <w:t>彌4:4</w:t>
+      </w:r>
       <w:r>
         <w:rPr>
           <w:lang w:val="zh_TW" w:bidi="zh_TW"/>
         </w:rPr>
         <w:t>；</w:t>
       </w:r>
-      <w:hyperlink r:id="rId156">
-        <w:r>
-          <w:rPr>
-            <w:lang w:val="zh_TW" w:bidi="zh_TW"/>
-          </w:rPr>
-          <w:rPr>
-            <w:color w:val="0000EE"/>
-            <w:u w:val="single"/>
-          </w:rPr>
-          <w:t>亞3:10</w:t>
-        </w:r>
-      </w:hyperlink>
+      <w:r>
+        <w:rPr>
+          <w:lang w:val="zh_TW" w:bidi="zh_TW"/>
+        </w:rPr>
+        <w:t>亞3:10</w:t>
+      </w:r>
       <w:r>
         <w:rPr>
           <w:lang w:val="zh_TW" w:bidi="zh_TW"/>
@@ -8372,162 +7394,108 @@
         </w:rPr>
         <w:t>此屬的幾種植物，其中之一被廣泛種植以取得種子油（亞麻籽油）和莖中的細紡纖維。亞麻是已知最古老的紡織纖維。棉花在聖經中僅被提到一次（</w:t>
       </w:r>
-      <w:hyperlink r:id="rId142">
-        <w:r>
-          <w:rPr>
-            <w:lang w:val="zh_TW" w:bidi="zh_TW"/>
-          </w:rPr>
-          <w:rPr>
-            <w:color w:val="0000EE"/>
-            <w:u w:val="single"/>
-          </w:rPr>
-          <w:t>斯1:6</w:t>
-        </w:r>
-      </w:hyperlink>
+      <w:r>
+        <w:rPr>
+          <w:lang w:val="zh_TW" w:bidi="zh_TW"/>
+        </w:rPr>
+        <w:t>斯1:6</w:t>
+      </w:r>
       <w:r>
         <w:rPr>
           <w:lang w:val="zh_TW" w:bidi="zh_TW"/>
         </w:rPr>
         <w:t>）。在聖經時代的埃及或聖地中並未提到種植其它纖維植物，因此一般認為亞麻布是製作除羊毛衣物外的衣料。亞麻布也用於家庭用途，例如手巾（</w:t>
       </w:r>
-      <w:hyperlink r:id="rId157">
-        <w:r>
-          <w:rPr>
-            <w:lang w:val="zh_TW" w:bidi="zh_TW"/>
-          </w:rPr>
-          <w:rPr>
-            <w:color w:val="0000EE"/>
-            <w:u w:val="single"/>
-          </w:rPr>
-          <w:t>約13:4–5</w:t>
-        </w:r>
-      </w:hyperlink>
+      <w:r>
+        <w:rPr>
+          <w:lang w:val="zh_TW" w:bidi="zh_TW"/>
+        </w:rPr>
+        <w:t>約13:4–5</w:t>
+      </w:r>
       <w:r>
         <w:rPr>
           <w:lang w:val="zh_TW" w:bidi="zh_TW"/>
         </w:rPr>
         <w:t>）、裹布（</w:t>
       </w:r>
-      <w:hyperlink r:id="rId158">
-        <w:r>
-          <w:rPr>
-            <w:lang w:val="zh_TW" w:bidi="zh_TW"/>
-          </w:rPr>
-          <w:rPr>
-            <w:color w:val="0000EE"/>
-            <w:u w:val="single"/>
-          </w:rPr>
-          <w:t>11:44</w:t>
-        </w:r>
-      </w:hyperlink>
+      <w:r>
+        <w:rPr>
+          <w:lang w:val="zh_TW" w:bidi="zh_TW"/>
+        </w:rPr>
+        <w:t>11:44</w:t>
+      </w:r>
       <w:r>
         <w:rPr>
           <w:lang w:val="zh_TW" w:bidi="zh_TW"/>
         </w:rPr>
         <w:t>）、腰帶和內衣（</w:t>
       </w:r>
-      <w:hyperlink r:id="rId159">
-        <w:r>
-          <w:rPr>
-            <w:lang w:val="zh_TW" w:bidi="zh_TW"/>
-          </w:rPr>
-          <w:rPr>
-            <w:color w:val="0000EE"/>
-            <w:u w:val="single"/>
-          </w:rPr>
-          <w:t>賽3:23</w:t>
-        </w:r>
-      </w:hyperlink>
+      <w:r>
+        <w:rPr>
+          <w:lang w:val="zh_TW" w:bidi="zh_TW"/>
+        </w:rPr>
+        <w:t>賽3:23</w:t>
+      </w:r>
       <w:r>
         <w:rPr>
           <w:lang w:val="zh_TW" w:bidi="zh_TW"/>
         </w:rPr>
         <w:t>；</w:t>
       </w:r>
-      <w:hyperlink r:id="rId160">
-        <w:r>
-          <w:rPr>
-            <w:lang w:val="zh_TW" w:bidi="zh_TW"/>
-          </w:rPr>
-          <w:rPr>
-            <w:color w:val="0000EE"/>
-            <w:u w:val="single"/>
-          </w:rPr>
-          <w:t>可14:51</w:t>
-        </w:r>
-      </w:hyperlink>
+      <w:r>
+        <w:rPr>
+          <w:lang w:val="zh_TW" w:bidi="zh_TW"/>
+        </w:rPr>
+        <w:t>可14:51</w:t>
+      </w:r>
       <w:r>
         <w:rPr>
           <w:lang w:val="zh_TW" w:bidi="zh_TW"/>
         </w:rPr>
         <w:t>）、網（</w:t>
       </w:r>
-      <w:hyperlink r:id="rId161">
-        <w:r>
-          <w:rPr>
-            <w:lang w:val="zh_TW" w:bidi="zh_TW"/>
-          </w:rPr>
-          <w:rPr>
-            <w:color w:val="0000EE"/>
-            <w:u w:val="single"/>
-          </w:rPr>
-          <w:t>賽19:8–9</w:t>
-        </w:r>
-      </w:hyperlink>
+      <w:r>
+        <w:rPr>
+          <w:lang w:val="zh_TW" w:bidi="zh_TW"/>
+        </w:rPr>
+        <w:t>賽19:8–9</w:t>
+      </w:r>
       <w:r>
         <w:rPr>
           <w:lang w:val="zh_TW" w:bidi="zh_TW"/>
         </w:rPr>
         <w:t>）和測量繩（</w:t>
       </w:r>
-      <w:hyperlink r:id="rId162">
-        <w:r>
-          <w:rPr>
-            <w:lang w:val="zh_TW" w:bidi="zh_TW"/>
-          </w:rPr>
-          <w:rPr>
-            <w:color w:val="0000EE"/>
-            <w:u w:val="single"/>
-          </w:rPr>
-          <w:t>結40:3</w:t>
-        </w:r>
-      </w:hyperlink>
+      <w:r>
+        <w:rPr>
+          <w:lang w:val="zh_TW" w:bidi="zh_TW"/>
+        </w:rPr>
+        <w:t>結40:3</w:t>
+      </w:r>
       <w:r>
         <w:rPr>
           <w:lang w:val="zh_TW" w:bidi="zh_TW"/>
         </w:rPr>
         <w:t>）。在聖殿中事奉的祭司只能穿亞麻衣服；猶太人嚴格禁止將羊毛與亞麻混紡（</w:t>
       </w:r>
-      <w:hyperlink r:id="rId163">
-        <w:r>
-          <w:rPr>
-            <w:lang w:val="zh_TW" w:bidi="zh_TW"/>
-          </w:rPr>
-          <w:rPr>
-            <w:color w:val="0000EE"/>
-            <w:u w:val="single"/>
-          </w:rPr>
-          <w:t>利19:19</w:t>
-        </w:r>
-      </w:hyperlink>
+      <w:r>
+        <w:rPr>
+          <w:lang w:val="zh_TW" w:bidi="zh_TW"/>
+        </w:rPr>
+        <w:t>利19:19</w:t>
+      </w:r>
       <w:r>
         <w:rPr>
           <w:lang w:val="zh_TW" w:bidi="zh_TW"/>
         </w:rPr>
         <w:t>；</w:t>
       </w:r>
-      <w:hyperlink r:id="rId164">
-        <w:r>
-          <w:rPr>
-            <w:lang w:val="zh_TW" w:bidi="zh_TW"/>
-          </w:rPr>
-          <w:rPr>
-            <w:color w:val="0000EE"/>
-            <w:u w:val="single"/>
-          </w:rPr>
-          <w:t>申22:11</w:t>
-        </w:r>
-      </w:hyperlink>
+      <w:r>
+        <w:rPr>
+          <w:lang w:val="zh_TW" w:bidi="zh_TW"/>
+        </w:rPr>
+        <w:t>申22:11</w:t>
+      </w:r>
       <w:r>
         <w:rPr>
           <w:lang w:val="zh_TW" w:bidi="zh_TW"/>
@@ -8548,162 +7516,108 @@
         </w:rPr>
         <w:t>在聖經時代，至少有三種亞麻布被使用，顯然每種都有特定的用途。</w:t>
       </w:r>
-      <w:hyperlink r:id="rId165">
-        <w:r>
-          <w:rPr>
-            <w:lang w:val="zh_TW" w:bidi="zh_TW"/>
-          </w:rPr>
-          <w:rPr>
-            <w:color w:val="0000EE"/>
-            <w:u w:val="single"/>
-          </w:rPr>
-          <w:t>利未記六章10節</w:t>
-        </w:r>
-      </w:hyperlink>
+      <w:r>
+        <w:rPr>
+          <w:lang w:val="zh_TW" w:bidi="zh_TW"/>
+        </w:rPr>
+        <w:t>利未記六章10節</w:t>
+      </w:r>
       <w:r>
         <w:rPr>
           <w:lang w:val="zh_TW" w:bidi="zh_TW"/>
         </w:rPr>
         <w:t>、</w:t>
       </w:r>
-      <w:hyperlink r:id="rId166">
-        <w:r>
-          <w:rPr>
-            <w:lang w:val="zh_TW" w:bidi="zh_TW"/>
-          </w:rPr>
-          <w:rPr>
-            <w:color w:val="0000EE"/>
-            <w:u w:val="single"/>
-          </w:rPr>
-          <w:t>以西結書九章2節</w:t>
-        </w:r>
-      </w:hyperlink>
+      <w:r>
+        <w:rPr>
+          <w:lang w:val="zh_TW" w:bidi="zh_TW"/>
+        </w:rPr>
+        <w:t>以西結書九章2節</w:t>
+      </w:r>
       <w:r>
         <w:rPr>
           <w:lang w:val="zh_TW" w:bidi="zh_TW"/>
         </w:rPr>
         <w:t>、</w:t>
       </w:r>
-      <w:hyperlink r:id="rId167">
-        <w:r>
-          <w:rPr>
-            <w:lang w:val="zh_TW" w:bidi="zh_TW"/>
-          </w:rPr>
-          <w:rPr>
-            <w:color w:val="0000EE"/>
-            <w:u w:val="single"/>
-          </w:rPr>
-          <w:t>但以理書十章5節</w:t>
-        </w:r>
-      </w:hyperlink>
+      <w:r>
+        <w:rPr>
+          <w:lang w:val="zh_TW" w:bidi="zh_TW"/>
+        </w:rPr>
+        <w:t>但以理書十章5節</w:t>
+      </w:r>
       <w:r>
         <w:rPr>
           <w:lang w:val="zh_TW" w:bidi="zh_TW"/>
         </w:rPr>
         <w:t>和</w:t>
       </w:r>
-      <w:hyperlink r:id="rId168">
-        <w:r>
-          <w:rPr>
-            <w:lang w:val="zh_TW" w:bidi="zh_TW"/>
-          </w:rPr>
-          <w:rPr>
-            <w:color w:val="0000EE"/>
-            <w:u w:val="single"/>
-          </w:rPr>
-          <w:t>啟示錄十五章6節</w:t>
-        </w:r>
-      </w:hyperlink>
+      <w:r>
+        <w:rPr>
+          <w:lang w:val="zh_TW" w:bidi="zh_TW"/>
+        </w:rPr>
+        <w:t>啟示錄十五章6節</w:t>
+      </w:r>
       <w:r>
         <w:rPr>
           <w:lang w:val="zh_TW" w:bidi="zh_TW"/>
         </w:rPr>
         <w:t>提到普通的粗質亞麻布。</w:t>
       </w:r>
-      <w:hyperlink r:id="rId169">
-        <w:r>
-          <w:rPr>
-            <w:lang w:val="zh_TW" w:bidi="zh_TW"/>
-          </w:rPr>
-          <w:rPr>
-            <w:color w:val="0000EE"/>
-            <w:u w:val="single"/>
-          </w:rPr>
-          <w:t>出埃及記二十六章1節</w:t>
-        </w:r>
-      </w:hyperlink>
+      <w:r>
+        <w:rPr>
+          <w:lang w:val="zh_TW" w:bidi="zh_TW"/>
+        </w:rPr>
+        <w:t>出埃及記二十六章1節</w:t>
+      </w:r>
       <w:r>
         <w:rPr>
           <w:lang w:val="zh_TW" w:bidi="zh_TW"/>
         </w:rPr>
         <w:t>和</w:t>
       </w:r>
-      <w:hyperlink r:id="rId170">
-        <w:r>
-          <w:rPr>
-            <w:lang w:val="zh_TW" w:bidi="zh_TW"/>
-          </w:rPr>
-          <w:rPr>
-            <w:color w:val="0000EE"/>
-            <w:u w:val="single"/>
-          </w:rPr>
-          <w:t>三十九章27節</w:t>
-        </w:r>
-      </w:hyperlink>
+      <w:r>
+        <w:rPr>
+          <w:lang w:val="zh_TW" w:bidi="zh_TW"/>
+        </w:rPr>
+        <w:t>三十九章27節</w:t>
+      </w:r>
       <w:r>
         <w:rPr>
           <w:lang w:val="zh_TW" w:bidi="zh_TW"/>
         </w:rPr>
         <w:t>提到的亞麻布則為優質的亞麻布。</w:t>
       </w:r>
-      <w:hyperlink r:id="rId171">
-        <w:r>
-          <w:rPr>
-            <w:lang w:val="zh_TW" w:bidi="zh_TW"/>
-          </w:rPr>
-          <w:rPr>
-            <w:color w:val="0000EE"/>
-            <w:u w:val="single"/>
-          </w:rPr>
-          <w:t>歷代志上十五章27節</w:t>
-        </w:r>
-      </w:hyperlink>
+      <w:r>
+        <w:rPr>
+          <w:lang w:val="zh_TW" w:bidi="zh_TW"/>
+        </w:rPr>
+        <w:t>歷代志上十五章27節</w:t>
+      </w:r>
       <w:r>
         <w:rPr>
           <w:lang w:val="zh_TW" w:bidi="zh_TW"/>
         </w:rPr>
         <w:t>、</w:t>
       </w:r>
-      <w:hyperlink r:id="rId172">
-        <w:r>
-          <w:rPr>
-            <w:lang w:val="zh_TW" w:bidi="zh_TW"/>
-          </w:rPr>
-          <w:rPr>
-            <w:color w:val="0000EE"/>
-            <w:u w:val="single"/>
-          </w:rPr>
-          <w:t>以斯拉記八章15節</w:t>
-        </w:r>
-      </w:hyperlink>
+      <w:r>
+        <w:rPr>
+          <w:lang w:val="zh_TW" w:bidi="zh_TW"/>
+        </w:rPr>
+        <w:t>以斯拉記八章15節</w:t>
+      </w:r>
       <w:r>
         <w:rPr>
           <w:lang w:val="zh_TW" w:bidi="zh_TW"/>
         </w:rPr>
         <w:t>和</w:t>
       </w:r>
-      <w:hyperlink r:id="rId173">
-        <w:r>
-          <w:rPr>
-            <w:lang w:val="zh_TW" w:bidi="zh_TW"/>
-          </w:rPr>
-          <w:rPr>
-            <w:color w:val="0000EE"/>
-            <w:u w:val="single"/>
-          </w:rPr>
-          <w:t>啟示錄十九章8節</w:t>
-        </w:r>
-      </w:hyperlink>
+      <w:r>
+        <w:rPr>
+          <w:lang w:val="zh_TW" w:bidi="zh_TW"/>
+        </w:rPr>
+        <w:t>啟示錄十九章8節</w:t>
+      </w:r>
       <w:r>
         <w:rPr>
           <w:lang w:val="zh_TW" w:bidi="zh_TW"/>
@@ -8724,54 +7638,36 @@
         </w:rPr>
         <w:t>普通的亞麻植物生長高度從一到四英尺（0.3到1.2米），莖纖細，像鐵絲般的筆直，葉子小且呈淡綠色的長矛狀。亞麻作物的歉收被列為神的懲罰之一（</w:t>
       </w:r>
-      <w:hyperlink r:id="rId174">
-        <w:r>
-          <w:rPr>
-            <w:lang w:val="zh_TW" w:bidi="zh_TW"/>
-          </w:rPr>
-          <w:rPr>
-            <w:color w:val="0000EE"/>
-            <w:u w:val="single"/>
-          </w:rPr>
-          <w:t>何2:9</w:t>
-        </w:r>
-      </w:hyperlink>
+      <w:r>
+        <w:rPr>
+          <w:lang w:val="zh_TW" w:bidi="zh_TW"/>
+        </w:rPr>
+        <w:t>何2:9</w:t>
+      </w:r>
       <w:r>
         <w:rPr>
           <w:lang w:val="zh_TW" w:bidi="zh_TW"/>
         </w:rPr>
         <w:t>）。猶太婦女從事亞麻纖維製衣是家庭手工業（</w:t>
       </w:r>
-      <w:hyperlink r:id="rId175">
-        <w:r>
-          <w:rPr>
-            <w:lang w:val="zh_TW" w:bidi="zh_TW"/>
-          </w:rPr>
-          <w:rPr>
-            <w:color w:val="0000EE"/>
-            <w:u w:val="single"/>
-          </w:rPr>
-          <w:t>箴31:13、19</w:t>
-        </w:r>
-      </w:hyperlink>
+      <w:r>
+        <w:rPr>
+          <w:lang w:val="zh_TW" w:bidi="zh_TW"/>
+        </w:rPr>
+        <w:t>箴31:13、19</w:t>
+      </w:r>
       <w:r>
         <w:rPr>
           <w:lang w:val="zh_TW" w:bidi="zh_TW"/>
         </w:rPr>
         <w:t>），範圍從普通衣物到祭司及聖殿侍從所穿的袍子和圍裙。亞麻布也用於燈芯（</w:t>
       </w:r>
-      <w:hyperlink r:id="rId176">
-        <w:r>
-          <w:rPr>
-            <w:lang w:val="zh_TW" w:bidi="zh_TW"/>
-          </w:rPr>
-          <w:rPr>
-            <w:color w:val="0000EE"/>
-            <w:u w:val="single"/>
-          </w:rPr>
-          <w:t>賽42:3</w:t>
-        </w:r>
-      </w:hyperlink>
+      <w:r>
+        <w:rPr>
+          <w:lang w:val="zh_TW" w:bidi="zh_TW"/>
+        </w:rPr>
+        <w:t>賽42:3</w:t>
+      </w:r>
       <w:r>
         <w:rPr>
           <w:lang w:val="zh_TW" w:bidi="zh_TW"/>
@@ -8824,120 +7720,78 @@
         </w:rPr>
         <w:t>乳香在聖經中被提到21次（例如，</w:t>
       </w:r>
-      <w:hyperlink r:id="rId177">
-        <w:r>
-          <w:rPr>
-            <w:lang w:val="zh_TW" w:bidi="zh_TW"/>
-          </w:rPr>
-          <w:rPr>
-            <w:color w:val="0000EE"/>
-            <w:u w:val="single"/>
-          </w:rPr>
-          <w:t>出30:34</w:t>
-        </w:r>
-      </w:hyperlink>
+      <w:r>
+        <w:rPr>
+          <w:lang w:val="zh_TW" w:bidi="zh_TW"/>
+        </w:rPr>
+        <w:t>出30:34</w:t>
+      </w:r>
       <w:r>
         <w:rPr>
           <w:lang w:val="zh_TW" w:bidi="zh_TW"/>
         </w:rPr>
         <w:t>；</w:t>
       </w:r>
-      <w:hyperlink r:id="rId178">
-        <w:r>
-          <w:rPr>
-            <w:lang w:val="zh_TW" w:bidi="zh_TW"/>
-          </w:rPr>
-          <w:rPr>
-            <w:color w:val="0000EE"/>
-            <w:u w:val="single"/>
-          </w:rPr>
-          <w:t>代上9:29</w:t>
-        </w:r>
-      </w:hyperlink>
+      <w:r>
+        <w:rPr>
+          <w:lang w:val="zh_TW" w:bidi="zh_TW"/>
+        </w:rPr>
+        <w:t>代上9:29</w:t>
+      </w:r>
       <w:r>
         <w:rPr>
           <w:lang w:val="zh_TW" w:bidi="zh_TW"/>
         </w:rPr>
         <w:t>；</w:t>
       </w:r>
-      <w:hyperlink r:id="rId179">
-        <w:r>
-          <w:rPr>
-            <w:lang w:val="zh_TW" w:bidi="zh_TW"/>
-          </w:rPr>
-          <w:rPr>
-            <w:color w:val="0000EE"/>
-            <w:u w:val="single"/>
-          </w:rPr>
-          <w:t>尼13:9</w:t>
-        </w:r>
-      </w:hyperlink>
+      <w:r>
+        <w:rPr>
+          <w:lang w:val="zh_TW" w:bidi="zh_TW"/>
+        </w:rPr>
+        <w:t>尼13:9</w:t>
+      </w:r>
       <w:r>
         <w:rPr>
           <w:lang w:val="zh_TW" w:bidi="zh_TW"/>
         </w:rPr>
         <w:t>；</w:t>
       </w:r>
-      <w:hyperlink r:id="rId111">
-        <w:r>
-          <w:rPr>
-            <w:lang w:val="zh_TW" w:bidi="zh_TW"/>
-          </w:rPr>
-          <w:rPr>
-            <w:color w:val="0000EE"/>
-            <w:u w:val="single"/>
-          </w:rPr>
-          <w:t>歌3:6，</w:t>
-        </w:r>
-      </w:hyperlink>
-      <w:hyperlink r:id="rId180">
-        <w:r>
-          <w:rPr>
-            <w:lang w:val="zh_TW" w:bidi="zh_TW"/>
-          </w:rPr>
-          <w:rPr>
-            <w:color w:val="0000EE"/>
-            <w:u w:val="single"/>
-          </w:rPr>
-          <w:t>4:6、14</w:t>
-        </w:r>
-      </w:hyperlink>
+      <w:r>
+        <w:rPr>
+          <w:lang w:val="zh_TW" w:bidi="zh_TW"/>
+        </w:rPr>
+        <w:t>歌3:6，</w:t>
+      </w:r>
+      <w:r>
+        <w:rPr>
+          <w:lang w:val="zh_TW" w:bidi="zh_TW"/>
+        </w:rPr>
+        <w:t>4:6、14</w:t>
+      </w:r>
       <w:r>
         <w:rPr>
           <w:lang w:val="zh_TW" w:bidi="zh_TW"/>
         </w:rPr>
         <w:t>；</w:t>
       </w:r>
-      <w:hyperlink r:id="rId181">
-        <w:r>
-          <w:rPr>
-            <w:lang w:val="zh_TW" w:bidi="zh_TW"/>
-          </w:rPr>
-          <w:rPr>
-            <w:color w:val="0000EE"/>
-            <w:u w:val="single"/>
-          </w:rPr>
-          <w:t>太2:11</w:t>
-        </w:r>
-      </w:hyperlink>
+      <w:r>
+        <w:rPr>
+          <w:lang w:val="zh_TW" w:bidi="zh_TW"/>
+        </w:rPr>
+        <w:t>太2:11</w:t>
+      </w:r>
       <w:r>
         <w:rPr>
           <w:lang w:val="zh_TW" w:bidi="zh_TW"/>
         </w:rPr>
         <w:t>；</w:t>
       </w:r>
-      <w:hyperlink r:id="rId140">
-        <w:r>
-          <w:rPr>
-            <w:lang w:val="zh_TW" w:bidi="zh_TW"/>
-          </w:rPr>
-          <w:rPr>
-            <w:color w:val="0000EE"/>
-            <w:u w:val="single"/>
-          </w:rPr>
-          <w:t>啟18:13</w:t>
-        </w:r>
-      </w:hyperlink>
+      <w:r>
+        <w:rPr>
+          <w:lang w:val="zh_TW" w:bidi="zh_TW"/>
+        </w:rPr>
+        <w:t>啟18:13</w:t>
+      </w:r>
       <w:r>
         <w:rPr>
           <w:lang w:val="zh_TW" w:bidi="zh_TW"/>
@@ -8976,18 +7830,12 @@
         </w:rPr>
         <w:t>喜利比拿（Galbanum，也稱白松香、波斯樹脂）是一種帶臭味的黃褐色樹脂，含有一種名為伞形花內酯的化學物質，取自多種與茴香有親緣關係的植物，原產於敘利亞和波斯。此樹脂是從莖部自然流出的，或從接近地面的幼莖橫切口取出。乳白色的汁液很快會凝固，形成市售的乳香。其氣味強烈，具有香脂香氣，但燃燒時的氣味刺激且令人不悅。喜利比拿是製作「聖香」的成分之一（</w:t>
       </w:r>
-      <w:hyperlink r:id="rId177">
-        <w:r>
-          <w:rPr>
-            <w:lang w:val="zh_TW" w:bidi="zh_TW"/>
-          </w:rPr>
-          <w:rPr>
-            <w:color w:val="0000EE"/>
-            <w:u w:val="single"/>
-          </w:rPr>
-          <w:t>出30:34</w:t>
-        </w:r>
-      </w:hyperlink>
+      <w:r>
+        <w:rPr>
+          <w:lang w:val="zh_TW" w:bidi="zh_TW"/>
+        </w:rPr>
+        <w:t>出30:34</w:t>
+      </w:r>
       <w:r>
         <w:rPr>
           <w:lang w:val="zh_TW" w:bidi="zh_TW"/>
@@ -9071,174 +7919,108 @@
         </w:rPr>
         <w:t>關於翻譯為「野瓜」（</w:t>
       </w:r>
-      <w:hyperlink r:id="rId182">
-        <w:r>
-          <w:rPr>
-            <w:lang w:val="zh_TW" w:bidi="zh_TW"/>
-          </w:rPr>
-          <w:rPr>
-            <w:color w:val="0000EE"/>
-            <w:u w:val="single"/>
-          </w:rPr>
-          <w:t>王下4:39</w:t>
-        </w:r>
-      </w:hyperlink>
+      <w:r>
+        <w:rPr>
+          <w:lang w:val="zh_TW" w:bidi="zh_TW"/>
+        </w:rPr>
+        <w:t>王下4:39</w:t>
+      </w:r>
       <w:r>
         <w:rPr>
           <w:lang w:val="zh_TW" w:bidi="zh_TW"/>
         </w:rPr>
         <w:t>）或「苦膽」（</w:t>
       </w:r>
-      <w:hyperlink r:id="rId183">
-        <w:r>
-          <w:rPr>
-            <w:lang w:val="zh_TW" w:bidi="zh_TW"/>
-          </w:rPr>
-          <w:rPr>
-            <w:color w:val="0000EE"/>
-            <w:u w:val="single"/>
-          </w:rPr>
-          <w:t>申29:18，</w:t>
-        </w:r>
-      </w:hyperlink>
-      <w:hyperlink r:id="rId184">
-        <w:r>
-          <w:rPr>
-            <w:lang w:val="zh_TW" w:bidi="zh_TW"/>
-          </w:rPr>
-          <w:rPr>
-            <w:color w:val="0000EE"/>
-            <w:u w:val="single"/>
-          </w:rPr>
-          <w:t>32:32</w:t>
-        </w:r>
-      </w:hyperlink>
+      <w:r>
+        <w:rPr>
+          <w:lang w:val="zh_TW" w:bidi="zh_TW"/>
+        </w:rPr>
+        <w:t>申29:18，</w:t>
+      </w:r>
+      <w:r>
+        <w:rPr>
+          <w:lang w:val="zh_TW" w:bidi="zh_TW"/>
+        </w:rPr>
+        <w:t>32:32</w:t>
+      </w:r>
       <w:r>
         <w:rPr>
           <w:lang w:val="zh_TW" w:bidi="zh_TW"/>
         </w:rPr>
         <w:t>；</w:t>
       </w:r>
-      <w:hyperlink r:id="rId185">
-        <w:r>
-          <w:rPr>
-            <w:lang w:val="zh_TW" w:bidi="zh_TW"/>
-          </w:rPr>
-          <w:rPr>
-            <w:color w:val="0000EE"/>
-            <w:u w:val="single"/>
-          </w:rPr>
-          <w:t>詩69:21</w:t>
-        </w:r>
-      </w:hyperlink>
+      <w:r>
+        <w:rPr>
+          <w:lang w:val="zh_TW" w:bidi="zh_TW"/>
+        </w:rPr>
+        <w:t>詩69:21</w:t>
+      </w:r>
       <w:r>
         <w:rPr>
           <w:lang w:val="zh_TW" w:bidi="zh_TW"/>
         </w:rPr>
         <w:t>；</w:t>
       </w:r>
-      <w:hyperlink r:id="rId186">
-        <w:r>
-          <w:rPr>
-            <w:lang w:val="zh_TW" w:bidi="zh_TW"/>
-          </w:rPr>
-          <w:rPr>
-            <w:color w:val="0000EE"/>
-            <w:u w:val="single"/>
-          </w:rPr>
-          <w:t>耶8:14，</w:t>
-        </w:r>
-      </w:hyperlink>
-      <w:hyperlink r:id="rId187">
-        <w:r>
-          <w:rPr>
-            <w:lang w:val="zh_TW" w:bidi="zh_TW"/>
-          </w:rPr>
-          <w:rPr>
-            <w:color w:val="0000EE"/>
-            <w:u w:val="single"/>
-          </w:rPr>
-          <w:t>9:15，</w:t>
-        </w:r>
-      </w:hyperlink>
-      <w:hyperlink r:id="rId188">
-        <w:r>
-          <w:rPr>
-            <w:lang w:val="zh_TW" w:bidi="zh_TW"/>
-          </w:rPr>
-          <w:rPr>
-            <w:color w:val="0000EE"/>
-            <w:u w:val="single"/>
-          </w:rPr>
-          <w:t>23:15；</w:t>
-        </w:r>
-      </w:hyperlink>
-      <w:hyperlink r:id="rId189">
-        <w:r>
-          <w:rPr>
-            <w:lang w:val="zh_TW" w:bidi="zh_TW"/>
-          </w:rPr>
-          <w:rPr>
-            <w:color w:val="0000EE"/>
-            <w:u w:val="single"/>
-          </w:rPr>
-          <w:t>哀3:5、19</w:t>
-        </w:r>
-      </w:hyperlink>
+      <w:r>
+        <w:rPr>
+          <w:lang w:val="zh_TW" w:bidi="zh_TW"/>
+        </w:rPr>
+        <w:t>耶8:14，</w:t>
+      </w:r>
+      <w:r>
+        <w:rPr>
+          <w:lang w:val="zh_TW" w:bidi="zh_TW"/>
+        </w:rPr>
+        <w:t>9:15，</w:t>
+      </w:r>
+      <w:r>
+        <w:rPr>
+          <w:lang w:val="zh_TW" w:bidi="zh_TW"/>
+        </w:rPr>
+        <w:t>23:15；</w:t>
+      </w:r>
+      <w:r>
+        <w:rPr>
+          <w:lang w:val="zh_TW" w:bidi="zh_TW"/>
+        </w:rPr>
+        <w:t>哀3:5、19</w:t>
+      </w:r>
       <w:r>
         <w:rPr>
           <w:lang w:val="zh_TW" w:bidi="zh_TW"/>
         </w:rPr>
         <w:t>；</w:t>
       </w:r>
-      <w:hyperlink r:id="rId190">
-        <w:r>
-          <w:rPr>
-            <w:lang w:val="zh_TW" w:bidi="zh_TW"/>
-          </w:rPr>
-          <w:rPr>
-            <w:color w:val="0000EE"/>
-            <w:u w:val="single"/>
-          </w:rPr>
-          <w:t>摩6:12</w:t>
-        </w:r>
-      </w:hyperlink>
+      <w:r>
+        <w:rPr>
+          <w:lang w:val="zh_TW" w:bidi="zh_TW"/>
+        </w:rPr>
+        <w:t>摩6:12</w:t>
+      </w:r>
       <w:r>
         <w:rPr>
           <w:lang w:val="zh_TW" w:bidi="zh_TW"/>
         </w:rPr>
         <w:t>；</w:t>
       </w:r>
-      <w:hyperlink r:id="rId191">
-        <w:r>
-          <w:rPr>
-            <w:lang w:val="zh_TW" w:bidi="zh_TW"/>
-          </w:rPr>
-          <w:rPr>
-            <w:color w:val="0000EE"/>
-            <w:u w:val="single"/>
-          </w:rPr>
-          <w:t>太27:34</w:t>
-        </w:r>
-      </w:hyperlink>
+      <w:r>
+        <w:rPr>
+          <w:lang w:val="zh_TW" w:bidi="zh_TW"/>
+        </w:rPr>
+        <w:t>太27:34</w:t>
+      </w:r>
       <w:r>
         <w:rPr>
           <w:lang w:val="zh_TW" w:bidi="zh_TW"/>
         </w:rPr>
         <w:t>；</w:t>
       </w:r>
-      <w:hyperlink r:id="rId192">
-        <w:r>
-          <w:rPr>
-            <w:lang w:val="zh_TW" w:bidi="zh_TW"/>
-          </w:rPr>
-          <w:rPr>
-            <w:color w:val="0000EE"/>
-            <w:u w:val="single"/>
-          </w:rPr>
-          <w:t>徒8:23</w:t>
-        </w:r>
-      </w:hyperlink>
+      <w:r>
+        <w:rPr>
+          <w:lang w:val="zh_TW" w:bidi="zh_TW"/>
+        </w:rPr>
+        <w:t>徒8:23</w:t>
+      </w:r>
       <w:r>
         <w:rPr>
           <w:lang w:val="zh_TW" w:bidi="zh_TW"/>
@@ -9316,36 +8098,24 @@
         </w:rPr>
         <w:t>也是廣泛用於聖地的刺灌木，可能是指在</w:t>
       </w:r>
-      <w:hyperlink r:id="rId193">
-        <w:r>
-          <w:rPr>
-            <w:lang w:val="zh_TW" w:bidi="zh_TW"/>
-          </w:rPr>
-          <w:rPr>
-            <w:color w:val="0000EE"/>
-            <w:u w:val="single"/>
-          </w:rPr>
-          <w:t>箴言十五章19節</w:t>
-        </w:r>
-      </w:hyperlink>
+      <w:r>
+        <w:rPr>
+          <w:lang w:val="zh_TW" w:bidi="zh_TW"/>
+        </w:rPr>
+        <w:t>箴言十五章19節</w:t>
+      </w:r>
       <w:r>
         <w:rPr>
           <w:lang w:val="zh_TW" w:bidi="zh_TW"/>
         </w:rPr>
         <w:t>和</w:t>
       </w:r>
-      <w:hyperlink r:id="rId194">
-        <w:r>
-          <w:rPr>
-            <w:lang w:val="zh_TW" w:bidi="zh_TW"/>
-          </w:rPr>
-          <w:rPr>
-            <w:color w:val="0000EE"/>
-            <w:u w:val="single"/>
-          </w:rPr>
-          <w:t>何西阿書二章6節</w:t>
-        </w:r>
-      </w:hyperlink>
+      <w:r>
+        <w:rPr>
+          <w:lang w:val="zh_TW" w:bidi="zh_TW"/>
+        </w:rPr>
+        <w:t>何西阿書二章6節</w:t>
+      </w:r>
       <w:r>
         <w:rPr>
           <w:lang w:val="zh_TW" w:bidi="zh_TW"/>
@@ -9384,36 +8154,24 @@
         </w:rPr>
         <w:t>原產於亞洲和北非的樹木或灌木，擁有芳香的紅色或白色花朵，葉子可製成紅色染料。今天學者認為在</w:t>
       </w:r>
-      <w:hyperlink r:id="rId195">
-        <w:r>
-          <w:rPr>
-            <w:lang w:val="zh_TW" w:bidi="zh_TW"/>
-          </w:rPr>
-          <w:rPr>
-            <w:color w:val="0000EE"/>
-            <w:u w:val="single"/>
-          </w:rPr>
-          <w:t>雅歌一章14節</w:t>
-        </w:r>
-      </w:hyperlink>
+      <w:r>
+        <w:rPr>
+          <w:lang w:val="zh_TW" w:bidi="zh_TW"/>
+        </w:rPr>
+        <w:t>雅歌一章14節</w:t>
+      </w:r>
       <w:r>
         <w:rPr>
           <w:lang w:val="zh_TW" w:bidi="zh_TW"/>
         </w:rPr>
         <w:t>和</w:t>
       </w:r>
-      <w:hyperlink r:id="rId196">
-        <w:r>
-          <w:rPr>
-            <w:lang w:val="zh_TW" w:bidi="zh_TW"/>
-          </w:rPr>
-          <w:rPr>
-            <w:color w:val="0000EE"/>
-            <w:u w:val="single"/>
-          </w:rPr>
-          <w:t>四章13節</w:t>
-        </w:r>
-      </w:hyperlink>
+      <w:r>
+        <w:rPr>
+          <w:lang w:val="zh_TW" w:bidi="zh_TW"/>
+        </w:rPr>
+        <w:t>四章13節</w:t>
+      </w:r>
       <w:r>
         <w:rPr>
           <w:lang w:val="zh_TW" w:bidi="zh_TW"/>
@@ -9466,42 +8224,24 @@
         </w:rPr>
         <w:t>在</w:t>
       </w:r>
-      <w:hyperlink r:id="rId197">
-        <w:r>
-          <w:rPr>
-            <w:lang w:val="zh_TW" w:bidi="zh_TW"/>
-          </w:rPr>
-          <w:rPr>
-            <w:color w:val="0000EE"/>
-            <w:u w:val="single"/>
-          </w:rPr>
-          <w:t>雅歌二章1至2、16節，</w:t>
-        </w:r>
-      </w:hyperlink>
-      <w:hyperlink r:id="rId198">
-        <w:r>
-          <w:rPr>
-            <w:lang w:val="zh_TW" w:bidi="zh_TW"/>
-          </w:rPr>
-          <w:rPr>
-            <w:color w:val="0000EE"/>
-            <w:u w:val="single"/>
-          </w:rPr>
-          <w:t>四章5節，</w:t>
-        </w:r>
-      </w:hyperlink>
-      <w:hyperlink r:id="rId199">
-        <w:r>
-          <w:rPr>
-            <w:lang w:val="zh_TW" w:bidi="zh_TW"/>
-          </w:rPr>
-          <w:rPr>
-            <w:color w:val="0000EE"/>
-            <w:u w:val="single"/>
-          </w:rPr>
-          <w:t>六章2至4節</w:t>
-        </w:r>
-      </w:hyperlink>
+      <w:r>
+        <w:rPr>
+          <w:lang w:val="zh_TW" w:bidi="zh_TW"/>
+        </w:rPr>
+        <w:t>雅歌二章1至2、16節，</w:t>
+      </w:r>
+      <w:r>
+        <w:rPr>
+          <w:lang w:val="zh_TW" w:bidi="zh_TW"/>
+        </w:rPr>
+        <w:t>四章5節，</w:t>
+      </w:r>
+      <w:r>
+        <w:rPr>
+          <w:lang w:val="zh_TW" w:bidi="zh_TW"/>
+        </w:rPr>
+        <w:t>六章2至4節</w:t>
+      </w:r>
       <w:r>
         <w:rPr>
           <w:lang w:val="zh_TW" w:bidi="zh_TW"/>
@@ -9601,126 +8341,84 @@
         </w:rPr>
         <w:t xml:space="preserve"> 它在</w:t>
       </w:r>
-      <w:hyperlink r:id="rId200">
-        <w:r>
-          <w:rPr>
-            <w:lang w:val="zh_TW" w:bidi="zh_TW"/>
-          </w:rPr>
-          <w:rPr>
-            <w:color w:val="0000EE"/>
-            <w:u w:val="single"/>
-          </w:rPr>
-          <w:t>出埃及記十二章22節</w:t>
-        </w:r>
-      </w:hyperlink>
+      <w:r>
+        <w:rPr>
+          <w:lang w:val="zh_TW" w:bidi="zh_TW"/>
+        </w:rPr>
+        <w:t>出埃及記十二章22節</w:t>
+      </w:r>
       <w:r>
         <w:rPr>
           <w:lang w:val="zh_TW" w:bidi="zh_TW"/>
         </w:rPr>
         <w:t>；</w:t>
       </w:r>
-      <w:hyperlink r:id="rId201">
-        <w:r>
-          <w:rPr>
-            <w:lang w:val="zh_TW" w:bidi="zh_TW"/>
-          </w:rPr>
-          <w:rPr>
-            <w:color w:val="0000EE"/>
-            <w:u w:val="single"/>
-          </w:rPr>
-          <w:t>利未記十四章4至6、52節</w:t>
-        </w:r>
-      </w:hyperlink>
+      <w:r>
+        <w:rPr>
+          <w:lang w:val="zh_TW" w:bidi="zh_TW"/>
+        </w:rPr>
+        <w:t>利未記十四章4至6、52節</w:t>
+      </w:r>
       <w:r>
         <w:rPr>
           <w:lang w:val="zh_TW" w:bidi="zh_TW"/>
         </w:rPr>
         <w:t>；</w:t>
       </w:r>
-      <w:hyperlink r:id="rId202">
-        <w:r>
-          <w:rPr>
-            <w:lang w:val="zh_TW" w:bidi="zh_TW"/>
-          </w:rPr>
-          <w:rPr>
-            <w:color w:val="0000EE"/>
-            <w:u w:val="single"/>
-          </w:rPr>
-          <w:t>民數記十九章6、18節</w:t>
-        </w:r>
-      </w:hyperlink>
+      <w:r>
+        <w:rPr>
+          <w:lang w:val="zh_TW" w:bidi="zh_TW"/>
+        </w:rPr>
+        <w:t>民數記十九章6、18節</w:t>
+      </w:r>
       <w:r>
         <w:rPr>
           <w:lang w:val="zh_TW" w:bidi="zh_TW"/>
         </w:rPr>
         <w:t>；</w:t>
       </w:r>
-      <w:hyperlink r:id="rId203">
-        <w:r>
-          <w:rPr>
-            <w:lang w:val="zh_TW" w:bidi="zh_TW"/>
-          </w:rPr>
-          <w:rPr>
-            <w:color w:val="0000EE"/>
-            <w:u w:val="single"/>
-          </w:rPr>
-          <w:t>列王紀上四章33節</w:t>
-        </w:r>
-      </w:hyperlink>
+      <w:r>
+        <w:rPr>
+          <w:lang w:val="zh_TW" w:bidi="zh_TW"/>
+        </w:rPr>
+        <w:t>列王紀上四章33節</w:t>
+      </w:r>
       <w:r>
         <w:rPr>
           <w:lang w:val="zh_TW" w:bidi="zh_TW"/>
         </w:rPr>
         <w:t>；</w:t>
       </w:r>
-      <w:hyperlink r:id="rId204">
-        <w:r>
-          <w:rPr>
-            <w:lang w:val="zh_TW" w:bidi="zh_TW"/>
-          </w:rPr>
-          <w:rPr>
-            <w:color w:val="0000EE"/>
-            <w:u w:val="single"/>
-          </w:rPr>
-          <w:t>詩篇五十一篇7節</w:t>
-        </w:r>
-      </w:hyperlink>
+      <w:r>
+        <w:rPr>
+          <w:lang w:val="zh_TW" w:bidi="zh_TW"/>
+        </w:rPr>
+        <w:t>詩篇五十一篇7節</w:t>
+      </w:r>
       <w:r>
         <w:rPr>
           <w:lang w:val="zh_TW" w:bidi="zh_TW"/>
         </w:rPr>
         <w:t>；和</w:t>
       </w:r>
-      <w:hyperlink r:id="rId205">
-        <w:r>
-          <w:rPr>
-            <w:lang w:val="zh_TW" w:bidi="zh_TW"/>
-          </w:rPr>
-          <w:rPr>
-            <w:color w:val="0000EE"/>
-            <w:u w:val="single"/>
-          </w:rPr>
-          <w:t>希伯來書九章19節</w:t>
-        </w:r>
-      </w:hyperlink>
+      <w:r>
+        <w:rPr>
+          <w:lang w:val="zh_TW" w:bidi="zh_TW"/>
+        </w:rPr>
+        <w:t>希伯來書九章19節</w:t>
+      </w:r>
       <w:r>
         <w:rPr>
           <w:lang w:val="zh_TW" w:bidi="zh_TW"/>
         </w:rPr>
         <w:t>中被提到。馬鬱蘭屬薄荷科植物，在適宜條件下可生長到三英尺（0.6到0.9米）高，但在岩隙和牆上生長時通常更為矮小（參</w:t>
       </w:r>
-      <w:hyperlink r:id="rId203">
-        <w:r>
-          <w:rPr>
-            <w:lang w:val="zh_TW" w:bidi="zh_TW"/>
-          </w:rPr>
-          <w:rPr>
-            <w:color w:val="0000EE"/>
-            <w:u w:val="single"/>
-          </w:rPr>
-          <w:t>王上4:33</w:t>
-        </w:r>
-      </w:hyperlink>
+      <w:r>
+        <w:rPr>
+          <w:lang w:val="zh_TW" w:bidi="zh_TW"/>
+        </w:rPr>
+        <w:t>王上4:33</w:t>
+      </w:r>
       <w:r>
         <w:rPr>
           <w:lang w:val="zh_TW" w:bidi="zh_TW"/>
@@ -9741,18 +8439,12 @@
         </w:rPr>
         <w:t>新約中提到耶穌釘十字架刑罰時的「牛膝草」（</w:t>
       </w:r>
-      <w:hyperlink r:id="rId206">
-        <w:r>
-          <w:rPr>
-            <w:lang w:val="zh_TW" w:bidi="zh_TW"/>
-          </w:rPr>
-          <w:rPr>
-            <w:color w:val="0000EE"/>
-            <w:u w:val="single"/>
-          </w:rPr>
-          <w:t>約19:29</w:t>
-        </w:r>
-      </w:hyperlink>
+      <w:r>
+        <w:rPr>
+          <w:lang w:val="zh_TW" w:bidi="zh_TW"/>
+        </w:rPr>
+        <w:t>約19:29</w:t>
+      </w:r>
       <w:r>
         <w:rPr>
           <w:lang w:val="zh_TW" w:bidi="zh_TW"/>
@@ -9791,36 +8483,24 @@
         </w:rPr>
         <w:t>這是一種常綠灌木或樹木的品種。在</w:t>
       </w:r>
-      <w:hyperlink r:id="rId207">
-        <w:r>
-          <w:rPr>
-            <w:lang w:val="zh_TW" w:bidi="zh_TW"/>
-          </w:rPr>
-          <w:rPr>
-            <w:color w:val="0000EE"/>
-            <w:u w:val="single"/>
-          </w:rPr>
-          <w:t>耶利米書十七章6節</w:t>
-        </w:r>
-      </w:hyperlink>
+      <w:r>
+        <w:rPr>
+          <w:lang w:val="zh_TW" w:bidi="zh_TW"/>
+        </w:rPr>
+        <w:t>耶利米書十七章6節</w:t>
+      </w:r>
       <w:r>
         <w:rPr>
           <w:lang w:val="zh_TW" w:bidi="zh_TW"/>
         </w:rPr>
         <w:t>和</w:t>
       </w:r>
-      <w:hyperlink r:id="rId208">
-        <w:r>
-          <w:rPr>
-            <w:lang w:val="zh_TW" w:bidi="zh_TW"/>
-          </w:rPr>
-          <w:rPr>
-            <w:color w:val="0000EE"/>
-            <w:u w:val="single"/>
-          </w:rPr>
-          <w:t>四十八章6節</w:t>
-        </w:r>
-      </w:hyperlink>
+      <w:r>
+        <w:rPr>
+          <w:lang w:val="zh_TW" w:bidi="zh_TW"/>
+        </w:rPr>
+        <w:t>四十八章6節</w:t>
+      </w:r>
       <w:r>
         <w:rPr>
           <w:lang w:val="zh_TW" w:bidi="zh_TW"/>
@@ -9885,18 +8565,12 @@
         </w:rPr>
         <w:t>這是一種原產於地中海地區的灌木或樹木。</w:t>
       </w:r>
-      <w:hyperlink r:id="rId209">
-        <w:r>
-          <w:rPr>
-            <w:lang w:val="zh_TW" w:bidi="zh_TW"/>
-          </w:rPr>
-          <w:rPr>
-            <w:color w:val="0000EE"/>
-            <w:u w:val="single"/>
-          </w:rPr>
-          <w:t>詩篇三十七篇35節</w:t>
-        </w:r>
-      </w:hyperlink>
+      <w:r>
+        <w:rPr>
+          <w:lang w:val="zh_TW" w:bidi="zh_TW"/>
+        </w:rPr>
+        <w:t>詩篇三十七篇35節</w:t>
+      </w:r>
       <w:r>
         <w:rPr>
           <w:lang w:val="zh_TW" w:bidi="zh_TW"/>
@@ -9982,60 +8656,36 @@
           <w:lang w:val="zh_TW" w:bidi="zh_TW"/>
         </w:rPr>
       </w:r>
-      <w:hyperlink r:id="rId210">
-        <w:r>
-          <w:rPr>
-            <w:lang w:val="zh_TW" w:bidi="zh_TW"/>
-          </w:rPr>
-          <w:rPr>
-            <w:color w:val="0000EE"/>
-            <w:u w:val="single"/>
-          </w:rPr>
-          <w:t>創世記二十五章29至34節、</w:t>
-        </w:r>
-      </w:hyperlink>
-      <w:hyperlink r:id="rId211">
-        <w:r>
-          <w:rPr>
-            <w:lang w:val="zh_TW" w:bidi="zh_TW"/>
-          </w:rPr>
-          <w:rPr>
-            <w:color w:val="0000EE"/>
-            <w:u w:val="single"/>
-          </w:rPr>
-          <w:t>撒母耳記下十七章27至29節、</w:t>
-        </w:r>
-      </w:hyperlink>
-      <w:hyperlink r:id="rId212">
-        <w:r>
-          <w:rPr>
-            <w:lang w:val="zh_TW" w:bidi="zh_TW"/>
-          </w:rPr>
-          <w:rPr>
-            <w:color w:val="0000EE"/>
-            <w:u w:val="single"/>
-          </w:rPr>
-          <w:t>二十三章11節</w:t>
-        </w:r>
-      </w:hyperlink>
+      <w:r>
+        <w:rPr>
+          <w:lang w:val="zh_TW" w:bidi="zh_TW"/>
+        </w:rPr>
+        <w:t>創世記二十五章29至34節、</w:t>
+      </w:r>
+      <w:r>
+        <w:rPr>
+          <w:lang w:val="zh_TW" w:bidi="zh_TW"/>
+        </w:rPr>
+        <w:t>撒母耳記下十七章27至29節、</w:t>
+      </w:r>
+      <w:r>
+        <w:rPr>
+          <w:lang w:val="zh_TW" w:bidi="zh_TW"/>
+        </w:rPr>
+        <w:t>二十三章11節</w:t>
+      </w:r>
       <w:r>
         <w:rPr>
           <w:lang w:val="zh_TW" w:bidi="zh_TW"/>
         </w:rPr>
         <w:t>和</w:t>
       </w:r>
-      <w:hyperlink r:id="rId119">
-        <w:r>
-          <w:rPr>
-            <w:lang w:val="zh_TW" w:bidi="zh_TW"/>
-          </w:rPr>
-          <w:rPr>
-            <w:color w:val="0000EE"/>
-            <w:u w:val="single"/>
-          </w:rPr>
-          <w:t>以西結書四章9節</w:t>
-        </w:r>
-      </w:hyperlink>
+      <w:r>
+        <w:rPr>
+          <w:lang w:val="zh_TW" w:bidi="zh_TW"/>
+        </w:rPr>
+        <w:t>以西結書四章9節</w:t>
+      </w:r>
       <w:r>
         <w:rPr>
           <w:lang w:val="zh_TW" w:bidi="zh_TW"/>
@@ -10139,18 +8789,12 @@
         </w:rPr>
         <w:t>是「野地裡的百合花」（</w:t>
       </w:r>
-      <w:hyperlink r:id="rId213">
-        <w:r>
-          <w:rPr>
-            <w:lang w:val="zh_TW" w:bidi="zh_TW"/>
-          </w:rPr>
-          <w:rPr>
-            <w:color w:val="0000EE"/>
-            <w:u w:val="single"/>
-          </w:rPr>
-          <w:t>太6:28</w:t>
-        </w:r>
-      </w:hyperlink>
+      <w:r>
+        <w:rPr>
+          <w:lang w:val="zh_TW" w:bidi="zh_TW"/>
+        </w:rPr>
+        <w:t>太6:28</w:t>
+      </w:r>
       <w:r>
         <w:rPr>
           <w:lang w:val="zh_TW" w:bidi="zh_TW"/>
@@ -10211,18 +8855,12 @@
         </w:rPr>
         <w:t>。</w:t>
       </w:r>
-      <w:hyperlink r:id="rId214">
-        <w:r>
-          <w:rPr>
-            <w:lang w:val="zh_TW" w:bidi="zh_TW"/>
-          </w:rPr>
-          <w:rPr>
-            <w:color w:val="0000EE"/>
-            <w:u w:val="single"/>
-          </w:rPr>
-          <w:t>雅歌五章13節</w:t>
-        </w:r>
-      </w:hyperlink>
+      <w:r>
+        <w:rPr>
+          <w:lang w:val="zh_TW" w:bidi="zh_TW"/>
+        </w:rPr>
+        <w:t>雅歌五章13節</w:t>
+      </w:r>
       <w:r>
         <w:rPr>
           <w:lang w:val="zh_TW" w:bidi="zh_TW"/>
@@ -10237,36 +8875,24 @@
           <w:lang w:val="zh_TW" w:bidi="zh_TW"/>
         </w:rPr>
       </w:r>
-      <w:hyperlink r:id="rId215">
-        <w:r>
-          <w:rPr>
-            <w:lang w:val="zh_TW" w:bidi="zh_TW"/>
-          </w:rPr>
-          <w:rPr>
-            <w:color w:val="0000EE"/>
-            <w:u w:val="single"/>
-          </w:rPr>
-          <w:t>列王紀上七章19、22、26節</w:t>
-        </w:r>
-      </w:hyperlink>
+      <w:r>
+        <w:rPr>
+          <w:lang w:val="zh_TW" w:bidi="zh_TW"/>
+        </w:rPr>
+        <w:t>列王紀上七章19、22、26節</w:t>
+      </w:r>
       <w:r>
         <w:rPr>
           <w:lang w:val="zh_TW" w:bidi="zh_TW"/>
         </w:rPr>
         <w:t>和</w:t>
       </w:r>
-      <w:hyperlink r:id="rId216">
-        <w:r>
-          <w:rPr>
-            <w:lang w:val="zh_TW" w:bidi="zh_TW"/>
-          </w:rPr>
-          <w:rPr>
-            <w:color w:val="0000EE"/>
-            <w:u w:val="single"/>
-          </w:rPr>
-          <w:t>歷代志下四章5節</w:t>
-        </w:r>
-      </w:hyperlink>
+      <w:r>
+        <w:rPr>
+          <w:lang w:val="zh_TW" w:bidi="zh_TW"/>
+        </w:rPr>
+        <w:t>歷代志下四章5節</w:t>
+      </w:r>
       <w:r>
         <w:rPr>
           <w:lang w:val="zh_TW" w:bidi="zh_TW"/>
@@ -10312,18 +8938,12 @@
           <w:lang w:val="zh_TW" w:bidi="zh_TW"/>
         </w:rPr>
       </w:r>
-      <w:hyperlink r:id="rId217">
-        <w:r>
-          <w:rPr>
-            <w:lang w:val="zh_TW" w:bidi="zh_TW"/>
-          </w:rPr>
-          <w:rPr>
-            <w:color w:val="0000EE"/>
-            <w:u w:val="single"/>
-          </w:rPr>
-          <w:t>約伯記四十章21至22節</w:t>
-        </w:r>
-      </w:hyperlink>
+      <w:r>
+        <w:rPr>
+          <w:lang w:val="zh_TW" w:bidi="zh_TW"/>
+        </w:rPr>
+        <w:t>約伯記四十章21至22節</w:t>
+      </w:r>
       <w:r>
         <w:rPr>
           <w:lang w:val="zh_TW" w:bidi="zh_TW"/>
@@ -10357,18 +8977,12 @@
         </w:rPr>
         <w:t>另一些註釋家認為，</w:t>
       </w:r>
-      <w:hyperlink r:id="rId218">
-        <w:r>
-          <w:rPr>
-            <w:lang w:val="zh_TW" w:bidi="zh_TW"/>
-          </w:rPr>
-          <w:rPr>
-            <w:color w:val="0000EE"/>
-            <w:u w:val="single"/>
-          </w:rPr>
-          <w:t>約伯記第四十章</w:t>
-        </w:r>
-      </w:hyperlink>
+      <w:r>
+        <w:rPr>
+          <w:lang w:val="zh_TW" w:bidi="zh_TW"/>
+        </w:rPr>
+        <w:t>約伯記第四十章</w:t>
+      </w:r>
       <w:r>
         <w:rPr>
           <w:lang w:val="zh_TW" w:bidi="zh_TW"/>
@@ -10433,18 +9047,12 @@
         </w:rPr>
         <w:t>在</w:t>
       </w:r>
-      <w:hyperlink r:id="rId126">
-        <w:r>
-          <w:rPr>
-            <w:lang w:val="zh_TW" w:bidi="zh_TW"/>
-          </w:rPr>
-          <w:rPr>
-            <w:color w:val="0000EE"/>
-            <w:u w:val="single"/>
-          </w:rPr>
-          <w:t>約伯記三十章4節</w:t>
-        </w:r>
-      </w:hyperlink>
+      <w:r>
+        <w:rPr>
+          <w:lang w:val="zh_TW" w:bidi="zh_TW"/>
+        </w:rPr>
+        <w:t>約伯記三十章4節</w:t>
+      </w:r>
       <w:r>
         <w:rPr>
           <w:lang w:val="zh_TW" w:bidi="zh_TW"/>
@@ -10496,18 +9104,12 @@
         </w:rPr>
         <w:t>風茄或愛情果是一種無莖的草本多年生植物，與茄科、馬鈴薯和番茄有關。它有一個大型、類似甜菜的、通常分叉的主根，從其頂部長出許多深色葉子，約一英尺（30.5公分）長和四英寸（10.2公分）寬。這種植物略帶毒性，厚實的主根在形狀上與人體的下部有些相似。因此，人們賦予它某些催情的特性（參</w:t>
       </w:r>
-      <w:hyperlink r:id="rId219">
-        <w:r>
-          <w:rPr>
-            <w:lang w:val="zh_TW" w:bidi="zh_TW"/>
-          </w:rPr>
-          <w:rPr>
-            <w:color w:val="0000EE"/>
-            <w:u w:val="single"/>
-          </w:rPr>
-          <w:t>創30:14–16</w:t>
-        </w:r>
-      </w:hyperlink>
+      <w:r>
+        <w:rPr>
+          <w:lang w:val="zh_TW" w:bidi="zh_TW"/>
+        </w:rPr>
+        <w:t>創30:14–16</w:t>
+      </w:r>
       <w:r>
         <w:rPr>
           <w:lang w:val="zh_TW" w:bidi="zh_TW"/>
@@ -10528,18 +9130,12 @@
         </w:rPr>
         <w:t>愛情果是聖地荒野中常見的植物。它原產於整個地中海地區、南歐和小亞細亞。風茄在</w:t>
       </w:r>
-      <w:hyperlink r:id="rId220">
-        <w:r>
-          <w:rPr>
-            <w:lang w:val="zh_TW" w:bidi="zh_TW"/>
-          </w:rPr>
-          <w:rPr>
-            <w:color w:val="0000EE"/>
-            <w:u w:val="single"/>
-          </w:rPr>
-          <w:t>雅歌七章13節</w:t>
-        </w:r>
-      </w:hyperlink>
+      <w:r>
+        <w:rPr>
+          <w:lang w:val="zh_TW" w:bidi="zh_TW"/>
+        </w:rPr>
+        <w:t>雅歌七章13節</w:t>
+      </w:r>
       <w:r>
         <w:rPr>
           <w:lang w:val="zh_TW" w:bidi="zh_TW"/>
@@ -10598,18 +9194,12 @@
         </w:rPr>
         <w:t>這兩種相關藤本植物的幾個品種具有堅硬的外皮和多汁的果肉。</w:t>
       </w:r>
-      <w:hyperlink r:id="rId221">
-        <w:r>
-          <w:rPr>
-            <w:lang w:val="zh_TW" w:bidi="zh_TW"/>
-          </w:rPr>
-          <w:rPr>
-            <w:color w:val="0000EE"/>
-            <w:u w:val="single"/>
-          </w:rPr>
-          <w:t>民數記十一章5節</w:t>
-        </w:r>
-      </w:hyperlink>
+      <w:r>
+        <w:rPr>
+          <w:lang w:val="zh_TW" w:bidi="zh_TW"/>
+        </w:rPr>
+        <w:t>民數記十一章5節</w:t>
+      </w:r>
       <w:r>
         <w:rPr>
           <w:lang w:val="zh_TW" w:bidi="zh_TW"/>
@@ -10719,36 +9309,24 @@
         </w:rPr>
         <w:t>可能是</w:t>
       </w:r>
-      <w:hyperlink r:id="rId145">
-        <w:r>
-          <w:rPr>
-            <w:lang w:val="zh_TW" w:bidi="zh_TW"/>
-          </w:rPr>
-          <w:rPr>
-            <w:color w:val="0000EE"/>
-            <w:u w:val="single"/>
-          </w:rPr>
-          <w:t>馬太福音二十三章23節</w:t>
-        </w:r>
-      </w:hyperlink>
+      <w:r>
+        <w:rPr>
+          <w:lang w:val="zh_TW" w:bidi="zh_TW"/>
+        </w:rPr>
+        <w:t>馬太福音二十三章23節</w:t>
+      </w:r>
       <w:r>
         <w:rPr>
           <w:lang w:val="zh_TW" w:bidi="zh_TW"/>
         </w:rPr>
         <w:t>和</w:t>
       </w:r>
-      <w:hyperlink r:id="rId222">
-        <w:r>
-          <w:rPr>
-            <w:lang w:val="zh_TW" w:bidi="zh_TW"/>
-          </w:rPr>
-          <w:rPr>
-            <w:color w:val="0000EE"/>
-            <w:u w:val="single"/>
-          </w:rPr>
-          <w:t>路加福音十一章42節</w:t>
-        </w:r>
-      </w:hyperlink>
+      <w:r>
+        <w:rPr>
+          <w:lang w:val="zh_TW" w:bidi="zh_TW"/>
+        </w:rPr>
+        <w:t>路加福音十一章42節</w:t>
+      </w:r>
       <w:r>
         <w:rPr>
           <w:lang w:val="zh_TW" w:bidi="zh_TW"/>
@@ -10787,18 +9365,12 @@
         </w:rPr>
         <w:t>這個家族的任何樹，有些結深紫色果子，有些結白色果子，其葉子被用作蠶的食物。</w:t>
       </w:r>
-      <w:hyperlink r:id="rId223">
-        <w:r>
-          <w:rPr>
-            <w:lang w:val="zh_TW" w:bidi="zh_TW"/>
-          </w:rPr>
-          <w:rPr>
-            <w:color w:val="0000EE"/>
-            <w:u w:val="single"/>
-          </w:rPr>
-          <w:t>路加福音十七章6節</w:t>
-        </w:r>
-      </w:hyperlink>
+      <w:r>
+        <w:rPr>
+          <w:lang w:val="zh_TW" w:bidi="zh_TW"/>
+        </w:rPr>
+        <w:t>路加福音十七章6節</w:t>
+      </w:r>
       <w:r>
         <w:rPr>
           <w:lang w:val="zh_TW" w:bidi="zh_TW"/>
@@ -10863,90 +9435,60 @@
         </w:rPr>
         <w:t>這個屬的各種植物原產於歐亞大陸，其中一些是為了其可食用的種子而種植的。雖然對於「芥菜」在</w:t>
       </w:r>
-      <w:hyperlink r:id="rId224">
-        <w:r>
-          <w:rPr>
-            <w:lang w:val="zh_TW" w:bidi="zh_TW"/>
-          </w:rPr>
-          <w:rPr>
-            <w:color w:val="0000EE"/>
-            <w:u w:val="single"/>
-          </w:rPr>
-          <w:t>馬太福音十三章31至32節</w:t>
-        </w:r>
-      </w:hyperlink>
+      <w:r>
+        <w:rPr>
+          <w:lang w:val="zh_TW" w:bidi="zh_TW"/>
+        </w:rPr>
+        <w:t>馬太福音十三章31至32節</w:t>
+      </w:r>
       <w:r>
         <w:rPr>
           <w:lang w:val="zh_TW" w:bidi="zh_TW"/>
         </w:rPr>
         <w:t>、</w:t>
       </w:r>
-      <w:hyperlink r:id="rId225">
-        <w:r>
-          <w:rPr>
-            <w:lang w:val="zh_TW" w:bidi="zh_TW"/>
-          </w:rPr>
-          <w:rPr>
-            <w:color w:val="0000EE"/>
-            <w:u w:val="single"/>
-          </w:rPr>
-          <w:t>十七章20節</w:t>
-        </w:r>
-      </w:hyperlink>
+      <w:r>
+        <w:rPr>
+          <w:lang w:val="zh_TW" w:bidi="zh_TW"/>
+        </w:rPr>
+        <w:t>十七章20節</w:t>
+      </w:r>
       <w:r>
         <w:rPr>
           <w:lang w:val="zh_TW" w:bidi="zh_TW"/>
         </w:rPr>
         <w:t>、</w:t>
       </w:r>
-      <w:hyperlink r:id="rId226">
-        <w:r>
-          <w:rPr>
-            <w:lang w:val="zh_TW" w:bidi="zh_TW"/>
-          </w:rPr>
-          <w:rPr>
-            <w:color w:val="0000EE"/>
-            <w:u w:val="single"/>
-          </w:rPr>
-          <w:t>馬可福音四章31節</w:t>
-        </w:r>
-      </w:hyperlink>
+      <w:r>
+        <w:rPr>
+          <w:lang w:val="zh_TW" w:bidi="zh_TW"/>
+        </w:rPr>
+        <w:t>馬可福音四章31節</w:t>
+      </w:r>
       <w:r>
         <w:rPr>
           <w:lang w:val="zh_TW" w:bidi="zh_TW"/>
         </w:rPr>
         <w:t>、</w:t>
       </w:r>
-      <w:hyperlink r:id="rId227">
-        <w:r>
-          <w:rPr>
-            <w:lang w:val="zh_TW" w:bidi="zh_TW"/>
-          </w:rPr>
-          <w:rPr>
-            <w:color w:val="0000EE"/>
-            <w:u w:val="single"/>
-          </w:rPr>
-          <w:t>路加福音十三章19節</w:t>
-        </w:r>
-      </w:hyperlink>
+      <w:r>
+        <w:rPr>
+          <w:lang w:val="zh_TW" w:bidi="zh_TW"/>
+        </w:rPr>
+        <w:t>路加福音十三章19節</w:t>
+      </w:r>
       <w:r>
         <w:rPr>
           <w:lang w:val="zh_TW" w:bidi="zh_TW"/>
         </w:rPr>
         <w:t>和</w:t>
       </w:r>
-      <w:hyperlink r:id="rId223">
-        <w:r>
-          <w:rPr>
-            <w:lang w:val="zh_TW" w:bidi="zh_TW"/>
-          </w:rPr>
-          <w:rPr>
-            <w:color w:val="0000EE"/>
-            <w:u w:val="single"/>
-          </w:rPr>
-          <w:t>十七章6節</w:t>
-        </w:r>
-      </w:hyperlink>
+      <w:r>
+        <w:rPr>
+          <w:lang w:val="zh_TW" w:bidi="zh_TW"/>
+        </w:rPr>
+        <w:t>十七章6節</w:t>
+      </w:r>
       <w:r>
         <w:rPr>
           <w:lang w:val="zh_TW" w:bidi="zh_TW"/>
@@ -11078,36 +9620,24 @@
         </w:rPr>
         <w:t>也可能被包括在內，因為它生長在同一地區，且性質相似。這兩種樹原產於阿拉伯、衣索匹亞和東非的索馬里海岸。它們產生的樹膠構成了大部分市售的沒藥。兩者都是低矮、叢生且分枝粗壯、帶刺的小灌木或小樹，主要生長於岩石地帶，特別是石灰岩山丘上。在東方，沒藥被高度推崇為芳香物質、香水和藥物。古埃及人在廟宇中焚燒沒藥，並用於防腐處理屍體；猶太人也使用沒藥來防腐（</w:t>
       </w:r>
-      <w:hyperlink r:id="rId97">
-        <w:r>
-          <w:rPr>
-            <w:lang w:val="zh_TW" w:bidi="zh_TW"/>
-          </w:rPr>
-          <w:rPr>
-            <w:color w:val="0000EE"/>
-            <w:u w:val="single"/>
-          </w:rPr>
-          <w:t>約19:39</w:t>
-        </w:r>
-      </w:hyperlink>
+      <w:r>
+        <w:rPr>
+          <w:lang w:val="zh_TW" w:bidi="zh_TW"/>
+        </w:rPr>
+        <w:t>約19:39</w:t>
+      </w:r>
       <w:r>
         <w:rPr>
           <w:lang w:val="zh_TW" w:bidi="zh_TW"/>
         </w:rPr>
         <w:t>）。希伯來人將其視為珍貴的香料（</w:t>
       </w:r>
-      <w:hyperlink r:id="rId94">
-        <w:r>
-          <w:rPr>
-            <w:lang w:val="zh_TW" w:bidi="zh_TW"/>
-          </w:rPr>
-          <w:rPr>
-            <w:color w:val="0000EE"/>
-            <w:u w:val="single"/>
-          </w:rPr>
-          <w:t>詩45:8</w:t>
-        </w:r>
-      </w:hyperlink>
+      <w:r>
+        <w:rPr>
+          <w:lang w:val="zh_TW" w:bidi="zh_TW"/>
+        </w:rPr>
+        <w:t>詩45:8</w:t>
+      </w:r>
       <w:r>
         <w:rPr>
           <w:lang w:val="zh_TW" w:bidi="zh_TW"/>
@@ -11160,18 +9690,12 @@
         </w:rPr>
         <w:t>在聖經中，番石榴主要被視為神慷慨的象徵。尼希米下令收集番石榴樹枝以用於住棚節（</w:t>
       </w:r>
-      <w:hyperlink r:id="rId228">
-        <w:r>
-          <w:rPr>
-            <w:lang w:val="zh_TW" w:bidi="zh_TW"/>
-          </w:rPr>
-          <w:rPr>
-            <w:color w:val="0000EE"/>
-            <w:u w:val="single"/>
-          </w:rPr>
-          <w:t>尼8:15</w:t>
-        </w:r>
-      </w:hyperlink>
+      <w:r>
+        <w:rPr>
+          <w:lang w:val="zh_TW" w:bidi="zh_TW"/>
+        </w:rPr>
+        <w:t>尼8:15</w:t>
+      </w:r>
       <w:r>
         <w:rPr>
           <w:lang w:val="zh_TW" w:bidi="zh_TW"/>
@@ -11223,18 +9747,12 @@
         </w:rPr>
         <w:t>似乎是指在</w:t>
       </w:r>
-      <w:hyperlink r:id="rId229">
-        <w:r>
-          <w:rPr>
-            <w:lang w:val="zh_TW" w:bidi="zh_TW"/>
-          </w:rPr>
-          <w:rPr>
-            <w:color w:val="0000EE"/>
-            <w:u w:val="single"/>
-          </w:rPr>
-          <w:t>以賽亞書三十五章1節</w:t>
-        </w:r>
-      </w:hyperlink>
+      <w:r>
+        <w:rPr>
+          <w:lang w:val="zh_TW" w:bidi="zh_TW"/>
+        </w:rPr>
+        <w:t>以賽亞書三十五章1節</w:t>
+      </w:r>
       <w:r>
         <w:rPr>
           <w:lang w:val="zh_TW" w:bidi="zh_TW"/>
@@ -11273,66 +9791,42 @@
         </w:rPr>
         <w:t>哪噠是一種多年生草本植物，具有強烈而令人愉悅的香根。原產於喜馬拉雅山高海拔地區，分布範圍延伸至西亞。其根部和羊毛狀的尖狀幼莖在葉片展開前被乾燥，並用於製作香水。哪噠草在印度仍被用作髮香料，且有理由相信聖經中的哪噠香（</w:t>
       </w:r>
-      <w:hyperlink r:id="rId230">
-        <w:r>
-          <w:rPr>
-            <w:lang w:val="zh_TW" w:bidi="zh_TW"/>
-          </w:rPr>
-          <w:rPr>
-            <w:color w:val="0000EE"/>
-            <w:u w:val="single"/>
-          </w:rPr>
-          <w:t>歌1:12，</w:t>
-        </w:r>
-      </w:hyperlink>
-      <w:hyperlink r:id="rId231">
-        <w:r>
-          <w:rPr>
-            <w:lang w:val="zh_TW" w:bidi="zh_TW"/>
-          </w:rPr>
-          <w:rPr>
-            <w:color w:val="0000EE"/>
-            <w:u w:val="single"/>
-          </w:rPr>
-          <w:t>4:13–14</w:t>
-        </w:r>
-      </w:hyperlink>
+      <w:r>
+        <w:rPr>
+          <w:lang w:val="zh_TW" w:bidi="zh_TW"/>
+        </w:rPr>
+        <w:t>歌1:12，</w:t>
+      </w:r>
+      <w:r>
+        <w:rPr>
+          <w:lang w:val="zh_TW" w:bidi="zh_TW"/>
+        </w:rPr>
+        <w:t>4:13–14</w:t>
+      </w:r>
       <w:r>
         <w:rPr>
           <w:lang w:val="zh_TW" w:bidi="zh_TW"/>
         </w:rPr>
         <w:t>；</w:t>
       </w:r>
-      <w:hyperlink r:id="rId232">
-        <w:r>
-          <w:rPr>
-            <w:lang w:val="zh_TW" w:bidi="zh_TW"/>
-          </w:rPr>
-          <w:rPr>
-            <w:color w:val="0000EE"/>
-            <w:u w:val="single"/>
-          </w:rPr>
-          <w:t>可14:3</w:t>
-        </w:r>
-      </w:hyperlink>
+      <w:r>
+        <w:rPr>
+          <w:lang w:val="zh_TW" w:bidi="zh_TW"/>
+        </w:rPr>
+        <w:t>可14:3</w:t>
+      </w:r>
       <w:r>
         <w:rPr>
           <w:lang w:val="zh_TW" w:bidi="zh_TW"/>
         </w:rPr>
         <w:t>；</w:t>
       </w:r>
-      <w:hyperlink r:id="rId233">
-        <w:r>
-          <w:rPr>
-            <w:lang w:val="zh_TW" w:bidi="zh_TW"/>
-          </w:rPr>
-          <w:rPr>
-            <w:color w:val="0000EE"/>
-            <w:u w:val="single"/>
-          </w:rPr>
-          <w:t>約12:3</w:t>
-        </w:r>
-      </w:hyperlink>
+      <w:r>
+        <w:rPr>
+          <w:lang w:val="zh_TW" w:bidi="zh_TW"/>
+        </w:rPr>
+        <w:t>約12:3</w:t>
+      </w:r>
       <w:r>
         <w:rPr>
           <w:lang w:val="zh_TW" w:bidi="zh_TW"/>
@@ -11423,36 +9917,24 @@
         </w:rPr>
         <w:t>一些蕁麻可達到五到六英尺（1.5到1.8米）的高度。它們是荒地和田野的常見有害植物，往往佔據曾經被種植但後來荒廢的土地（</w:t>
       </w:r>
-      <w:hyperlink r:id="rId234">
-        <w:r>
-          <w:rPr>
-            <w:lang w:val="zh_TW" w:bidi="zh_TW"/>
-          </w:rPr>
-          <w:rPr>
-            <w:color w:val="0000EE"/>
-            <w:u w:val="single"/>
-          </w:rPr>
-          <w:t>賽34:13</w:t>
-        </w:r>
-      </w:hyperlink>
+      <w:r>
+        <w:rPr>
+          <w:lang w:val="zh_TW" w:bidi="zh_TW"/>
+        </w:rPr>
+        <w:t>賽34:13</w:t>
+      </w:r>
       <w:r>
         <w:rPr>
           <w:lang w:val="zh_TW" w:bidi="zh_TW"/>
         </w:rPr>
         <w:t>；</w:t>
       </w:r>
-      <w:hyperlink r:id="rId235">
-        <w:r>
-          <w:rPr>
-            <w:lang w:val="zh_TW" w:bidi="zh_TW"/>
-          </w:rPr>
-          <w:rPr>
-            <w:color w:val="0000EE"/>
-            <w:u w:val="single"/>
-          </w:rPr>
-          <w:t>何9:6</w:t>
-        </w:r>
-      </w:hyperlink>
+      <w:r>
+        <w:rPr>
+          <w:lang w:val="zh_TW" w:bidi="zh_TW"/>
+        </w:rPr>
+        <w:t>何9:6</w:t>
+      </w:r>
       <w:r>
         <w:rPr>
           <w:lang w:val="zh_TW" w:bidi="zh_TW"/>
@@ -11485,18 +9967,12 @@
           <w:lang w:val="zh_TW" w:bidi="zh_TW"/>
         </w:rPr>
       </w:r>
-      <w:hyperlink r:id="rId144">
-        <w:r>
-          <w:rPr>
-            <w:lang w:val="zh_TW" w:bidi="zh_TW"/>
-          </w:rPr>
-          <w:rPr>
-            <w:color w:val="0000EE"/>
-            <w:u w:val="single"/>
-          </w:rPr>
-          <w:t>以賽亞書二十八章25至27節</w:t>
-        </w:r>
-      </w:hyperlink>
+      <w:r>
+        <w:rPr>
+          <w:lang w:val="zh_TW" w:bidi="zh_TW"/>
+        </w:rPr>
+        <w:t>以賽亞書二十八章25至27節</w:t>
+      </w:r>
       <w:r>
         <w:rPr>
           <w:lang w:val="zh_TW" w:bidi="zh_TW"/>
@@ -11561,204 +10037,126 @@
         </w:rPr>
         <w:t>）的寄主，這種昆蟲產生的緋紅染料用於染色亞麻和羊毛（</w:t>
       </w:r>
-      <w:hyperlink r:id="rId236">
-        <w:r>
-          <w:rPr>
-            <w:lang w:val="zh_TW" w:bidi="zh_TW"/>
-          </w:rPr>
-          <w:rPr>
-            <w:color w:val="0000EE"/>
-            <w:u w:val="single"/>
-          </w:rPr>
-          <w:t>創38:28–30</w:t>
-        </w:r>
-      </w:hyperlink>
+      <w:r>
+        <w:rPr>
+          <w:lang w:val="zh_TW" w:bidi="zh_TW"/>
+        </w:rPr>
+        <w:t>創38:28–30</w:t>
+      </w:r>
       <w:r>
         <w:rPr>
           <w:lang w:val="zh_TW" w:bidi="zh_TW"/>
         </w:rPr>
         <w:t>；</w:t>
       </w:r>
-      <w:hyperlink r:id="rId237">
-        <w:r>
-          <w:rPr>
-            <w:lang w:val="zh_TW" w:bidi="zh_TW"/>
-          </w:rPr>
-          <w:rPr>
-            <w:color w:val="0000EE"/>
-            <w:u w:val="single"/>
-          </w:rPr>
-          <w:t>出25:4，</w:t>
-        </w:r>
-      </w:hyperlink>
-      <w:hyperlink r:id="rId169">
-        <w:r>
-          <w:rPr>
-            <w:lang w:val="zh_TW" w:bidi="zh_TW"/>
-          </w:rPr>
-          <w:rPr>
-            <w:color w:val="0000EE"/>
-            <w:u w:val="single"/>
-          </w:rPr>
-          <w:t>26:1，</w:t>
-        </w:r>
-      </w:hyperlink>
-      <w:hyperlink r:id="rId238">
-        <w:r>
-          <w:rPr>
-            <w:lang w:val="zh_TW" w:bidi="zh_TW"/>
-          </w:rPr>
-          <w:rPr>
-            <w:color w:val="0000EE"/>
-            <w:u w:val="single"/>
-          </w:rPr>
-          <w:t>28:33，</w:t>
-        </w:r>
-      </w:hyperlink>
-      <w:hyperlink r:id="rId239">
-        <w:r>
-          <w:rPr>
-            <w:lang w:val="zh_TW" w:bidi="zh_TW"/>
-          </w:rPr>
-          <w:rPr>
-            <w:color w:val="0000EE"/>
-            <w:u w:val="single"/>
-          </w:rPr>
-          <w:t>35:23，</w:t>
-        </w:r>
-      </w:hyperlink>
-      <w:hyperlink r:id="rId240">
-        <w:r>
-          <w:rPr>
-            <w:lang w:val="zh_TW" w:bidi="zh_TW"/>
-          </w:rPr>
-          <w:rPr>
-            <w:color w:val="0000EE"/>
-            <w:u w:val="single"/>
-          </w:rPr>
-          <w:t>39:24</w:t>
-        </w:r>
-      </w:hyperlink>
+      <w:r>
+        <w:rPr>
+          <w:lang w:val="zh_TW" w:bidi="zh_TW"/>
+        </w:rPr>
+        <w:t>出25:4，</w:t>
+      </w:r>
+      <w:r>
+        <w:rPr>
+          <w:lang w:val="zh_TW" w:bidi="zh_TW"/>
+        </w:rPr>
+        <w:t>26:1，</w:t>
+      </w:r>
+      <w:r>
+        <w:rPr>
+          <w:lang w:val="zh_TW" w:bidi="zh_TW"/>
+        </w:rPr>
+        <w:t>28:33，</w:t>
+      </w:r>
+      <w:r>
+        <w:rPr>
+          <w:lang w:val="zh_TW" w:bidi="zh_TW"/>
+        </w:rPr>
+        <w:t>35:23，</w:t>
+      </w:r>
+      <w:r>
+        <w:rPr>
+          <w:lang w:val="zh_TW" w:bidi="zh_TW"/>
+        </w:rPr>
+        <w:t>39:24</w:t>
+      </w:r>
       <w:r>
         <w:rPr>
           <w:lang w:val="zh_TW" w:bidi="zh_TW"/>
         </w:rPr>
         <w:t>；</w:t>
       </w:r>
-      <w:hyperlink r:id="rId201">
-        <w:r>
-          <w:rPr>
-            <w:lang w:val="zh_TW" w:bidi="zh_TW"/>
-          </w:rPr>
-          <w:rPr>
-            <w:color w:val="0000EE"/>
-            <w:u w:val="single"/>
-          </w:rPr>
-          <w:t>利14:4–6、51–52</w:t>
-        </w:r>
-      </w:hyperlink>
+      <w:r>
+        <w:rPr>
+          <w:lang w:val="zh_TW" w:bidi="zh_TW"/>
+        </w:rPr>
+        <w:t>利14:4–6、51–52</w:t>
+      </w:r>
       <w:r>
         <w:rPr>
           <w:lang w:val="zh_TW" w:bidi="zh_TW"/>
         </w:rPr>
         <w:t>；</w:t>
       </w:r>
-      <w:hyperlink r:id="rId202">
-        <w:r>
-          <w:rPr>
-            <w:lang w:val="zh_TW" w:bidi="zh_TW"/>
-          </w:rPr>
-          <w:rPr>
-            <w:color w:val="0000EE"/>
-            <w:u w:val="single"/>
-          </w:rPr>
-          <w:t>民19:6</w:t>
-        </w:r>
-      </w:hyperlink>
+      <w:r>
+        <w:rPr>
+          <w:lang w:val="zh_TW" w:bidi="zh_TW"/>
+        </w:rPr>
+        <w:t>民19:6</w:t>
+      </w:r>
       <w:r>
         <w:rPr>
           <w:lang w:val="zh_TW" w:bidi="zh_TW"/>
         </w:rPr>
         <w:t>；</w:t>
       </w:r>
-      <w:hyperlink r:id="rId241">
-        <w:r>
-          <w:rPr>
-            <w:lang w:val="zh_TW" w:bidi="zh_TW"/>
-          </w:rPr>
-          <w:rPr>
-            <w:color w:val="0000EE"/>
-            <w:u w:val="single"/>
-          </w:rPr>
-          <w:t>代下2:7、14，</w:t>
-        </w:r>
-      </w:hyperlink>
-      <w:hyperlink r:id="rId242">
-        <w:r>
-          <w:rPr>
-            <w:lang w:val="zh_TW" w:bidi="zh_TW"/>
-          </w:rPr>
-          <w:rPr>
-            <w:color w:val="0000EE"/>
-            <w:u w:val="single"/>
-          </w:rPr>
-          <w:t>3:14</w:t>
-        </w:r>
-      </w:hyperlink>
+      <w:r>
+        <w:rPr>
+          <w:lang w:val="zh_TW" w:bidi="zh_TW"/>
+        </w:rPr>
+        <w:t>代下2:7、14，</w:t>
+      </w:r>
+      <w:r>
+        <w:rPr>
+          <w:lang w:val="zh_TW" w:bidi="zh_TW"/>
+        </w:rPr>
+        <w:t>3:14</w:t>
+      </w:r>
       <w:r>
         <w:rPr>
           <w:lang w:val="zh_TW" w:bidi="zh_TW"/>
         </w:rPr>
         <w:t>；</w:t>
       </w:r>
-      <w:hyperlink r:id="rId243">
-        <w:r>
-          <w:rPr>
-            <w:lang w:val="zh_TW" w:bidi="zh_TW"/>
-          </w:rPr>
-          <w:rPr>
-            <w:color w:val="0000EE"/>
-            <w:u w:val="single"/>
-          </w:rPr>
-          <w:t>賽1:18</w:t>
-        </w:r>
-      </w:hyperlink>
+      <w:r>
+        <w:rPr>
+          <w:lang w:val="zh_TW" w:bidi="zh_TW"/>
+        </w:rPr>
+        <w:t>賽1:18</w:t>
+      </w:r>
       <w:r>
         <w:rPr>
           <w:lang w:val="zh_TW" w:bidi="zh_TW"/>
         </w:rPr>
         <w:t>；</w:t>
       </w:r>
-      <w:hyperlink r:id="rId205">
-        <w:r>
-          <w:rPr>
-            <w:lang w:val="zh_TW" w:bidi="zh_TW"/>
-          </w:rPr>
-          <w:rPr>
-            <w:color w:val="0000EE"/>
-            <w:u w:val="single"/>
-          </w:rPr>
-          <w:t>來9:19</w:t>
-        </w:r>
-      </w:hyperlink>
+      <w:r>
+        <w:rPr>
+          <w:lang w:val="zh_TW" w:bidi="zh_TW"/>
+        </w:rPr>
+        <w:t>來9:19</w:t>
+      </w:r>
       <w:r>
         <w:rPr>
           <w:lang w:val="zh_TW" w:bidi="zh_TW"/>
         </w:rPr>
         <w:t>；</w:t>
       </w:r>
-      <w:hyperlink r:id="rId244">
-        <w:r>
-          <w:rPr>
-            <w:lang w:val="zh_TW" w:bidi="zh_TW"/>
-          </w:rPr>
-          <w:rPr>
-            <w:color w:val="0000EE"/>
-            <w:u w:val="single"/>
-          </w:rPr>
-          <w:t>啟18:12</w:t>
-        </w:r>
-      </w:hyperlink>
+      <w:r>
+        <w:rPr>
+          <w:lang w:val="zh_TW" w:bidi="zh_TW"/>
+        </w:rPr>
+        <w:t>啟18:12</w:t>
+      </w:r>
       <w:r>
         <w:rPr>
           <w:lang w:val="zh_TW" w:bidi="zh_TW"/>
@@ -11792,54 +10190,36 @@
         </w:rPr>
         <w:t>，可能是</w:t>
       </w:r>
-      <w:hyperlink r:id="rId245">
-        <w:r>
-          <w:rPr>
-            <w:lang w:val="zh_TW" w:bidi="zh_TW"/>
-          </w:rPr>
-          <w:rPr>
-            <w:color w:val="0000EE"/>
-            <w:u w:val="single"/>
-          </w:rPr>
-          <w:t>以賽亞二章13節</w:t>
-        </w:r>
-      </w:hyperlink>
+      <w:r>
+        <w:rPr>
+          <w:lang w:val="zh_TW" w:bidi="zh_TW"/>
+        </w:rPr>
+        <w:t>以賽亞二章13節</w:t>
+      </w:r>
       <w:r>
         <w:rPr>
           <w:lang w:val="zh_TW" w:bidi="zh_TW"/>
         </w:rPr>
         <w:t>和</w:t>
       </w:r>
-      <w:hyperlink r:id="rId103">
-        <w:r>
-          <w:rPr>
-            <w:lang w:val="zh_TW" w:bidi="zh_TW"/>
-          </w:rPr>
-          <w:rPr>
-            <w:color w:val="0000EE"/>
-            <w:u w:val="single"/>
-          </w:rPr>
-          <w:t>四十四章14節</w:t>
-        </w:r>
-      </w:hyperlink>
+      <w:r>
+        <w:rPr>
+          <w:lang w:val="zh_TW" w:bidi="zh_TW"/>
+        </w:rPr>
+        <w:t>四十四章14節</w:t>
+      </w:r>
       <w:r>
         <w:rPr>
           <w:lang w:val="zh_TW" w:bidi="zh_TW"/>
         </w:rPr>
         <w:t>中的橡樹。它在中部山地地區很常見，可能在巴珊周圍地區尤為豐富。</w:t>
       </w:r>
-      <w:hyperlink r:id="rId246">
-        <w:r>
-          <w:rPr>
-            <w:lang w:val="zh_TW" w:bidi="zh_TW"/>
-          </w:rPr>
-          <w:rPr>
-            <w:color w:val="0000EE"/>
-            <w:u w:val="single"/>
-          </w:rPr>
-          <w:t>創世記三十五章4、8節</w:t>
-        </w:r>
-      </w:hyperlink>
+      <w:r>
+        <w:rPr>
+          <w:lang w:val="zh_TW" w:bidi="zh_TW"/>
+        </w:rPr>
+        <w:t>創世記三十五章4、8節</w:t>
+      </w:r>
       <w:r>
         <w:rPr>
           <w:lang w:val="zh_TW" w:bidi="zh_TW"/>
@@ -11886,72 +10266,48 @@
         </w:rPr>
         <w:t>在一些英譯本中，</w:t>
       </w:r>
-      <w:hyperlink r:id="rId247">
-        <w:r>
-          <w:rPr>
-            <w:lang w:val="zh_TW" w:bidi="zh_TW"/>
-          </w:rPr>
-          <w:rPr>
-            <w:color w:val="0000EE"/>
-            <w:u w:val="single"/>
-          </w:rPr>
-          <w:t>創世記十二章6節</w:t>
-        </w:r>
-      </w:hyperlink>
+      <w:r>
+        <w:rPr>
+          <w:lang w:val="zh_TW" w:bidi="zh_TW"/>
+        </w:rPr>
+        <w:t>創世記十二章6節</w:t>
+      </w:r>
       <w:r>
         <w:rPr>
           <w:lang w:val="zh_TW" w:bidi="zh_TW"/>
         </w:rPr>
         <w:t>、</w:t>
       </w:r>
-      <w:hyperlink r:id="rId248">
-        <w:r>
-          <w:rPr>
-            <w:lang w:val="zh_TW" w:bidi="zh_TW"/>
-          </w:rPr>
-          <w:rPr>
-            <w:color w:val="0000EE"/>
-            <w:u w:val="single"/>
-          </w:rPr>
-          <w:t>十三章18節</w:t>
-        </w:r>
-      </w:hyperlink>
+      <w:r>
+        <w:rPr>
+          <w:lang w:val="zh_TW" w:bidi="zh_TW"/>
+        </w:rPr>
+        <w:t>十三章18節</w:t>
+      </w:r>
       <w:r>
         <w:rPr>
           <w:lang w:val="zh_TW" w:bidi="zh_TW"/>
         </w:rPr>
         <w:t>、</w:t>
       </w:r>
-      <w:hyperlink r:id="rId249">
-        <w:r>
-          <w:rPr>
-            <w:lang w:val="zh_TW" w:bidi="zh_TW"/>
-          </w:rPr>
-          <w:rPr>
-            <w:color w:val="0000EE"/>
-            <w:u w:val="single"/>
-          </w:rPr>
-          <w:t>十四章13節</w:t>
-        </w:r>
-      </w:hyperlink>
+      <w:r>
+        <w:rPr>
+          <w:lang w:val="zh_TW" w:bidi="zh_TW"/>
+        </w:rPr>
+        <w:t>十四章13節</w:t>
+      </w:r>
       <w:r>
         <w:rPr>
           <w:lang w:val="zh_TW" w:bidi="zh_TW"/>
         </w:rPr>
         <w:t>和</w:t>
       </w:r>
-      <w:hyperlink r:id="rId250">
-        <w:r>
-          <w:rPr>
-            <w:lang w:val="zh_TW" w:bidi="zh_TW"/>
-          </w:rPr>
-          <w:rPr>
-            <w:color w:val="0000EE"/>
-            <w:u w:val="single"/>
-          </w:rPr>
-          <w:t>十八章1節</w:t>
-        </w:r>
-      </w:hyperlink>
+      <w:r>
+        <w:rPr>
+          <w:lang w:val="zh_TW" w:bidi="zh_TW"/>
+        </w:rPr>
+        <w:t>十八章1節</w:t>
+      </w:r>
       <w:r>
         <w:rPr>
           <w:lang w:val="zh_TW" w:bidi="zh_TW"/>
@@ -11972,102 +10328,66 @@
         </w:rPr>
         <w:t>在一些英文譯本中，舊約中多次提到groves（和合本譯為木偶或亞舍拉），通常與敬拜巴力或其它異教神有關（</w:t>
       </w:r>
-      <w:hyperlink r:id="rId251">
-        <w:r>
-          <w:rPr>
-            <w:lang w:val="zh_TW" w:bidi="zh_TW"/>
-          </w:rPr>
-          <w:rPr>
-            <w:color w:val="0000EE"/>
-            <w:u w:val="single"/>
-          </w:rPr>
-          <w:t>出34:13</w:t>
-        </w:r>
-      </w:hyperlink>
+      <w:r>
+        <w:rPr>
+          <w:lang w:val="zh_TW" w:bidi="zh_TW"/>
+        </w:rPr>
+        <w:t>出34:13</w:t>
+      </w:r>
       <w:r>
         <w:rPr>
           <w:lang w:val="zh_TW" w:bidi="zh_TW"/>
         </w:rPr>
         <w:t>；</w:t>
       </w:r>
-      <w:hyperlink r:id="rId252">
-        <w:r>
-          <w:rPr>
-            <w:lang w:val="zh_TW" w:bidi="zh_TW"/>
-          </w:rPr>
-          <w:rPr>
-            <w:color w:val="0000EE"/>
-            <w:u w:val="single"/>
-          </w:rPr>
-          <w:t>申16:21</w:t>
-        </w:r>
-      </w:hyperlink>
+      <w:r>
+        <w:rPr>
+          <w:lang w:val="zh_TW" w:bidi="zh_TW"/>
+        </w:rPr>
+        <w:t>申16:21</w:t>
+      </w:r>
       <w:r>
         <w:rPr>
           <w:lang w:val="zh_TW" w:bidi="zh_TW"/>
         </w:rPr>
         <w:t>；</w:t>
       </w:r>
-      <w:hyperlink r:id="rId253">
-        <w:r>
-          <w:rPr>
-            <w:lang w:val="zh_TW" w:bidi="zh_TW"/>
-          </w:rPr>
-          <w:rPr>
-            <w:color w:val="0000EE"/>
-            <w:u w:val="single"/>
-          </w:rPr>
-          <w:t>士3:7</w:t>
-        </w:r>
-      </w:hyperlink>
+      <w:r>
+        <w:rPr>
+          <w:lang w:val="zh_TW" w:bidi="zh_TW"/>
+        </w:rPr>
+        <w:t>士3:7</w:t>
+      </w:r>
       <w:r>
         <w:rPr>
           <w:lang w:val="zh_TW" w:bidi="zh_TW"/>
         </w:rPr>
         <w:t>；</w:t>
       </w:r>
-      <w:hyperlink r:id="rId254">
-        <w:r>
-          <w:rPr>
-            <w:lang w:val="zh_TW" w:bidi="zh_TW"/>
-          </w:rPr>
-          <w:rPr>
-            <w:color w:val="0000EE"/>
-            <w:u w:val="single"/>
-          </w:rPr>
-          <w:t>王上14:23，</w:t>
-        </w:r>
-      </w:hyperlink>
-      <w:hyperlink r:id="rId255">
-        <w:r>
-          <w:rPr>
-            <w:lang w:val="zh_TW" w:bidi="zh_TW"/>
-          </w:rPr>
-          <w:rPr>
-            <w:color w:val="0000EE"/>
-            <w:u w:val="single"/>
-          </w:rPr>
-          <w:t>18:19</w:t>
-        </w:r>
-      </w:hyperlink>
+      <w:r>
+        <w:rPr>
+          <w:lang w:val="zh_TW" w:bidi="zh_TW"/>
+        </w:rPr>
+        <w:t>王上14:23，</w:t>
+      </w:r>
+      <w:r>
+        <w:rPr>
+          <w:lang w:val="zh_TW" w:bidi="zh_TW"/>
+        </w:rPr>
+        <w:t>18:19</w:t>
+      </w:r>
       <w:r>
         <w:rPr>
           <w:lang w:val="zh_TW" w:bidi="zh_TW"/>
         </w:rPr>
         <w:t>；</w:t>
       </w:r>
-      <w:hyperlink r:id="rId256">
-        <w:r>
-          <w:rPr>
-            <w:lang w:val="zh_TW" w:bidi="zh_TW"/>
-          </w:rPr>
-          <w:rPr>
-            <w:color w:val="0000EE"/>
-            <w:u w:val="single"/>
-          </w:rPr>
-          <w:t>王下17:16</w:t>
-        </w:r>
-      </w:hyperlink>
+      <w:r>
+        <w:rPr>
+          <w:lang w:val="zh_TW" w:bidi="zh_TW"/>
+        </w:rPr>
+        <w:t>王下17:16</w:t>
+      </w:r>
       <w:r>
         <w:rPr>
           <w:lang w:val="zh_TW" w:bidi="zh_TW"/>
@@ -12106,72 +10426,48 @@
         </w:rPr>
         <w:t>小型歐亞樹，具有橢圓形銀色葉子、綠色花朵和類似橄欖的果子。</w:t>
       </w:r>
-      <w:hyperlink r:id="rId257">
-        <w:r>
-          <w:rPr>
-            <w:lang w:val="zh_TW" w:bidi="zh_TW"/>
-          </w:rPr>
-          <w:rPr>
-            <w:color w:val="0000EE"/>
-            <w:u w:val="single"/>
-          </w:rPr>
-          <w:t>列王紀上六章23、31至33節</w:t>
-        </w:r>
-      </w:hyperlink>
+      <w:r>
+        <w:rPr>
+          <w:lang w:val="zh_TW" w:bidi="zh_TW"/>
+        </w:rPr>
+        <w:t>列王紀上六章23、31至33節</w:t>
+      </w:r>
       <w:r>
         <w:rPr>
           <w:lang w:val="zh_TW" w:bidi="zh_TW"/>
         </w:rPr>
         <w:t>和</w:t>
       </w:r>
-      <w:hyperlink r:id="rId258">
-        <w:r>
-          <w:rPr>
-            <w:lang w:val="zh_TW" w:bidi="zh_TW"/>
-          </w:rPr>
-          <w:rPr>
-            <w:color w:val="0000EE"/>
-            <w:u w:val="single"/>
-          </w:rPr>
-          <w:t>歷代志上二十七章28節</w:t>
-        </w:r>
-      </w:hyperlink>
+      <w:r>
+        <w:rPr>
+          <w:lang w:val="zh_TW" w:bidi="zh_TW"/>
+        </w:rPr>
+        <w:t>歷代志上二十七章28節</w:t>
+      </w:r>
       <w:r>
         <w:rPr>
           <w:lang w:val="zh_TW" w:bidi="zh_TW"/>
         </w:rPr>
         <w:t>提到的「橄欖樹」是否指此種樹木尚有爭議。相同的詞也出現在</w:t>
       </w:r>
-      <w:hyperlink r:id="rId123">
-        <w:r>
-          <w:rPr>
-            <w:lang w:val="zh_TW" w:bidi="zh_TW"/>
-          </w:rPr>
-          <w:rPr>
-            <w:color w:val="0000EE"/>
-            <w:u w:val="single"/>
-          </w:rPr>
-          <w:t>以賽亞書四十一章19節</w:t>
-        </w:r>
-      </w:hyperlink>
+      <w:r>
+        <w:rPr>
+          <w:lang w:val="zh_TW" w:bidi="zh_TW"/>
+        </w:rPr>
+        <w:t>以賽亞書四十一章19節</w:t>
+      </w:r>
       <w:r>
         <w:rPr>
           <w:lang w:val="zh_TW" w:bidi="zh_TW"/>
         </w:rPr>
         <w:t>和</w:t>
       </w:r>
-      <w:hyperlink r:id="rId259">
-        <w:r>
-          <w:rPr>
-            <w:lang w:val="zh_TW" w:bidi="zh_TW"/>
-          </w:rPr>
-          <w:rPr>
-            <w:color w:val="0000EE"/>
-            <w:u w:val="single"/>
-          </w:rPr>
-          <w:t>彌迦書六章7節</w:t>
-        </w:r>
-      </w:hyperlink>
+      <w:r>
+        <w:rPr>
+          <w:lang w:val="zh_TW" w:bidi="zh_TW"/>
+        </w:rPr>
+        <w:t>彌迦書六章7節</w:t>
+      </w:r>
       <w:r>
         <w:rPr>
           <w:lang w:val="zh_TW" w:bidi="zh_TW"/>
@@ -12191,18 +10487,12 @@
         </w:rPr>
         <w:t>，這是一種小型的剛硬枝幹樹或優雅的灌木，高度從15到20英尺（4.6到6.1米），在約旦河谷以外的聖地各處常見。它曾在他泊山、希伯崙及撒馬利亞地區尤為常見。其木材堅硬且紋理細緻，非常適合雕刻雕像或人物。它所產的油質量較低，僅用於藥用而非食用；這可能是</w:t>
       </w:r>
-      <w:hyperlink r:id="rId259">
-        <w:r>
-          <w:rPr>
-            <w:lang w:val="zh_TW" w:bidi="zh_TW"/>
-          </w:rPr>
-          <w:rPr>
-            <w:color w:val="0000EE"/>
-            <w:u w:val="single"/>
-          </w:rPr>
-          <w:t>彌迦書六章7節</w:t>
-        </w:r>
-      </w:hyperlink>
+      <w:r>
+        <w:rPr>
+          <w:lang w:val="zh_TW" w:bidi="zh_TW"/>
+        </w:rPr>
+        <w:t>彌迦書六章7節</w:t>
+      </w:r>
       <w:r>
         <w:rPr>
           <w:lang w:val="zh_TW" w:bidi="zh_TW"/>
@@ -12239,25 +10529,7 @@
         <w:rPr>
           <w:lang w:val="zh_TW" w:bidi="zh_TW"/>
         </w:rPr>
-        <w:t>此屬的任何有毒常綠灌木，生長於溫暖地區。一些翻譯中所稱的「玫瑰」（</w:t>
-      </w:r>
-      <w:hyperlink r:id="rId260">
-        <w:r>
-          <w:rPr>
-            <w:lang w:val="zh_TW" w:bidi="zh_TW"/>
-          </w:rPr>
-          <w:rPr>
-            <w:color w:val="0000EE"/>
-            <w:u w:val="single"/>
-          </w:rPr>
-          <w:t>便西拉智訓24:14</w:t>
-        </w:r>
-      </w:hyperlink>
-      <w:r>
-        <w:rPr>
-          <w:lang w:val="zh_TW" w:bidi="zh_TW"/>
-        </w:rPr>
-        <w:t>）可能指的是夾竹桃。此植物原產於東印度，幾個世紀以來被栽種於世界各地的溫暖地區。在今日的聖地，它在某些約旦河谷地區形成濃密的灌木叢。通常為灌木，通常是高3至12英尺（0.9至3.7米）。此植物的所有部位均具有劇毒。</w:t>
+        <w:t>此屬的任何有毒常綠灌木，生長於溫暖地區。一些翻譯中所稱的「玫瑰」（便西拉智訓24:14）可能指的是夾竹桃。此植物原產於東印度，幾個世紀以來被栽種於世界各地的溫暖地區。在今日的聖地，它在某些約旦河谷地區形成濃密的灌木叢。通常為灌木，通常是高3至12英尺（0.9至3.7米）。此植物的所有部位均具有劇毒。</w:t>
       </w:r>
     </w:p>
     <w:p>
@@ -12330,18 +10602,12 @@
           <w:lang w:val="zh_TW" w:bidi="zh_TW"/>
         </w:rPr>
       </w:r>
-      <w:hyperlink r:id="rId221">
-        <w:r>
-          <w:rPr>
-            <w:lang w:val="zh_TW" w:bidi="zh_TW"/>
-          </w:rPr>
-          <w:rPr>
-            <w:color w:val="0000EE"/>
-            <w:u w:val="single"/>
-          </w:rPr>
-          <w:t>民數記十一章5節</w:t>
-        </w:r>
-      </w:hyperlink>
+      <w:r>
+        <w:rPr>
+          <w:lang w:val="zh_TW" w:bidi="zh_TW"/>
+        </w:rPr>
+        <w:t>民數記十一章5節</w:t>
+      </w:r>
       <w:r>
         <w:rPr>
           <w:lang w:val="zh_TW" w:bidi="zh_TW"/>
@@ -12447,36 +10713,24 @@
         </w:rPr>
         <w:t>聖經中的棕樹無疑是棗椰樹。它曾經是聖地的標誌性植物，如今在埃及仍然隨處可見。其特徵是無枝幹、逐漸變細的樹幹，高達80英尺（24.2米）或更高，樹頂生長一大簇羽狀的葉片，每片葉子長達六到九英尺（1.8到2.7米）或更長。由於其高度和獨特的結構，棕樹被用作東方建築的裝飾圖案。聖經中稱之為「枝條」的巨大枝狀葉是勝利的象徵，常用於慶祝重大喜事的場合（</w:t>
       </w:r>
-      <w:hyperlink r:id="rId261">
-        <w:r>
-          <w:rPr>
-            <w:lang w:val="zh_TW" w:bidi="zh_TW"/>
-          </w:rPr>
-          <w:rPr>
-            <w:color w:val="0000EE"/>
-            <w:u w:val="single"/>
-          </w:rPr>
-          <w:t>約12:13</w:t>
-        </w:r>
-      </w:hyperlink>
+      <w:r>
+        <w:rPr>
+          <w:lang w:val="zh_TW" w:bidi="zh_TW"/>
+        </w:rPr>
+        <w:t>約12:13</w:t>
+      </w:r>
       <w:r>
         <w:rPr>
           <w:lang w:val="zh_TW" w:bidi="zh_TW"/>
         </w:rPr>
         <w:t>；</w:t>
       </w:r>
-      <w:hyperlink r:id="rId262">
-        <w:r>
-          <w:rPr>
-            <w:lang w:val="zh_TW" w:bidi="zh_TW"/>
-          </w:rPr>
-          <w:rPr>
-            <w:color w:val="0000EE"/>
-            <w:u w:val="single"/>
-          </w:rPr>
-          <w:t>啟7:9</w:t>
-        </w:r>
-      </w:hyperlink>
+      <w:r>
+        <w:rPr>
+          <w:lang w:val="zh_TW" w:bidi="zh_TW"/>
+        </w:rPr>
+        <w:t>啟7:9</w:t>
+      </w:r>
       <w:r>
         <w:rPr>
           <w:lang w:val="zh_TW" w:bidi="zh_TW"/>
@@ -12515,90 +10769,54 @@
         </w:rPr>
         <w:t>埃及蘆葦（bulrush）或蒲草（</w:t>
       </w:r>
-      <w:hyperlink r:id="rId263">
-        <w:r>
-          <w:rPr>
-            <w:lang w:val="zh_TW" w:bidi="zh_TW"/>
-          </w:rPr>
-          <w:rPr>
-            <w:color w:val="0000EE"/>
-            <w:u w:val="single"/>
-          </w:rPr>
-          <w:t>出2:3–5</w:t>
-        </w:r>
-      </w:hyperlink>
+      <w:r>
+        <w:rPr>
+          <w:lang w:val="zh_TW" w:bidi="zh_TW"/>
+        </w:rPr>
+        <w:t>出2:3–5</w:t>
+      </w:r>
       <w:r>
         <w:rPr>
           <w:lang w:val="zh_TW" w:bidi="zh_TW"/>
         </w:rPr>
         <w:t>；</w:t>
       </w:r>
-      <w:hyperlink r:id="rId264">
-        <w:r>
-          <w:rPr>
-            <w:lang w:val="zh_TW" w:bidi="zh_TW"/>
-          </w:rPr>
-          <w:rPr>
-            <w:color w:val="0000EE"/>
-            <w:u w:val="single"/>
-          </w:rPr>
-          <w:t>伯8:11</w:t>
-        </w:r>
-      </w:hyperlink>
+      <w:r>
+        <w:rPr>
+          <w:lang w:val="zh_TW" w:bidi="zh_TW"/>
+        </w:rPr>
+        <w:t>伯8:11</w:t>
+      </w:r>
       <w:r>
         <w:rPr>
           <w:lang w:val="zh_TW" w:bidi="zh_TW"/>
         </w:rPr>
         <w:t>；</w:t>
       </w:r>
-      <w:hyperlink r:id="rId265">
-        <w:r>
-          <w:rPr>
-            <w:lang w:val="zh_TW" w:bidi="zh_TW"/>
-          </w:rPr>
-          <w:rPr>
-            <w:color w:val="0000EE"/>
-            <w:u w:val="single"/>
-          </w:rPr>
-          <w:t>賽18:2，</w:t>
-        </w:r>
-      </w:hyperlink>
-      <w:hyperlink r:id="rId266">
-        <w:r>
-          <w:rPr>
-            <w:lang w:val="zh_TW" w:bidi="zh_TW"/>
-          </w:rPr>
-          <w:rPr>
-            <w:color w:val="0000EE"/>
-            <w:u w:val="single"/>
-          </w:rPr>
-          <w:t>19:6–7，</w:t>
-        </w:r>
-      </w:hyperlink>
-      <w:hyperlink r:id="rId267">
-        <w:r>
-          <w:rPr>
-            <w:lang w:val="zh_TW" w:bidi="zh_TW"/>
-          </w:rPr>
-          <w:rPr>
-            <w:color w:val="0000EE"/>
-            <w:u w:val="single"/>
-          </w:rPr>
-          <w:t>35:7，</w:t>
-        </w:r>
-      </w:hyperlink>
-      <w:hyperlink r:id="rId268">
-        <w:r>
-          <w:rPr>
-            <w:lang w:val="zh_TW" w:bidi="zh_TW"/>
-          </w:rPr>
-          <w:rPr>
-            <w:color w:val="0000EE"/>
-            <w:u w:val="single"/>
-          </w:rPr>
-          <w:t>58:5</w:t>
-        </w:r>
-      </w:hyperlink>
+      <w:r>
+        <w:rPr>
+          <w:lang w:val="zh_TW" w:bidi="zh_TW"/>
+        </w:rPr>
+        <w:t>賽18:2，</w:t>
+      </w:r>
+      <w:r>
+        <w:rPr>
+          <w:lang w:val="zh_TW" w:bidi="zh_TW"/>
+        </w:rPr>
+        <w:t>19:6–7，</w:t>
+      </w:r>
+      <w:r>
+        <w:rPr>
+          <w:lang w:val="zh_TW" w:bidi="zh_TW"/>
+        </w:rPr>
+        <w:t>35:7，</w:t>
+      </w:r>
+      <w:r>
+        <w:rPr>
+          <w:lang w:val="zh_TW" w:bidi="zh_TW"/>
+        </w:rPr>
+        <w:t>58:5</w:t>
+      </w:r>
       <w:r>
         <w:rPr>
           <w:lang w:val="zh_TW" w:bidi="zh_TW"/>
@@ -12619,18 +10837,12 @@
         </w:rPr>
         <w:t>蒲草除了用於製作蒲草箱漂浮在水中（</w:t>
       </w:r>
-      <w:hyperlink r:id="rId269">
-        <w:r>
-          <w:rPr>
-            <w:lang w:val="zh_TW" w:bidi="zh_TW"/>
-          </w:rPr>
-          <w:rPr>
-            <w:color w:val="0000EE"/>
-            <w:u w:val="single"/>
-          </w:rPr>
-          <w:t>出2:3</w:t>
-        </w:r>
-      </w:hyperlink>
+      <w:r>
+        <w:rPr>
+          <w:lang w:val="zh_TW" w:bidi="zh_TW"/>
+        </w:rPr>
+        <w:t>出2:3</w:t>
+      </w:r>
       <w:r>
         <w:rPr>
           <w:lang w:val="zh_TW" w:bidi="zh_TW"/>
@@ -12683,54 +10895,30 @@
         </w:rPr>
         <w:t>這屬的多種常綠樹木具有成簇的針狀葉和結籽的毬果。雖然聖經中對針葉樹的描述有不少混淆，但看來黃楊樹在</w:t>
       </w:r>
-      <w:hyperlink r:id="rId270">
-        <w:r>
-          <w:rPr>
-            <w:lang w:val="zh_TW" w:bidi="zh_TW"/>
-          </w:rPr>
-          <w:rPr>
-            <w:color w:val="0000EE"/>
-            <w:u w:val="single"/>
-          </w:rPr>
-          <w:t>利未記二十三章40節、</w:t>
-        </w:r>
-      </w:hyperlink>
-      <w:hyperlink r:id="rId228">
-        <w:r>
-          <w:rPr>
-            <w:lang w:val="zh_TW" w:bidi="zh_TW"/>
-          </w:rPr>
-          <w:rPr>
-            <w:color w:val="0000EE"/>
-            <w:u w:val="single"/>
-          </w:rPr>
-          <w:t>尼希米記八章15節、</w:t>
-        </w:r>
-      </w:hyperlink>
-      <w:hyperlink r:id="rId123">
-        <w:r>
-          <w:rPr>
-            <w:lang w:val="zh_TW" w:bidi="zh_TW"/>
-          </w:rPr>
-          <w:rPr>
-            <w:color w:val="0000EE"/>
-            <w:u w:val="single"/>
-          </w:rPr>
-          <w:t>以賽亞書四十一章19節、</w:t>
-        </w:r>
-      </w:hyperlink>
-      <w:hyperlink r:id="rId124">
-        <w:r>
-          <w:rPr>
-            <w:lang w:val="zh_TW" w:bidi="zh_TW"/>
-          </w:rPr>
-          <w:rPr>
-            <w:color w:val="0000EE"/>
-            <w:u w:val="single"/>
-          </w:rPr>
-          <w:t>六十章13節</w:t>
-        </w:r>
-      </w:hyperlink>
+      <w:r>
+        <w:rPr>
+          <w:lang w:val="zh_TW" w:bidi="zh_TW"/>
+        </w:rPr>
+        <w:t>利未記二十三章40節、</w:t>
+      </w:r>
+      <w:r>
+        <w:rPr>
+          <w:lang w:val="zh_TW" w:bidi="zh_TW"/>
+        </w:rPr>
+        <w:t>尼希米記八章15節、</w:t>
+      </w:r>
+      <w:r>
+        <w:rPr>
+          <w:lang w:val="zh_TW" w:bidi="zh_TW"/>
+        </w:rPr>
+        <w:t>以賽亞書四十一章19節、</w:t>
+      </w:r>
+      <w:r>
+        <w:rPr>
+          <w:lang w:val="zh_TW" w:bidi="zh_TW"/>
+        </w:rPr>
+        <w:t>六十章13節</w:t>
+      </w:r>
       <w:r>
         <w:rPr>
           <w:lang w:val="zh_TW" w:bidi="zh_TW"/>
@@ -12777,258 +10965,162 @@
         </w:rPr>
         <w:t xml:space="preserve"> 在和合本中出現的「松木」或「松樹」的大多數情況可能指的是阿勒頗松（</w:t>
       </w:r>
-      <w:hyperlink r:id="rId271">
-        <w:r>
-          <w:rPr>
-            <w:lang w:val="zh_TW" w:bidi="zh_TW"/>
-          </w:rPr>
-          <w:rPr>
-            <w:color w:val="0000EE"/>
-            <w:u w:val="single"/>
-          </w:rPr>
-          <w:t>撒下6:5</w:t>
-        </w:r>
-      </w:hyperlink>
+      <w:r>
+        <w:rPr>
+          <w:lang w:val="zh_TW" w:bidi="zh_TW"/>
+        </w:rPr>
+        <w:t>撒下6:5</w:t>
+      </w:r>
       <w:r>
         <w:rPr>
           <w:lang w:val="zh_TW" w:bidi="zh_TW"/>
         </w:rPr>
         <w:t>；</w:t>
       </w:r>
-      <w:hyperlink r:id="rId272">
-        <w:r>
-          <w:rPr>
-            <w:lang w:val="zh_TW" w:bidi="zh_TW"/>
-          </w:rPr>
-          <w:rPr>
-            <w:color w:val="0000EE"/>
-            <w:u w:val="single"/>
-          </w:rPr>
-          <w:t>王上5:8、10，</w:t>
-        </w:r>
-      </w:hyperlink>
-      <w:hyperlink r:id="rId273">
-        <w:r>
-          <w:rPr>
-            <w:lang w:val="zh_TW" w:bidi="zh_TW"/>
-          </w:rPr>
-          <w:rPr>
-            <w:color w:val="0000EE"/>
-            <w:u w:val="single"/>
-          </w:rPr>
-          <w:t>6:34</w:t>
-        </w:r>
-      </w:hyperlink>
+      <w:r>
+        <w:rPr>
+          <w:lang w:val="zh_TW" w:bidi="zh_TW"/>
+        </w:rPr>
+        <w:t>王上5:8、10，</w:t>
+      </w:r>
+      <w:r>
+        <w:rPr>
+          <w:lang w:val="zh_TW" w:bidi="zh_TW"/>
+        </w:rPr>
+        <w:t>6:34</w:t>
+      </w:r>
       <w:r>
         <w:rPr>
           <w:lang w:val="zh_TW" w:bidi="zh_TW"/>
         </w:rPr>
         <w:t>；</w:t>
       </w:r>
-      <w:hyperlink r:id="rId274">
-        <w:r>
-          <w:rPr>
-            <w:lang w:val="zh_TW" w:bidi="zh_TW"/>
-          </w:rPr>
-          <w:rPr>
-            <w:color w:val="0000EE"/>
-            <w:u w:val="single"/>
-          </w:rPr>
-          <w:t>王下19:23</w:t>
-        </w:r>
-      </w:hyperlink>
+      <w:r>
+        <w:rPr>
+          <w:lang w:val="zh_TW" w:bidi="zh_TW"/>
+        </w:rPr>
+        <w:t>王下19:23</w:t>
+      </w:r>
       <w:r>
         <w:rPr>
           <w:lang w:val="zh_TW" w:bidi="zh_TW"/>
         </w:rPr>
         <w:t>；</w:t>
       </w:r>
-      <w:hyperlink r:id="rId91">
-        <w:r>
-          <w:rPr>
-            <w:lang w:val="zh_TW" w:bidi="zh_TW"/>
-          </w:rPr>
-          <w:rPr>
-            <w:color w:val="0000EE"/>
-            <w:u w:val="single"/>
-          </w:rPr>
-          <w:t>代下2:8</w:t>
-        </w:r>
-      </w:hyperlink>
+      <w:r>
+        <w:rPr>
+          <w:lang w:val="zh_TW" w:bidi="zh_TW"/>
+        </w:rPr>
+        <w:t>代下2:8</w:t>
+      </w:r>
       <w:r>
         <w:rPr>
           <w:lang w:val="zh_TW" w:bidi="zh_TW"/>
         </w:rPr>
         <w:t>；</w:t>
       </w:r>
-      <w:hyperlink r:id="rId275">
-        <w:r>
-          <w:rPr>
-            <w:lang w:val="zh_TW" w:bidi="zh_TW"/>
-          </w:rPr>
-          <w:rPr>
-            <w:color w:val="0000EE"/>
-            <w:u w:val="single"/>
-          </w:rPr>
-          <w:t>詩104:17</w:t>
-        </w:r>
-      </w:hyperlink>
+      <w:r>
+        <w:rPr>
+          <w:lang w:val="zh_TW" w:bidi="zh_TW"/>
+        </w:rPr>
+        <w:t>詩104:17</w:t>
+      </w:r>
       <w:r>
         <w:rPr>
           <w:lang w:val="zh_TW" w:bidi="zh_TW"/>
         </w:rPr>
         <w:t>；</w:t>
       </w:r>
-      <w:hyperlink r:id="rId276">
-        <w:r>
-          <w:rPr>
-            <w:lang w:val="zh_TW" w:bidi="zh_TW"/>
-          </w:rPr>
-          <w:rPr>
-            <w:color w:val="0000EE"/>
-            <w:u w:val="single"/>
-          </w:rPr>
-          <w:t>歌1:17</w:t>
-        </w:r>
-      </w:hyperlink>
+      <w:r>
+        <w:rPr>
+          <w:lang w:val="zh_TW" w:bidi="zh_TW"/>
+        </w:rPr>
+        <w:t>歌1:17</w:t>
+      </w:r>
       <w:r>
         <w:rPr>
           <w:lang w:val="zh_TW" w:bidi="zh_TW"/>
         </w:rPr>
         <w:t>；</w:t>
       </w:r>
-      <w:hyperlink r:id="rId277">
-        <w:r>
-          <w:rPr>
-            <w:lang w:val="zh_TW" w:bidi="zh_TW"/>
-          </w:rPr>
-          <w:rPr>
-            <w:color w:val="0000EE"/>
-            <w:u w:val="single"/>
-          </w:rPr>
-          <w:t>賽14:8，</w:t>
-        </w:r>
-      </w:hyperlink>
-      <w:hyperlink r:id="rId278">
-        <w:r>
-          <w:rPr>
-            <w:lang w:val="zh_TW" w:bidi="zh_TW"/>
-          </w:rPr>
-          <w:rPr>
-            <w:color w:val="0000EE"/>
-            <w:u w:val="single"/>
-          </w:rPr>
-          <w:t>37:24，</w:t>
-        </w:r>
-      </w:hyperlink>
-      <w:hyperlink r:id="rId279">
-        <w:r>
-          <w:rPr>
-            <w:lang w:val="zh_TW" w:bidi="zh_TW"/>
-          </w:rPr>
-          <w:rPr>
-            <w:color w:val="0000EE"/>
-            <w:u w:val="single"/>
-          </w:rPr>
-          <w:t>55:13，</w:t>
-        </w:r>
-      </w:hyperlink>
-      <w:hyperlink r:id="rId124">
-        <w:r>
-          <w:rPr>
-            <w:lang w:val="zh_TW" w:bidi="zh_TW"/>
-          </w:rPr>
-          <w:rPr>
-            <w:color w:val="0000EE"/>
-            <w:u w:val="single"/>
-          </w:rPr>
-          <w:t>60:13</w:t>
-        </w:r>
-      </w:hyperlink>
+      <w:r>
+        <w:rPr>
+          <w:lang w:val="zh_TW" w:bidi="zh_TW"/>
+        </w:rPr>
+        <w:t>賽14:8，</w:t>
+      </w:r>
+      <w:r>
+        <w:rPr>
+          <w:lang w:val="zh_TW" w:bidi="zh_TW"/>
+        </w:rPr>
+        <w:t>37:24，</w:t>
+      </w:r>
+      <w:r>
+        <w:rPr>
+          <w:lang w:val="zh_TW" w:bidi="zh_TW"/>
+        </w:rPr>
+        <w:t>55:13，</w:t>
+      </w:r>
+      <w:r>
+        <w:rPr>
+          <w:lang w:val="zh_TW" w:bidi="zh_TW"/>
+        </w:rPr>
+        <w:t>60:13</w:t>
+      </w:r>
       <w:r>
         <w:rPr>
           <w:lang w:val="zh_TW" w:bidi="zh_TW"/>
         </w:rPr>
         <w:t>；</w:t>
       </w:r>
-      <w:hyperlink r:id="rId280">
-        <w:r>
-          <w:rPr>
-            <w:lang w:val="zh_TW" w:bidi="zh_TW"/>
-          </w:rPr>
-          <w:rPr>
-            <w:color w:val="0000EE"/>
-            <w:u w:val="single"/>
-          </w:rPr>
-          <w:t>結27:5，</w:t>
-        </w:r>
-      </w:hyperlink>
-      <w:hyperlink r:id="rId281">
-        <w:r>
-          <w:rPr>
-            <w:lang w:val="zh_TW" w:bidi="zh_TW"/>
-          </w:rPr>
-          <w:rPr>
-            <w:color w:val="0000EE"/>
-            <w:u w:val="single"/>
-          </w:rPr>
-          <w:t>31:8</w:t>
-        </w:r>
-      </w:hyperlink>
+      <w:r>
+        <w:rPr>
+          <w:lang w:val="zh_TW" w:bidi="zh_TW"/>
+        </w:rPr>
+        <w:t>結27:5，</w:t>
+      </w:r>
+      <w:r>
+        <w:rPr>
+          <w:lang w:val="zh_TW" w:bidi="zh_TW"/>
+        </w:rPr>
+        <w:t>31:8</w:t>
+      </w:r>
       <w:r>
         <w:rPr>
           <w:lang w:val="zh_TW" w:bidi="zh_TW"/>
         </w:rPr>
         <w:t>；</w:t>
       </w:r>
-      <w:hyperlink r:id="rId282">
-        <w:r>
-          <w:rPr>
-            <w:lang w:val="zh_TW" w:bidi="zh_TW"/>
-          </w:rPr>
-          <w:rPr>
-            <w:color w:val="0000EE"/>
-            <w:u w:val="single"/>
-          </w:rPr>
-          <w:t>何14:8</w:t>
-        </w:r>
-      </w:hyperlink>
+      <w:r>
+        <w:rPr>
+          <w:lang w:val="zh_TW" w:bidi="zh_TW"/>
+        </w:rPr>
+        <w:t>何14:8</w:t>
+      </w:r>
       <w:r>
         <w:rPr>
           <w:lang w:val="zh_TW" w:bidi="zh_TW"/>
         </w:rPr>
         <w:t>；</w:t>
       </w:r>
-      <w:hyperlink r:id="rId283">
-        <w:r>
-          <w:rPr>
-            <w:lang w:val="zh_TW" w:bidi="zh_TW"/>
-          </w:rPr>
-          <w:rPr>
-            <w:color w:val="0000EE"/>
-            <w:u w:val="single"/>
-          </w:rPr>
-          <w:t>鴻2:3</w:t>
-        </w:r>
-      </w:hyperlink>
+      <w:r>
+        <w:rPr>
+          <w:lang w:val="zh_TW" w:bidi="zh_TW"/>
+        </w:rPr>
+        <w:t>鴻2:3</w:t>
+      </w:r>
       <w:r>
         <w:rPr>
           <w:lang w:val="zh_TW" w:bidi="zh_TW"/>
         </w:rPr>
         <w:t>；</w:t>
       </w:r>
-      <w:hyperlink r:id="rId284">
-        <w:r>
-          <w:rPr>
-            <w:lang w:val="zh_TW" w:bidi="zh_TW"/>
-          </w:rPr>
-          <w:rPr>
-            <w:color w:val="0000EE"/>
-            <w:u w:val="single"/>
-          </w:rPr>
-          <w:t>亞11:2</w:t>
-        </w:r>
-      </w:hyperlink>
+      <w:r>
+        <w:rPr>
+          <w:lang w:val="zh_TW" w:bidi="zh_TW"/>
+        </w:rPr>
+        <w:t>亞11:2</w:t>
+      </w:r>
       <w:r>
         <w:rPr>
           <w:lang w:val="zh_TW" w:bidi="zh_TW"/>
@@ -13067,18 +11159,12 @@
         </w:rPr>
         <w:t>巴勒斯坦的黃連木或松節油樹是一種大型落葉樹，枝條向四周散開。冬季無葉時外觀類似橡樹，它的高度從12到25英尺（3.7到7.6米）不等。樹的每個部分都含有芳香的樹脂汁。它在敘利亞、黎巴嫩、巴勒斯坦和阿拉伯的丘陵低坡地帶普遍生長，通常為單生樹，多見於溫暖或乾旱的地區，通常取代橡樹而生長。由於它原產於基列，其樹脂汁液很可能是以色列人從基列運往埃及的香料之一（</w:t>
       </w:r>
-      <w:hyperlink r:id="rId104">
-        <w:r>
-          <w:rPr>
-            <w:lang w:val="zh_TW" w:bidi="zh_TW"/>
-          </w:rPr>
-          <w:rPr>
-            <w:color w:val="0000EE"/>
-            <w:u w:val="single"/>
-          </w:rPr>
-          <w:t>創37:25</w:t>
-        </w:r>
-      </w:hyperlink>
+      <w:r>
+        <w:rPr>
+          <w:lang w:val="zh_TW" w:bidi="zh_TW"/>
+        </w:rPr>
+        <w:t>創37:25</w:t>
+      </w:r>
       <w:r>
         <w:rPr>
           <w:lang w:val="zh_TW" w:bidi="zh_TW"/>
@@ -13093,18 +11179,12 @@
           <w:lang w:val="zh_TW" w:bidi="zh_TW"/>
         </w:rPr>
       </w:r>
-      <w:hyperlink r:id="rId108">
-        <w:r>
-          <w:rPr>
-            <w:lang w:val="zh_TW" w:bidi="zh_TW"/>
-          </w:rPr>
-          <w:rPr>
-            <w:color w:val="0000EE"/>
-            <w:u w:val="single"/>
-          </w:rPr>
-          <w:t>創世記四十三章11節</w:t>
-        </w:r>
-      </w:hyperlink>
+      <w:r>
+        <w:rPr>
+          <w:lang w:val="zh_TW" w:bidi="zh_TW"/>
+        </w:rPr>
+        <w:t>創世記四十三章11節</w:t>
+      </w:r>
       <w:r>
         <w:rPr>
           <w:lang w:val="zh_TW" w:bidi="zh_TW"/>
@@ -13169,36 +11249,24 @@
         </w:rPr>
         <w:t>此屬的幾種樹木結成鐘狀果簇，外皮通常成片或條狀剝落。</w:t>
       </w:r>
-      <w:hyperlink r:id="rId285">
-        <w:r>
-          <w:rPr>
-            <w:lang w:val="zh_TW" w:bidi="zh_TW"/>
-          </w:rPr>
-          <w:rPr>
-            <w:color w:val="0000EE"/>
-            <w:u w:val="single"/>
-          </w:rPr>
-          <w:t>創世記三十章37節</w:t>
-        </w:r>
-      </w:hyperlink>
+      <w:r>
+        <w:rPr>
+          <w:lang w:val="zh_TW" w:bidi="zh_TW"/>
+        </w:rPr>
+        <w:t>創世記三十章37節</w:t>
+      </w:r>
       <w:r>
         <w:rPr>
           <w:lang w:val="zh_TW" w:bidi="zh_TW"/>
         </w:rPr>
         <w:t>和</w:t>
       </w:r>
-      <w:hyperlink r:id="rId281">
-        <w:r>
-          <w:rPr>
-            <w:lang w:val="zh_TW" w:bidi="zh_TW"/>
-          </w:rPr>
-          <w:rPr>
-            <w:color w:val="0000EE"/>
-            <w:u w:val="single"/>
-          </w:rPr>
-          <w:t>以西結書三十一章8節</w:t>
-        </w:r>
-      </w:hyperlink>
+      <w:r>
+        <w:rPr>
+          <w:lang w:val="zh_TW" w:bidi="zh_TW"/>
+        </w:rPr>
+        <w:t>以西結書三十一章8節</w:t>
+      </w:r>
       <w:r>
         <w:rPr>
           <w:lang w:val="zh_TW" w:bidi="zh_TW"/>
@@ -13258,54 +11326,36 @@
         </w:rPr>
         <w:t>石榴通常是一種小型灌木狀樹木，但有時可能成為大型分枝灌木或小樹，高達20至30英尺（6.1至9.1米）。其枝條常帶刺，華麗的鐘狀花通常為鮮紅色，有時為黃色或白色。其球形果子大小如橙子或中等大小的蘋果，成熟時表皮堅硬，呈鮮紅或淡黃色，頂部有類似皇冠的乾萼。果子內為鮮紅多汁的果肉，內嵌大量紅色種子。石榴花顯然是</w:t>
       </w:r>
-      <w:hyperlink r:id="rId286">
-        <w:r>
-          <w:rPr>
-            <w:lang w:val="zh_TW" w:bidi="zh_TW"/>
-          </w:rPr>
-          <w:rPr>
-            <w:color w:val="0000EE"/>
-            <w:u w:val="single"/>
-          </w:rPr>
-          <w:t>出埃及記二十八章33至34節</w:t>
-        </w:r>
-      </w:hyperlink>
+      <w:r>
+        <w:rPr>
+          <w:lang w:val="zh_TW" w:bidi="zh_TW"/>
+        </w:rPr>
+        <w:t>出埃及記二十八章33至34節</w:t>
+      </w:r>
       <w:r>
         <w:rPr>
           <w:lang w:val="zh_TW" w:bidi="zh_TW"/>
         </w:rPr>
         <w:t>和</w:t>
       </w:r>
-      <w:hyperlink r:id="rId287">
-        <w:r>
-          <w:rPr>
-            <w:lang w:val="zh_TW" w:bidi="zh_TW"/>
-          </w:rPr>
-          <w:rPr>
-            <w:color w:val="0000EE"/>
-            <w:u w:val="single"/>
-          </w:rPr>
-          <w:t>三十九章24至26節</w:t>
-        </w:r>
-      </w:hyperlink>
+      <w:r>
+        <w:rPr>
+          <w:lang w:val="zh_TW" w:bidi="zh_TW"/>
+        </w:rPr>
+        <w:t>三十九章24至26節</w:t>
+      </w:r>
       <w:r>
         <w:rPr>
           <w:lang w:val="zh_TW" w:bidi="zh_TW"/>
         </w:rPr>
         <w:t>中提到的金鈴鐺，以及</w:t>
       </w:r>
-      <w:hyperlink r:id="rId288">
-        <w:r>
-          <w:rPr>
-            <w:lang w:val="zh_TW" w:bidi="zh_TW"/>
-          </w:rPr>
-          <w:rPr>
-            <w:color w:val="0000EE"/>
-            <w:u w:val="single"/>
-          </w:rPr>
-          <w:t>列王紀上六章32節</w:t>
-        </w:r>
-      </w:hyperlink>
+      <w:r>
+        <w:rPr>
+          <w:lang w:val="zh_TW" w:bidi="zh_TW"/>
+        </w:rPr>
+        <w:t>列王紀上六章32節</w:t>
+      </w:r>
       <w:r>
         <w:rPr>
           <w:lang w:val="zh_TW" w:bidi="zh_TW"/>
@@ -13326,36 +11376,24 @@
         </w:rPr>
         <w:t>石榴原產於亞洲，但自史前時代以來就已被栽培，如今在聖地、埃及和地中海沿岸非常常見。它被列為埃及的美好水果之一（</w:t>
       </w:r>
-      <w:hyperlink r:id="rId289">
-        <w:r>
-          <w:rPr>
-            <w:lang w:val="zh_TW" w:bidi="zh_TW"/>
-          </w:rPr>
-          <w:rPr>
-            <w:color w:val="0000EE"/>
-            <w:u w:val="single"/>
-          </w:rPr>
-          <w:t>民20:5</w:t>
-        </w:r>
-      </w:hyperlink>
+      <w:r>
+        <w:rPr>
+          <w:lang w:val="zh_TW" w:bidi="zh_TW"/>
+        </w:rPr>
+        <w:t>民20:5</w:t>
+      </w:r>
       <w:r>
         <w:rPr>
           <w:lang w:val="zh_TW" w:bidi="zh_TW"/>
         </w:rPr>
         <w:t>），也是聖地應許的祝福之一（</w:t>
       </w:r>
-      <w:hyperlink r:id="rId290">
-        <w:r>
-          <w:rPr>
-            <w:lang w:val="zh_TW" w:bidi="zh_TW"/>
-          </w:rPr>
-          <w:rPr>
-            <w:color w:val="0000EE"/>
-            <w:u w:val="single"/>
-          </w:rPr>
-          <w:t>申8:8</w:t>
-        </w:r>
-      </w:hyperlink>
+      <w:r>
+        <w:rPr>
+          <w:lang w:val="zh_TW" w:bidi="zh_TW"/>
+        </w:rPr>
+        <w:t>申8:8</w:t>
+      </w:r>
       <w:r>
         <w:rPr>
           <w:lang w:val="zh_TW" w:bidi="zh_TW"/>
@@ -13394,36 +11432,24 @@
         </w:rPr>
         <w:t>與白楊和棉白楊屬於同一屬的快速生長落葉樹。和合本</w:t>
       </w:r>
-      <w:hyperlink r:id="rId291">
-        <w:r>
-          <w:rPr>
-            <w:lang w:val="zh_TW" w:bidi="zh_TW"/>
-          </w:rPr>
-          <w:rPr>
-            <w:color w:val="0000EE"/>
-            <w:u w:val="single"/>
-          </w:rPr>
-          <w:t>撒母耳記下五章23至24節</w:t>
-        </w:r>
-      </w:hyperlink>
+      <w:r>
+        <w:rPr>
+          <w:lang w:val="zh_TW" w:bidi="zh_TW"/>
+        </w:rPr>
+        <w:t>撒母耳記下五章23至24節</w:t>
+      </w:r>
       <w:r>
         <w:rPr>
           <w:lang w:val="zh_TW" w:bidi="zh_TW"/>
         </w:rPr>
         <w:t>和</w:t>
       </w:r>
-      <w:hyperlink r:id="rId292">
-        <w:r>
-          <w:rPr>
-            <w:lang w:val="zh_TW" w:bidi="zh_TW"/>
-          </w:rPr>
-          <w:rPr>
-            <w:color w:val="0000EE"/>
-            <w:u w:val="single"/>
-          </w:rPr>
-          <w:t>歷代志上十四章14至15節</w:t>
-        </w:r>
-      </w:hyperlink>
+      <w:r>
+        <w:rPr>
+          <w:lang w:val="zh_TW" w:bidi="zh_TW"/>
+        </w:rPr>
+        <w:t>歷代志上十四章14至15節</w:t>
+      </w:r>
       <w:r>
         <w:rPr>
           <w:lang w:val="zh_TW" w:bidi="zh_TW"/>
@@ -13639,42 +11665,24 @@
         </w:rPr>
         <w:t>在聖地的許多地方的溝渠和沼澤中發現。這些物種中的任何一種都可能是</w:t>
       </w:r>
-      <w:hyperlink r:id="rId264">
-        <w:r>
-          <w:rPr>
-            <w:lang w:val="zh_TW" w:bidi="zh_TW"/>
-          </w:rPr>
-          <w:rPr>
-            <w:color w:val="0000EE"/>
-            <w:u w:val="single"/>
-          </w:rPr>
-          <w:t>約伯記八章11節、</w:t>
-        </w:r>
-      </w:hyperlink>
-      <w:hyperlink r:id="rId23">
-        <w:r>
-          <w:rPr>
-            <w:lang w:val="zh_TW" w:bidi="zh_TW"/>
-          </w:rPr>
-          <w:rPr>
-            <w:color w:val="0000EE"/>
-            <w:u w:val="single"/>
-          </w:rPr>
-          <w:t>以賽亞書九章14節、</w:t>
-        </w:r>
-      </w:hyperlink>
-      <w:hyperlink r:id="rId293">
-        <w:r>
-          <w:rPr>
-            <w:lang w:val="zh_TW" w:bidi="zh_TW"/>
-          </w:rPr>
-          <w:rPr>
-            <w:color w:val="0000EE"/>
-            <w:u w:val="single"/>
-          </w:rPr>
-          <w:t>十九章6、15節</w:t>
-        </w:r>
-      </w:hyperlink>
+      <w:r>
+        <w:rPr>
+          <w:lang w:val="zh_TW" w:bidi="zh_TW"/>
+        </w:rPr>
+        <w:t>約伯記八章11節、</w:t>
+      </w:r>
+      <w:r>
+        <w:rPr>
+          <w:lang w:val="zh_TW" w:bidi="zh_TW"/>
+        </w:rPr>
+        <w:t>以賽亞書九章14節、</w:t>
+      </w:r>
+      <w:r>
+        <w:rPr>
+          <w:lang w:val="zh_TW" w:bidi="zh_TW"/>
+        </w:rPr>
+        <w:t>十九章6、15節</w:t>
+      </w:r>
       <w:r>
         <w:rPr>
           <w:lang w:val="zh_TW" w:bidi="zh_TW"/>
@@ -13689,18 +11697,12 @@
           <w:lang w:val="zh_TW" w:bidi="zh_TW"/>
         </w:rPr>
       </w:r>
-      <w:hyperlink r:id="rId294">
-        <w:r>
-          <w:rPr>
-            <w:lang w:val="zh_TW" w:bidi="zh_TW"/>
-          </w:rPr>
-          <w:rPr>
-            <w:color w:val="0000EE"/>
-            <w:u w:val="single"/>
-          </w:rPr>
-          <w:t>創世記四十一章2節</w:t>
-        </w:r>
-      </w:hyperlink>
+      <w:r>
+        <w:rPr>
+          <w:lang w:val="zh_TW" w:bidi="zh_TW"/>
+        </w:rPr>
+        <w:t>創世記四十一章2節</w:t>
+      </w:r>
       <w:r>
         <w:rPr>
           <w:lang w:val="zh_TW" w:bidi="zh_TW"/>
@@ -13720,36 +11722,24 @@
         </w:rPr>
         <w:t>，這種植物可以長到18英尺（5.5米）或更高。這種植物也被稱為波斯蘆葦，在聖地、敘利亞和西奈半島很常見。它是一種巨大的草，其莖部直徑在基部可達兩到三英寸（5.1到7.6厘米），頂端生長白色花穗，類似甘蔗或蒲苇（pampas grass）的花。古人用這種植物來製作多種物品：手杖、釣竿、量尺和樂器。因此，很有可能</w:t>
       </w:r>
-      <w:hyperlink r:id="rId295">
-        <w:r>
-          <w:rPr>
-            <w:lang w:val="zh_TW" w:bidi="zh_TW"/>
-          </w:rPr>
-          <w:rPr>
-            <w:color w:val="0000EE"/>
-            <w:u w:val="single"/>
-          </w:rPr>
-          <w:t>馬太福音二十七章48節</w:t>
-        </w:r>
-      </w:hyperlink>
+      <w:r>
+        <w:rPr>
+          <w:lang w:val="zh_TW" w:bidi="zh_TW"/>
+        </w:rPr>
+        <w:t>馬太福音二十七章48節</w:t>
+      </w:r>
       <w:r>
         <w:rPr>
           <w:lang w:val="zh_TW" w:bidi="zh_TW"/>
         </w:rPr>
         <w:t>和</w:t>
       </w:r>
-      <w:hyperlink r:id="rId296">
-        <w:r>
-          <w:rPr>
-            <w:lang w:val="zh_TW" w:bidi="zh_TW"/>
-          </w:rPr>
-          <w:rPr>
-            <w:color w:val="0000EE"/>
-            <w:u w:val="single"/>
-          </w:rPr>
-          <w:t>馬可福音十五章36節</w:t>
-        </w:r>
-      </w:hyperlink>
+      <w:r>
+        <w:rPr>
+          <w:lang w:val="zh_TW" w:bidi="zh_TW"/>
+        </w:rPr>
+        <w:t>馬可福音十五章36節</w:t>
+      </w:r>
       <w:r>
         <w:rPr>
           <w:lang w:val="zh_TW" w:bidi="zh_TW"/>
@@ -13809,18 +11799,12 @@
         </w:rPr>
         <w:t>一種芳香的歐亞植物，具有常綠葉子，可提取辛辣的揮發性油，古時用於藥物。</w:t>
       </w:r>
-      <w:hyperlink r:id="rId222">
-        <w:r>
-          <w:rPr>
-            <w:lang w:val="zh_TW" w:bidi="zh_TW"/>
-          </w:rPr>
-          <w:rPr>
-            <w:color w:val="0000EE"/>
-            <w:u w:val="single"/>
-          </w:rPr>
-          <w:t>路加福音十一章42節</w:t>
-        </w:r>
-      </w:hyperlink>
+      <w:r>
+        <w:rPr>
+          <w:lang w:val="zh_TW" w:bidi="zh_TW"/>
+        </w:rPr>
+        <w:t>路加福音十一章42節</w:t>
+      </w:r>
       <w:r>
         <w:rPr>
           <w:lang w:val="zh_TW" w:bidi="zh_TW"/>
@@ -13873,36 +11857,24 @@
         </w:rPr>
         <w:t>泛指各種類似草的沼澤植物，具有柔韌、中空或髓質的莖。</w:t>
       </w:r>
-      <w:hyperlink r:id="rId294">
-        <w:r>
-          <w:rPr>
-            <w:lang w:val="zh_TW" w:bidi="zh_TW"/>
-          </w:rPr>
-          <w:rPr>
-            <w:color w:val="0000EE"/>
-            <w:u w:val="single"/>
-          </w:rPr>
-          <w:t>創世記四十一章2節</w:t>
-        </w:r>
-      </w:hyperlink>
+      <w:r>
+        <w:rPr>
+          <w:lang w:val="zh_TW" w:bidi="zh_TW"/>
+        </w:rPr>
+        <w:t>創世記四十一章2節</w:t>
+      </w:r>
       <w:r>
         <w:rPr>
           <w:lang w:val="zh_TW" w:bidi="zh_TW"/>
         </w:rPr>
         <w:t>及</w:t>
       </w:r>
-      <w:hyperlink r:id="rId264">
-        <w:r>
-          <w:rPr>
-            <w:lang w:val="zh_TW" w:bidi="zh_TW"/>
-          </w:rPr>
-          <w:rPr>
-            <w:color w:val="0000EE"/>
-            <w:u w:val="single"/>
-          </w:rPr>
-          <w:t>約伯記八章11節</w:t>
-        </w:r>
-      </w:hyperlink>
+      <w:r>
+        <w:rPr>
+          <w:lang w:val="zh_TW" w:bidi="zh_TW"/>
+        </w:rPr>
+        <w:t>約伯記八章11節</w:t>
+      </w:r>
       <w:r>
         <w:rPr>
           <w:lang w:val="zh_TW" w:bidi="zh_TW"/>
@@ -13987,18 +11959,12 @@
         </w:rPr>
         <w:t>在</w:t>
       </w:r>
-      <w:hyperlink r:id="rId96">
-        <w:r>
-          <w:rPr>
-            <w:lang w:val="zh_TW" w:bidi="zh_TW"/>
-          </w:rPr>
-          <w:rPr>
-            <w:color w:val="0000EE"/>
-            <w:u w:val="single"/>
-          </w:rPr>
-          <w:t>雅歌四章14節</w:t>
-        </w:r>
-      </w:hyperlink>
+      <w:r>
+        <w:rPr>
+          <w:lang w:val="zh_TW" w:bidi="zh_TW"/>
+        </w:rPr>
+        <w:t>雅歌四章14節</w:t>
+      </w:r>
       <w:r>
         <w:rPr>
           <w:lang w:val="zh_TW" w:bidi="zh_TW"/>
@@ -14104,18 +12070,12 @@
         </w:rPr>
         <w:t>這種植物是</w:t>
       </w:r>
-      <w:hyperlink r:id="rId297">
-        <w:r>
-          <w:rPr>
-            <w:lang w:val="zh_TW" w:bidi="zh_TW"/>
-          </w:rPr>
-          <w:rPr>
-            <w:color w:val="0000EE"/>
-            <w:u w:val="single"/>
-          </w:rPr>
-          <w:t>出埃及記三十七章17至18節</w:t>
-        </w:r>
-      </w:hyperlink>
+      <w:r>
+        <w:rPr>
+          <w:lang w:val="zh_TW" w:bidi="zh_TW"/>
+        </w:rPr>
+        <w:t>出埃及記三十七章17至18節</w:t>
+      </w:r>
       <w:r>
         <w:rPr>
           <w:lang w:val="zh_TW" w:bidi="zh_TW"/>
@@ -14154,54 +12114,36 @@
         </w:rPr>
         <w:t>小麥科的耐寒成員。</w:t>
       </w:r>
-      <w:hyperlink r:id="rId298">
-        <w:r>
-          <w:rPr>
-            <w:lang w:val="zh_TW" w:bidi="zh_TW"/>
-          </w:rPr>
-          <w:rPr>
-            <w:color w:val="0000EE"/>
-            <w:u w:val="single"/>
-          </w:rPr>
-          <w:t>出埃及記九章32節</w:t>
-        </w:r>
-      </w:hyperlink>
+      <w:r>
+        <w:rPr>
+          <w:lang w:val="zh_TW" w:bidi="zh_TW"/>
+        </w:rPr>
+        <w:t>出埃及記九章32節</w:t>
+      </w:r>
       <w:r>
         <w:rPr>
           <w:lang w:val="zh_TW" w:bidi="zh_TW"/>
         </w:rPr>
         <w:t>、</w:t>
       </w:r>
-      <w:hyperlink r:id="rId299">
-        <w:r>
-          <w:rPr>
-            <w:lang w:val="zh_TW" w:bidi="zh_TW"/>
-          </w:rPr>
-          <w:rPr>
-            <w:color w:val="0000EE"/>
-            <w:u w:val="single"/>
-          </w:rPr>
-          <w:t>以賽亞書二十八章25節</w:t>
-        </w:r>
-      </w:hyperlink>
+      <w:r>
+        <w:rPr>
+          <w:lang w:val="zh_TW" w:bidi="zh_TW"/>
+        </w:rPr>
+        <w:t>以賽亞書二十八章25節</w:t>
+      </w:r>
       <w:r>
         <w:rPr>
           <w:lang w:val="zh_TW" w:bidi="zh_TW"/>
         </w:rPr>
         <w:t>以及</w:t>
       </w:r>
-      <w:hyperlink r:id="rId119">
-        <w:r>
-          <w:rPr>
-            <w:lang w:val="zh_TW" w:bidi="zh_TW"/>
-          </w:rPr>
-          <w:rPr>
-            <w:color w:val="0000EE"/>
-            <w:u w:val="single"/>
-          </w:rPr>
-          <w:t>以西結書四章9節</w:t>
-        </w:r>
-      </w:hyperlink>
+      <w:r>
+        <w:rPr>
+          <w:lang w:val="zh_TW" w:bidi="zh_TW"/>
+        </w:rPr>
+        <w:t>以西結書四章9節</w:t>
+      </w:r>
       <w:r>
         <w:rPr>
           <w:lang w:val="zh_TW" w:bidi="zh_TW"/>
@@ -14240,18 +12182,12 @@
         </w:rPr>
         <w:t>這個屬的各種樹木能產生芳香樹脂。今天人們認為</w:t>
       </w:r>
-      <w:hyperlink r:id="rId177">
-        <w:r>
-          <w:rPr>
-            <w:lang w:val="zh_TW" w:bidi="zh_TW"/>
-          </w:rPr>
-          <w:rPr>
-            <w:color w:val="0000EE"/>
-            <w:u w:val="single"/>
-          </w:rPr>
-          <w:t>出埃及記三十章34節</w:t>
-        </w:r>
-      </w:hyperlink>
+      <w:r>
+        <w:rPr>
+          <w:lang w:val="zh_TW" w:bidi="zh_TW"/>
+        </w:rPr>
+        <w:t>出埃及記三十章34節</w:t>
+      </w:r>
       <w:r>
         <w:rPr>
           <w:lang w:val="zh_TW" w:bidi="zh_TW"/>
@@ -14290,144 +12226,84 @@
         </w:rPr>
         <w:t>東北非洲和鄰近亞洲的樹木，與無花果有關。在</w:t>
       </w:r>
-      <w:hyperlink r:id="rId300">
-        <w:r>
-          <w:rPr>
-            <w:lang w:val="zh_TW" w:bidi="zh_TW"/>
-          </w:rPr>
-          <w:rPr>
-            <w:color w:val="0000EE"/>
-            <w:u w:val="single"/>
-          </w:rPr>
-          <w:t>列王紀上十章27節、</w:t>
-        </w:r>
-      </w:hyperlink>
-      <w:hyperlink r:id="rId258">
-        <w:r>
-          <w:rPr>
-            <w:lang w:val="zh_TW" w:bidi="zh_TW"/>
-          </w:rPr>
-          <w:rPr>
-            <w:color w:val="0000EE"/>
-            <w:u w:val="single"/>
-          </w:rPr>
-          <w:t>歷代志上二十七章28節、</w:t>
-        </w:r>
-      </w:hyperlink>
-      <w:hyperlink r:id="rId301">
-        <w:r>
-          <w:rPr>
-            <w:lang w:val="zh_TW" w:bidi="zh_TW"/>
-          </w:rPr>
-          <w:rPr>
-            <w:color w:val="0000EE"/>
-            <w:u w:val="single"/>
-          </w:rPr>
-          <w:t>歷代志下一章15節、</w:t>
-        </w:r>
-      </w:hyperlink>
-      <w:hyperlink r:id="rId302">
-        <w:r>
-          <w:rPr>
-            <w:lang w:val="zh_TW" w:bidi="zh_TW"/>
-          </w:rPr>
-          <w:rPr>
-            <w:color w:val="0000EE"/>
-            <w:u w:val="single"/>
-          </w:rPr>
-          <w:t>九章27節、</w:t>
-        </w:r>
-      </w:hyperlink>
-      <w:hyperlink r:id="rId303">
-        <w:r>
-          <w:rPr>
-            <w:lang w:val="zh_TW" w:bidi="zh_TW"/>
-          </w:rPr>
-          <w:rPr>
-            <w:color w:val="0000EE"/>
-            <w:u w:val="single"/>
-          </w:rPr>
-          <w:t>詩篇七十八篇47節、</w:t>
-        </w:r>
-      </w:hyperlink>
-      <w:hyperlink r:id="rId304">
-        <w:r>
-          <w:rPr>
-            <w:lang w:val="zh_TW" w:bidi="zh_TW"/>
-          </w:rPr>
-          <w:rPr>
-            <w:color w:val="0000EE"/>
-            <w:u w:val="single"/>
-          </w:rPr>
-          <w:t>以賽亞書九章10節、</w:t>
-        </w:r>
-      </w:hyperlink>
-      <w:hyperlink r:id="rId305">
-        <w:r>
-          <w:rPr>
-            <w:lang w:val="zh_TW" w:bidi="zh_TW"/>
-          </w:rPr>
-          <w:rPr>
-            <w:color w:val="0000EE"/>
-            <w:u w:val="single"/>
-          </w:rPr>
-          <w:t>阿摩司書七章14節</w:t>
-        </w:r>
-      </w:hyperlink>
+      <w:r>
+        <w:rPr>
+          <w:lang w:val="zh_TW" w:bidi="zh_TW"/>
+        </w:rPr>
+        <w:t>列王紀上十章27節、</w:t>
+      </w:r>
+      <w:r>
+        <w:rPr>
+          <w:lang w:val="zh_TW" w:bidi="zh_TW"/>
+        </w:rPr>
+        <w:t>歷代志上二十七章28節、</w:t>
+      </w:r>
+      <w:r>
+        <w:rPr>
+          <w:lang w:val="zh_TW" w:bidi="zh_TW"/>
+        </w:rPr>
+        <w:t>歷代志下一章15節、</w:t>
+      </w:r>
+      <w:r>
+        <w:rPr>
+          <w:lang w:val="zh_TW" w:bidi="zh_TW"/>
+        </w:rPr>
+        <w:t>九章27節、</w:t>
+      </w:r>
+      <w:r>
+        <w:rPr>
+          <w:lang w:val="zh_TW" w:bidi="zh_TW"/>
+        </w:rPr>
+        <w:t>詩篇七十八篇47節、</w:t>
+      </w:r>
+      <w:r>
+        <w:rPr>
+          <w:lang w:val="zh_TW" w:bidi="zh_TW"/>
+        </w:rPr>
+        <w:t>以賽亞書九章10節、</w:t>
+      </w:r>
+      <w:r>
+        <w:rPr>
+          <w:lang w:val="zh_TW" w:bidi="zh_TW"/>
+        </w:rPr>
+        <w:t>阿摩司書七章14節</w:t>
+      </w:r>
       <w:r>
         <w:rPr>
           <w:lang w:val="zh_TW" w:bidi="zh_TW"/>
         </w:rPr>
         <w:t>和</w:t>
       </w:r>
-      <w:hyperlink r:id="rId306">
-        <w:r>
-          <w:rPr>
-            <w:lang w:val="zh_TW" w:bidi="zh_TW"/>
-          </w:rPr>
-          <w:rPr>
-            <w:color w:val="0000EE"/>
-            <w:u w:val="single"/>
-          </w:rPr>
-          <w:t>路加福音十九章4節</w:t>
-        </w:r>
-      </w:hyperlink>
+      <w:r>
+        <w:rPr>
+          <w:lang w:val="zh_TW" w:bidi="zh_TW"/>
+        </w:rPr>
+        <w:t>路加福音十九章4節</w:t>
+      </w:r>
       <w:r>
         <w:rPr>
           <w:lang w:val="zh_TW" w:bidi="zh_TW"/>
         </w:rPr>
         <w:t>中翻譯為「桑樹」的詞無疑是指著名的桑榆無花果，又稱為桑椹無花果或無花果桑，與北美的普通懸鈴木（實際上是櫸樹）不同。聖經中的桑榆無花果是一種生長強壯、寬廣的樹，生長高度達30至40英尺（9.1至12.2米），有時樹幹圍長達20英尺（6.1米）或更多，樹冠直徑達120英尺（36.6米）。此樹易於攀爬，常沿路種植，這在</w:t>
       </w:r>
-      <w:hyperlink r:id="rId306">
-        <w:r>
-          <w:rPr>
-            <w:lang w:val="zh_TW" w:bidi="zh_TW"/>
-          </w:rPr>
-          <w:rPr>
-            <w:color w:val="0000EE"/>
-            <w:u w:val="single"/>
-          </w:rPr>
-          <w:t>路加福音十九章4節</w:t>
-        </w:r>
-      </w:hyperlink>
+      <w:r>
+        <w:rPr>
+          <w:lang w:val="zh_TW" w:bidi="zh_TW"/>
+        </w:rPr>
+        <w:t>路加福音十九章4節</w:t>
+      </w:r>
       <w:r>
         <w:rPr>
           <w:lang w:val="zh_TW" w:bidi="zh_TW"/>
         </w:rPr>
         <w:t>中有所提及。其果子成簇地生長在樹的各部位，包括年輕和老枝及樹幹上，類似普通無花果，但果子較小且品質較差。在大衛時代，桑榆無花果極具價值，因此設立專門的管理人（</w:t>
       </w:r>
-      <w:hyperlink r:id="rId258">
-        <w:r>
-          <w:rPr>
-            <w:lang w:val="zh_TW" w:bidi="zh_TW"/>
-          </w:rPr>
-          <w:rPr>
-            <w:color w:val="0000EE"/>
-            <w:u w:val="single"/>
-          </w:rPr>
-          <w:t>代上27:28</w:t>
-        </w:r>
-      </w:hyperlink>
+      <w:r>
+        <w:rPr>
+          <w:lang w:val="zh_TW" w:bidi="zh_TW"/>
+        </w:rPr>
+        <w:t>代上27:28</w:t>
+      </w:r>
       <w:r>
         <w:rPr>
           <w:lang w:val="zh_TW" w:bidi="zh_TW"/>
@@ -14460,54 +12336,36 @@
           <w:lang w:val="zh_TW" w:bidi="zh_TW"/>
         </w:rPr>
       </w:r>
-      <w:hyperlink r:id="rId307">
-        <w:r>
-          <w:rPr>
-            <w:lang w:val="zh_TW" w:bidi="zh_TW"/>
-          </w:rPr>
-          <w:rPr>
-            <w:color w:val="0000EE"/>
-            <w:u w:val="single"/>
-          </w:rPr>
-          <w:t>創世記二十一章33節</w:t>
-        </w:r>
-      </w:hyperlink>
+      <w:r>
+        <w:rPr>
+          <w:lang w:val="zh_TW" w:bidi="zh_TW"/>
+        </w:rPr>
+        <w:t>創世記二十一章33節</w:t>
+      </w:r>
       <w:r>
         <w:rPr>
           <w:lang w:val="zh_TW" w:bidi="zh_TW"/>
         </w:rPr>
         <w:t>和</w:t>
       </w:r>
-      <w:hyperlink r:id="rId308">
-        <w:r>
-          <w:rPr>
-            <w:lang w:val="zh_TW" w:bidi="zh_TW"/>
-          </w:rPr>
-          <w:rPr>
-            <w:color w:val="0000EE"/>
-            <w:u w:val="single"/>
-          </w:rPr>
-          <w:t>撒母耳記上二十二章6節</w:t>
-        </w:r>
-      </w:hyperlink>
+      <w:r>
+        <w:rPr>
+          <w:lang w:val="zh_TW" w:bidi="zh_TW"/>
+        </w:rPr>
+        <w:t>撒母耳記上二十二章6節</w:t>
+      </w:r>
       <w:r>
         <w:rPr>
           <w:lang w:val="zh_TW" w:bidi="zh_TW"/>
         </w:rPr>
         <w:t>、</w:t>
       </w:r>
-      <w:hyperlink r:id="rId309">
-        <w:r>
-          <w:rPr>
-            <w:lang w:val="zh_TW" w:bidi="zh_TW"/>
-          </w:rPr>
-          <w:rPr>
-            <w:color w:val="0000EE"/>
-            <w:u w:val="single"/>
-          </w:rPr>
-          <w:t>三十一章13節</w:t>
-        </w:r>
-      </w:hyperlink>
+      <w:r>
+        <w:rPr>
+          <w:lang w:val="zh_TW" w:bidi="zh_TW"/>
+        </w:rPr>
+        <w:t>三十一章13節</w:t>
+      </w:r>
       <w:r>
         <w:rPr>
           <w:lang w:val="zh_TW" w:bidi="zh_TW"/>
@@ -14642,18 +12500,12 @@
           <w:lang w:val="zh_TW" w:bidi="zh_TW"/>
         </w:rPr>
       </w:r>
-      <w:hyperlink r:id="rId122">
-        <w:r>
-          <w:rPr>
-            <w:lang w:val="zh_TW" w:bidi="zh_TW"/>
-          </w:rPr>
-          <w:rPr>
-            <w:color w:val="0000EE"/>
-            <w:u w:val="single"/>
-          </w:rPr>
-          <w:t>士師記九章14至15節</w:t>
-        </w:r>
-      </w:hyperlink>
+      <w:r>
+        <w:rPr>
+          <w:lang w:val="zh_TW" w:bidi="zh_TW"/>
+        </w:rPr>
+        <w:t>士師記九章14至15節</w:t>
+      </w:r>
       <w:r>
         <w:rPr>
           <w:lang w:val="zh_TW" w:bidi="zh_TW"/>
@@ -14694,72 +12546,48 @@
         </w:rPr>
         <w:t>普遍認為，</w:t>
       </w:r>
-      <w:hyperlink r:id="rId310">
-        <w:r>
-          <w:rPr>
-            <w:lang w:val="zh_TW" w:bidi="zh_TW"/>
-          </w:rPr>
-          <w:rPr>
-            <w:color w:val="0000EE"/>
-            <w:u w:val="single"/>
-          </w:rPr>
-          <w:t>以賽亞書十章17節</w:t>
-        </w:r>
-      </w:hyperlink>
+      <w:r>
+        <w:rPr>
+          <w:lang w:val="zh_TW" w:bidi="zh_TW"/>
+        </w:rPr>
+        <w:t>以賽亞書十章17節</w:t>
+      </w:r>
       <w:r>
         <w:rPr>
           <w:lang w:val="zh_TW" w:bidi="zh_TW"/>
         </w:rPr>
         <w:t>、</w:t>
       </w:r>
-      <w:hyperlink r:id="rId279">
-        <w:r>
-          <w:rPr>
-            <w:lang w:val="zh_TW" w:bidi="zh_TW"/>
-          </w:rPr>
-          <w:rPr>
-            <w:color w:val="0000EE"/>
-            <w:u w:val="single"/>
-          </w:rPr>
-          <w:t>五十五章13節</w:t>
-        </w:r>
-      </w:hyperlink>
+      <w:r>
+        <w:rPr>
+          <w:lang w:val="zh_TW" w:bidi="zh_TW"/>
+        </w:rPr>
+        <w:t>五十五章13節</w:t>
+      </w:r>
       <w:r>
         <w:rPr>
           <w:lang w:val="zh_TW" w:bidi="zh_TW"/>
         </w:rPr>
         <w:t>、</w:t>
       </w:r>
-      <w:hyperlink r:id="rId311">
-        <w:r>
-          <w:rPr>
-            <w:lang w:val="zh_TW" w:bidi="zh_TW"/>
-          </w:rPr>
-          <w:rPr>
-            <w:color w:val="0000EE"/>
-            <w:u w:val="single"/>
-          </w:rPr>
-          <w:t>彌迦書七章4節</w:t>
-        </w:r>
-      </w:hyperlink>
+      <w:r>
+        <w:rPr>
+          <w:lang w:val="zh_TW" w:bidi="zh_TW"/>
+        </w:rPr>
+        <w:t>彌迦書七章4節</w:t>
+      </w:r>
       <w:r>
         <w:rPr>
           <w:lang w:val="zh_TW" w:bidi="zh_TW"/>
         </w:rPr>
         <w:t>和</w:t>
       </w:r>
-      <w:hyperlink r:id="rId312">
-        <w:r>
-          <w:rPr>
-            <w:lang w:val="zh_TW" w:bidi="zh_TW"/>
-          </w:rPr>
-          <w:rPr>
-            <w:color w:val="0000EE"/>
-            <w:u w:val="single"/>
-          </w:rPr>
-          <w:t>希伯來書六章8節</w:t>
-        </w:r>
-      </w:hyperlink>
+      <w:r>
+        <w:rPr>
+          <w:lang w:val="zh_TW" w:bidi="zh_TW"/>
+        </w:rPr>
+        <w:t>希伯來書六章8節</w:t>
+      </w:r>
       <w:r>
         <w:rPr>
           <w:lang w:val="zh_TW" w:bidi="zh_TW"/>
@@ -14787,126 +12615,84 @@
           <w:lang w:val="zh_TW" w:bidi="zh_TW"/>
         </w:rPr>
       </w:r>
-      <w:hyperlink r:id="rId313">
-        <w:r>
-          <w:rPr>
-            <w:lang w:val="zh_TW" w:bidi="zh_TW"/>
-          </w:rPr>
-          <w:rPr>
-            <w:color w:val="0000EE"/>
-            <w:u w:val="single"/>
-          </w:rPr>
-          <w:t>創世記三章17至18節</w:t>
-        </w:r>
-      </w:hyperlink>
+      <w:r>
+        <w:rPr>
+          <w:lang w:val="zh_TW" w:bidi="zh_TW"/>
+        </w:rPr>
+        <w:t>創世記三章17至18節</w:t>
+      </w:r>
       <w:r>
         <w:rPr>
           <w:lang w:val="zh_TW" w:bidi="zh_TW"/>
         </w:rPr>
         <w:t>、</w:t>
       </w:r>
-      <w:hyperlink r:id="rId314">
-        <w:r>
-          <w:rPr>
-            <w:lang w:val="zh_TW" w:bidi="zh_TW"/>
-          </w:rPr>
-          <w:rPr>
-            <w:color w:val="0000EE"/>
-            <w:u w:val="single"/>
-          </w:rPr>
-          <w:t>列王紀下十四章9節</w:t>
-        </w:r>
-      </w:hyperlink>
+      <w:r>
+        <w:rPr>
+          <w:lang w:val="zh_TW" w:bidi="zh_TW"/>
+        </w:rPr>
+        <w:t>列王紀下十四章9節</w:t>
+      </w:r>
       <w:r>
         <w:rPr>
           <w:lang w:val="zh_TW" w:bidi="zh_TW"/>
         </w:rPr>
         <w:t>、</w:t>
       </w:r>
-      <w:hyperlink r:id="rId315">
-        <w:r>
-          <w:rPr>
-            <w:lang w:val="zh_TW" w:bidi="zh_TW"/>
-          </w:rPr>
-          <w:rPr>
-            <w:color w:val="0000EE"/>
-            <w:u w:val="single"/>
-          </w:rPr>
-          <w:t>歷代志下二十五章18節</w:t>
-        </w:r>
-      </w:hyperlink>
+      <w:r>
+        <w:rPr>
+          <w:lang w:val="zh_TW" w:bidi="zh_TW"/>
+        </w:rPr>
+        <w:t>歷代志下二十五章18節</w:t>
+      </w:r>
       <w:r>
         <w:rPr>
           <w:lang w:val="zh_TW" w:bidi="zh_TW"/>
         </w:rPr>
         <w:t>、</w:t>
       </w:r>
-      <w:hyperlink r:id="rId316">
-        <w:r>
-          <w:rPr>
-            <w:lang w:val="zh_TW" w:bidi="zh_TW"/>
-          </w:rPr>
-          <w:rPr>
-            <w:color w:val="0000EE"/>
-            <w:u w:val="single"/>
-          </w:rPr>
-          <w:t>何西阿書十章8節</w:t>
-        </w:r>
-      </w:hyperlink>
+      <w:r>
+        <w:rPr>
+          <w:lang w:val="zh_TW" w:bidi="zh_TW"/>
+        </w:rPr>
+        <w:t>何西阿書十章8節</w:t>
+      </w:r>
       <w:r>
         <w:rPr>
           <w:lang w:val="zh_TW" w:bidi="zh_TW"/>
         </w:rPr>
         <w:t>和</w:t>
       </w:r>
-      <w:hyperlink r:id="rId317">
-        <w:r>
-          <w:rPr>
-            <w:lang w:val="zh_TW" w:bidi="zh_TW"/>
-          </w:rPr>
-          <w:rPr>
-            <w:color w:val="0000EE"/>
-            <w:u w:val="single"/>
-          </w:rPr>
-          <w:t>馬太福音十三章16節</w:t>
-        </w:r>
-      </w:hyperlink>
+      <w:r>
+        <w:rPr>
+          <w:lang w:val="zh_TW" w:bidi="zh_TW"/>
+        </w:rPr>
+        <w:t>馬太福音十三章16節</w:t>
+      </w:r>
       <w:r>
         <w:rPr>
           <w:lang w:val="zh_TW" w:bidi="zh_TW"/>
         </w:rPr>
         <w:t>的蒺藜，以及</w:t>
       </w:r>
-      <w:hyperlink r:id="rId318">
-        <w:r>
-          <w:rPr>
-            <w:lang w:val="zh_TW" w:bidi="zh_TW"/>
-          </w:rPr>
-          <w:rPr>
-            <w:color w:val="0000EE"/>
-            <w:u w:val="single"/>
-          </w:rPr>
-          <w:t>馬太福音十三章7節</w:t>
-        </w:r>
-      </w:hyperlink>
+      <w:r>
+        <w:rPr>
+          <w:lang w:val="zh_TW" w:bidi="zh_TW"/>
+        </w:rPr>
+        <w:t>馬太福音十三章7節</w:t>
+      </w:r>
       <w:r>
         <w:rPr>
           <w:lang w:val="zh_TW" w:bidi="zh_TW"/>
         </w:rPr>
         <w:t>和</w:t>
       </w:r>
-      <w:hyperlink r:id="rId312">
-        <w:r>
-          <w:rPr>
-            <w:lang w:val="zh_TW" w:bidi="zh_TW"/>
-          </w:rPr>
-          <w:rPr>
-            <w:color w:val="0000EE"/>
-            <w:u w:val="single"/>
-          </w:rPr>
-          <w:t>希伯來書六章8節</w:t>
-        </w:r>
-      </w:hyperlink>
+      <w:r>
+        <w:rPr>
+          <w:lang w:val="zh_TW" w:bidi="zh_TW"/>
+        </w:rPr>
+        <w:t>希伯來書六章8節</w:t>
+      </w:r>
       <w:r>
         <w:rPr>
           <w:lang w:val="zh_TW" w:bidi="zh_TW"/>
@@ -15005,36 +12791,24 @@
         </w:rPr>
         <w:t>在</w:t>
       </w:r>
-      <w:hyperlink r:id="rId319">
-        <w:r>
-          <w:rPr>
-            <w:lang w:val="zh_TW" w:bidi="zh_TW"/>
-          </w:rPr>
-          <w:rPr>
-            <w:color w:val="0000EE"/>
-            <w:u w:val="single"/>
-          </w:rPr>
-          <w:t>以西結書二章6節</w:t>
-        </w:r>
-      </w:hyperlink>
+      <w:r>
+        <w:rPr>
+          <w:lang w:val="zh_TW" w:bidi="zh_TW"/>
+        </w:rPr>
+        <w:t>以西結書二章6節</w:t>
+      </w:r>
       <w:r>
         <w:rPr>
           <w:lang w:val="zh_TW" w:bidi="zh_TW"/>
         </w:rPr>
         <w:t>中提到的「荊棘」和</w:t>
       </w:r>
-      <w:hyperlink r:id="rId320">
-        <w:r>
-          <w:rPr>
-            <w:lang w:val="zh_TW" w:bidi="zh_TW"/>
-          </w:rPr>
-          <w:rPr>
-            <w:color w:val="0000EE"/>
-            <w:u w:val="single"/>
-          </w:rPr>
-          <w:t>以西結書二十八章24節</w:t>
-        </w:r>
-      </w:hyperlink>
+      <w:r>
+        <w:rPr>
+          <w:lang w:val="zh_TW" w:bidi="zh_TW"/>
+        </w:rPr>
+        <w:t>以西結書二十八章24節</w:t>
+      </w:r>
       <w:r>
         <w:rPr>
           <w:lang w:val="zh_TW" w:bidi="zh_TW"/>
@@ -15062,18 +12836,12 @@
           <w:lang w:val="zh_TW" w:bidi="zh_TW"/>
         </w:rPr>
       </w:r>
-      <w:hyperlink r:id="rId321">
-        <w:r>
-          <w:rPr>
-            <w:lang w:val="zh_TW" w:bidi="zh_TW"/>
-          </w:rPr>
-          <w:rPr>
-            <w:color w:val="0000EE"/>
-            <w:u w:val="single"/>
-          </w:rPr>
-          <w:t>約伯記三十一章40節</w:t>
-        </w:r>
-      </w:hyperlink>
+      <w:r>
+        <w:rPr>
+          <w:lang w:val="zh_TW" w:bidi="zh_TW"/>
+        </w:rPr>
+        <w:t>約伯記三十一章40節</w:t>
+      </w:r>
       <w:r>
         <w:rPr>
           <w:lang w:val="zh_TW" w:bidi="zh_TW"/>
@@ -15107,36 +12875,24 @@
         </w:rPr>
         <w:t>許多註釋家認為，「荊棘」所製成的荊棘冠冕（</w:t>
       </w:r>
-      <w:hyperlink r:id="rId322">
-        <w:r>
-          <w:rPr>
-            <w:lang w:val="zh_TW" w:bidi="zh_TW"/>
-          </w:rPr>
-          <w:rPr>
-            <w:color w:val="0000EE"/>
-            <w:u w:val="single"/>
-          </w:rPr>
-          <w:t>太27:29</w:t>
-        </w:r>
-      </w:hyperlink>
+      <w:r>
+        <w:rPr>
+          <w:lang w:val="zh_TW" w:bidi="zh_TW"/>
+        </w:rPr>
+        <w:t>太27:29</w:t>
+      </w:r>
       <w:r>
         <w:rPr>
           <w:lang w:val="zh_TW" w:bidi="zh_TW"/>
         </w:rPr>
         <w:t>；</w:t>
       </w:r>
-      <w:hyperlink r:id="rId323">
-        <w:r>
-          <w:rPr>
-            <w:lang w:val="zh_TW" w:bidi="zh_TW"/>
-          </w:rPr>
-          <w:rPr>
-            <w:color w:val="0000EE"/>
-            <w:u w:val="single"/>
-          </w:rPr>
-          <w:t>約19:2</w:t>
-        </w:r>
-      </w:hyperlink>
+      <w:r>
+        <w:rPr>
+          <w:lang w:val="zh_TW" w:bidi="zh_TW"/>
+        </w:rPr>
+        <w:t>約19:2</w:t>
+      </w:r>
       <w:r>
         <w:rPr>
           <w:lang w:val="zh_TW" w:bidi="zh_TW"/>
@@ -15177,90 +12933,60 @@
           <w:lang w:val="zh_TW" w:bidi="zh_TW"/>
         </w:rPr>
       </w:r>
-      <w:hyperlink r:id="rId324">
-        <w:r>
-          <w:rPr>
-            <w:lang w:val="zh_TW" w:bidi="zh_TW"/>
-          </w:rPr>
-          <w:rPr>
-            <w:color w:val="0000EE"/>
-            <w:u w:val="single"/>
-          </w:rPr>
-          <w:t>士師記八章7節</w:t>
-        </w:r>
-      </w:hyperlink>
+      <w:r>
+        <w:rPr>
+          <w:lang w:val="zh_TW" w:bidi="zh_TW"/>
+        </w:rPr>
+        <w:t>士師記八章7節</w:t>
+      </w:r>
       <w:r>
         <w:rPr>
           <w:lang w:val="zh_TW" w:bidi="zh_TW"/>
         </w:rPr>
         <w:t>、</w:t>
       </w:r>
-      <w:hyperlink r:id="rId325">
-        <w:r>
-          <w:rPr>
-            <w:lang w:val="zh_TW" w:bidi="zh_TW"/>
-          </w:rPr>
-          <w:rPr>
-            <w:color w:val="0000EE"/>
-            <w:u w:val="single"/>
-          </w:rPr>
-          <w:t>以賽亞書七章19節</w:t>
-        </w:r>
-      </w:hyperlink>
+      <w:r>
+        <w:rPr>
+          <w:lang w:val="zh_TW" w:bidi="zh_TW"/>
+        </w:rPr>
+        <w:t>以賽亞書七章19節</w:t>
+      </w:r>
       <w:r>
         <w:rPr>
           <w:lang w:val="zh_TW" w:bidi="zh_TW"/>
         </w:rPr>
         <w:t>、</w:t>
       </w:r>
-      <w:hyperlink r:id="rId326">
-        <w:r>
-          <w:rPr>
-            <w:lang w:val="zh_TW" w:bidi="zh_TW"/>
-          </w:rPr>
-          <w:rPr>
-            <w:color w:val="0000EE"/>
-            <w:u w:val="single"/>
-          </w:rPr>
-          <w:t>九章18節</w:t>
-        </w:r>
-      </w:hyperlink>
+      <w:r>
+        <w:rPr>
+          <w:lang w:val="zh_TW" w:bidi="zh_TW"/>
+        </w:rPr>
+        <w:t>九章18節</w:t>
+      </w:r>
       <w:r>
         <w:rPr>
           <w:lang w:val="zh_TW" w:bidi="zh_TW"/>
         </w:rPr>
         <w:t>、</w:t>
       </w:r>
-      <w:hyperlink r:id="rId279">
-        <w:r>
-          <w:rPr>
-            <w:lang w:val="zh_TW" w:bidi="zh_TW"/>
-          </w:rPr>
-          <w:rPr>
-            <w:color w:val="0000EE"/>
-            <w:u w:val="single"/>
-          </w:rPr>
-          <w:t>五十五章13節</w:t>
-        </w:r>
-      </w:hyperlink>
+      <w:r>
+        <w:rPr>
+          <w:lang w:val="zh_TW" w:bidi="zh_TW"/>
+        </w:rPr>
+        <w:t>五十五章13節</w:t>
+      </w:r>
       <w:r>
         <w:rPr>
           <w:lang w:val="zh_TW" w:bidi="zh_TW"/>
         </w:rPr>
         <w:t>和</w:t>
       </w:r>
-      <w:hyperlink r:id="rId317">
-        <w:r>
-          <w:rPr>
-            <w:lang w:val="zh_TW" w:bidi="zh_TW"/>
-          </w:rPr>
-          <w:rPr>
-            <w:color w:val="0000EE"/>
-            <w:u w:val="single"/>
-          </w:rPr>
-          <w:t>馬太福音七章16節</w:t>
-        </w:r>
-      </w:hyperlink>
+      <w:r>
+        <w:rPr>
+          <w:lang w:val="zh_TW" w:bidi="zh_TW"/>
+        </w:rPr>
+        <w:t>馬太福音七章16節</w:t>
+      </w:r>
       <w:r>
         <w:rPr>
           <w:lang w:val="zh_TW" w:bidi="zh_TW"/>
@@ -15333,18 +13059,12 @@
         </w:rPr>
         <w:t>亞洲原產的多種球根植物。</w:t>
       </w:r>
-      <w:hyperlink r:id="rId327">
-        <w:r>
-          <w:rPr>
-            <w:lang w:val="zh_TW" w:bidi="zh_TW"/>
-          </w:rPr>
-          <w:rPr>
-            <w:color w:val="0000EE"/>
-            <w:u w:val="single"/>
-          </w:rPr>
-          <w:t>雅歌二章1節</w:t>
-        </w:r>
-      </w:hyperlink>
+      <w:r>
+        <w:rPr>
+          <w:lang w:val="zh_TW" w:bidi="zh_TW"/>
+        </w:rPr>
+        <w:t>雅歌二章1節</w:t>
+      </w:r>
       <w:r>
         <w:rPr>
           <w:lang w:val="zh_TW" w:bidi="zh_TW"/>
@@ -15416,36 +13136,24 @@
           <w:lang w:val="zh_TW" w:bidi="zh_TW"/>
         </w:rPr>
       </w:r>
-      <w:hyperlink r:id="rId328">
-        <w:r>
-          <w:rPr>
-            <w:lang w:val="zh_TW" w:bidi="zh_TW"/>
-          </w:rPr>
-          <w:rPr>
-            <w:color w:val="0000EE"/>
-            <w:u w:val="single"/>
-          </w:rPr>
-          <w:t>詩篇八十三篇13節</w:t>
-        </w:r>
-      </w:hyperlink>
+      <w:r>
+        <w:rPr>
+          <w:lang w:val="zh_TW" w:bidi="zh_TW"/>
+        </w:rPr>
+        <w:t>詩篇八十三篇13節</w:t>
+      </w:r>
       <w:r>
         <w:rPr>
           <w:lang w:val="zh_TW" w:bidi="zh_TW"/>
         </w:rPr>
         <w:t>中提到的「旋風的塵土」和在</w:t>
       </w:r>
-      <w:hyperlink r:id="rId329">
-        <w:r>
-          <w:rPr>
-            <w:lang w:val="zh_TW" w:bidi="zh_TW"/>
-          </w:rPr>
-          <w:rPr>
-            <w:color w:val="0000EE"/>
-            <w:u w:val="single"/>
-          </w:rPr>
-          <w:t>以賽亞書十七章13節</w:t>
-        </w:r>
-      </w:hyperlink>
+      <w:r>
+        <w:rPr>
+          <w:lang w:val="zh_TW" w:bidi="zh_TW"/>
+        </w:rPr>
+        <w:t>以賽亞書十七章13節</w:t>
+      </w:r>
       <w:r>
         <w:rPr>
           <w:lang w:val="zh_TW" w:bidi="zh_TW"/>
@@ -15547,54 +13255,36 @@
         </w:rPr>
         <w:t>在聖經中多次被提及。多結果子的葡萄樹（</w:t>
       </w:r>
-      <w:hyperlink r:id="rId330">
-        <w:r>
-          <w:rPr>
-            <w:lang w:val="zh_TW" w:bidi="zh_TW"/>
-          </w:rPr>
-          <w:rPr>
-            <w:color w:val="0000EE"/>
-            <w:u w:val="single"/>
-          </w:rPr>
-          <w:t>結17:5–10</w:t>
-        </w:r>
-      </w:hyperlink>
+      <w:r>
+        <w:rPr>
+          <w:lang w:val="zh_TW" w:bidi="zh_TW"/>
+        </w:rPr>
+        <w:t>結17:5–10</w:t>
+      </w:r>
       <w:r>
         <w:rPr>
           <w:lang w:val="zh_TW" w:bidi="zh_TW"/>
         </w:rPr>
         <w:t>）和從埃及挪出的葡萄樹（</w:t>
       </w:r>
-      <w:hyperlink r:id="rId331">
-        <w:r>
-          <w:rPr>
-            <w:lang w:val="zh_TW" w:bidi="zh_TW"/>
-          </w:rPr>
-          <w:rPr>
-            <w:color w:val="0000EE"/>
-            <w:u w:val="single"/>
-          </w:rPr>
-          <w:t>詩80:8</w:t>
-        </w:r>
-      </w:hyperlink>
+      <w:r>
+        <w:rPr>
+          <w:lang w:val="zh_TW" w:bidi="zh_TW"/>
+        </w:rPr>
+        <w:t>詩80:8</w:t>
+      </w:r>
       <w:r>
         <w:rPr>
           <w:lang w:val="zh_TW" w:bidi="zh_TW"/>
         </w:rPr>
         <w:t>）象徵著猶太民族。耶穌將自己比作真正的葡萄樹，而祂的門徒是枝子（</w:t>
       </w:r>
-      <w:hyperlink r:id="rId332">
-        <w:r>
-          <w:rPr>
-            <w:lang w:val="zh_TW" w:bidi="zh_TW"/>
-          </w:rPr>
-          <w:rPr>
-            <w:color w:val="0000EE"/>
-            <w:u w:val="single"/>
-          </w:rPr>
-          <w:t>約15:1–6</w:t>
-        </w:r>
-      </w:hyperlink>
+      <w:r>
+        <w:rPr>
+          <w:lang w:val="zh_TW" w:bidi="zh_TW"/>
+        </w:rPr>
+        <w:t>約15:1–6</w:t>
+      </w:r>
       <w:r>
         <w:rPr>
           <w:lang w:val="zh_TW" w:bidi="zh_TW"/>
@@ -15615,18 +13305,12 @@
         </w:rPr>
         <w:t>舊世界的葡萄藤有時會呈現出樹的特徵，莖部直徑達到一英尺半（45.7公分），枝條可培植於棚架上，結出重達10到12磅（4.5到5.4公斤）的葡萄串，每顆葡萄的大小如小李子。曾經生產出重達26磅（11.8公斤）的葡萄串。聖地的葡萄樹以其茂盛的生長和巨大的果串著稱。因此，探子用槓抬著葡萄帶回應許之地，並不令人驚訝（</w:t>
       </w:r>
-      <w:hyperlink r:id="rId333">
-        <w:r>
-          <w:rPr>
-            <w:lang w:val="zh_TW" w:bidi="zh_TW"/>
-          </w:rPr>
-          <w:rPr>
-            <w:color w:val="0000EE"/>
-            <w:u w:val="single"/>
-          </w:rPr>
-          <w:t>民13:23–24</w:t>
-        </w:r>
-      </w:hyperlink>
+      <w:r>
+        <w:rPr>
+          <w:lang w:val="zh_TW" w:bidi="zh_TW"/>
+        </w:rPr>
+        <w:t>民13:23–24</w:t>
+      </w:r>
       <w:r>
         <w:rPr>
           <w:lang w:val="zh_TW" w:bidi="zh_TW"/>
@@ -15660,54 +13344,36 @@
         </w:rPr>
         <w:t>在</w:t>
       </w:r>
-      <w:hyperlink r:id="rId334">
-        <w:r>
-          <w:rPr>
-            <w:lang w:val="zh_TW" w:bidi="zh_TW"/>
-          </w:rPr>
-          <w:rPr>
-            <w:color w:val="0000EE"/>
-            <w:u w:val="single"/>
-          </w:rPr>
-          <w:t>以賽亞書五章2至4節</w:t>
-        </w:r>
-      </w:hyperlink>
+      <w:r>
+        <w:rPr>
+          <w:lang w:val="zh_TW" w:bidi="zh_TW"/>
+        </w:rPr>
+        <w:t>以賽亞書五章2至4節</w:t>
+      </w:r>
       <w:r>
         <w:rPr>
           <w:lang w:val="zh_TW" w:bidi="zh_TW"/>
         </w:rPr>
         <w:t>、</w:t>
       </w:r>
-      <w:hyperlink r:id="rId335">
-        <w:r>
-          <w:rPr>
-            <w:lang w:val="zh_TW" w:bidi="zh_TW"/>
-          </w:rPr>
-          <w:rPr>
-            <w:color w:val="0000EE"/>
-            <w:u w:val="single"/>
-          </w:rPr>
-          <w:t>耶利米書二章21節</w:t>
-        </w:r>
-      </w:hyperlink>
+      <w:r>
+        <w:rPr>
+          <w:lang w:val="zh_TW" w:bidi="zh_TW"/>
+        </w:rPr>
+        <w:t>耶利米書二章21節</w:t>
+      </w:r>
       <w:r>
         <w:rPr>
           <w:lang w:val="zh_TW" w:bidi="zh_TW"/>
         </w:rPr>
         <w:t>、</w:t>
       </w:r>
-      <w:hyperlink r:id="rId336">
-        <w:r>
-          <w:rPr>
-            <w:lang w:val="zh_TW" w:bidi="zh_TW"/>
-          </w:rPr>
-          <w:rPr>
-            <w:color w:val="0000EE"/>
-            <w:u w:val="single"/>
-          </w:rPr>
-          <w:t>以西結書十五章2至6節</w:t>
-        </w:r>
-      </w:hyperlink>
+      <w:r>
+        <w:rPr>
+          <w:lang w:val="zh_TW" w:bidi="zh_TW"/>
+        </w:rPr>
+        <w:t>以西結書十五章2至6節</w:t>
+      </w:r>
       <w:r>
         <w:rPr>
           <w:lang w:val="zh_TW" w:bidi="zh_TW"/>
@@ -15746,18 +13412,12 @@
         </w:rPr>
         <w:t>此屬的幾種樹木結有圓形粘性果子，包裹著可食的堅果。</w:t>
       </w:r>
-      <w:hyperlink r:id="rId337">
-        <w:r>
-          <w:rPr>
-            <w:lang w:val="zh_TW" w:bidi="zh_TW"/>
-          </w:rPr>
-          <w:rPr>
-            <w:color w:val="0000EE"/>
-            <w:u w:val="single"/>
-          </w:rPr>
-          <w:t>雅歌六章11節</w:t>
-        </w:r>
-      </w:hyperlink>
+      <w:r>
+        <w:rPr>
+          <w:lang w:val="zh_TW" w:bidi="zh_TW"/>
+        </w:rPr>
+        <w:t>雅歌六章11節</w:t>
+      </w:r>
       <w:r>
         <w:rPr>
           <w:lang w:val="zh_TW" w:bidi="zh_TW"/>
@@ -15809,36 +13469,24 @@
         </w:rPr>
         <w:t>此屬的水生植物擁有浮葉和華麗的花朵。</w:t>
       </w:r>
-      <w:hyperlink r:id="rId338">
-        <w:r>
-          <w:rPr>
-            <w:lang w:val="zh_TW" w:bidi="zh_TW"/>
-          </w:rPr>
-          <w:rPr>
-            <w:color w:val="0000EE"/>
-            <w:u w:val="single"/>
-          </w:rPr>
-          <w:t>列王紀上七章19至26節</w:t>
-        </w:r>
-      </w:hyperlink>
+      <w:r>
+        <w:rPr>
+          <w:lang w:val="zh_TW" w:bidi="zh_TW"/>
+        </w:rPr>
+        <w:t>列王紀上七章19至26節</w:t>
+      </w:r>
       <w:r>
         <w:rPr>
           <w:lang w:val="zh_TW" w:bidi="zh_TW"/>
         </w:rPr>
         <w:t>和</w:t>
       </w:r>
-      <w:hyperlink r:id="rId216">
-        <w:r>
-          <w:rPr>
-            <w:lang w:val="zh_TW" w:bidi="zh_TW"/>
-          </w:rPr>
-          <w:rPr>
-            <w:color w:val="0000EE"/>
-            <w:u w:val="single"/>
-          </w:rPr>
-          <w:t>歷代志下四章5節</w:t>
-        </w:r>
-      </w:hyperlink>
+      <w:r>
+        <w:rPr>
+          <w:lang w:val="zh_TW" w:bidi="zh_TW"/>
+        </w:rPr>
+        <w:t>歷代志下四章5節</w:t>
+      </w:r>
       <w:r>
         <w:rPr>
           <w:lang w:val="zh_TW" w:bidi="zh_TW"/>
@@ -15996,18 +13644,12 @@
         </w:rPr>
         <w:t>的分枝穗經常在每根莖上結出多達七個穗頭，明確於</w:t>
       </w:r>
-      <w:hyperlink r:id="rId339">
-        <w:r>
-          <w:rPr>
-            <w:lang w:val="zh_TW" w:bidi="zh_TW"/>
-          </w:rPr>
-          <w:rPr>
-            <w:color w:val="0000EE"/>
-            <w:u w:val="single"/>
-          </w:rPr>
-          <w:t>創世記四十一章5至57節</w:t>
-        </w:r>
-      </w:hyperlink>
+      <w:r>
+        <w:rPr>
+          <w:lang w:val="zh_TW" w:bidi="zh_TW"/>
+        </w:rPr>
+        <w:t>創世記四十一章5至57節</w:t>
+      </w:r>
       <w:r>
         <w:rPr>
           <w:lang w:val="zh_TW" w:bidi="zh_TW"/>
@@ -16041,18 +13683,12 @@
         </w:rPr>
         <w:t>這種一年生草本植物自古以來在埃及和其它東方地區大量栽培。其確切原產地不明，最古老的埃及墓穴和瑞士史前湖泊居所遺址中發現了小麥。雅各時期小麥確為美索不達米亞的主要糧食（</w:t>
       </w:r>
-      <w:hyperlink r:id="rId340">
-        <w:r>
-          <w:rPr>
-            <w:lang w:val="zh_TW" w:bidi="zh_TW"/>
-          </w:rPr>
-          <w:rPr>
-            <w:color w:val="0000EE"/>
-            <w:u w:val="single"/>
-          </w:rPr>
-          <w:t>創30:14</w:t>
-        </w:r>
-      </w:hyperlink>
+      <w:r>
+        <w:rPr>
+          <w:lang w:val="zh_TW" w:bidi="zh_TW"/>
+        </w:rPr>
+        <w:t>創30:14</w:t>
+      </w:r>
       <w:r>
         <w:rPr>
           <w:lang w:val="zh_TW" w:bidi="zh_TW"/>
@@ -16073,36 +13709,24 @@
         </w:rPr>
         <w:t>聖經時代的穀物通常包括豌豆、豆子、紅豆、小茴香、大麥、小米和粗麥，但小麥始終是其主要成分。埃及是重要的糧食生產地，當迦南遭遇饑荒時，亞伯拉罕（</w:t>
       </w:r>
-      <w:hyperlink r:id="rId341">
-        <w:r>
-          <w:rPr>
-            <w:lang w:val="zh_TW" w:bidi="zh_TW"/>
-          </w:rPr>
-          <w:rPr>
-            <w:color w:val="0000EE"/>
-            <w:u w:val="single"/>
-          </w:rPr>
-          <w:t>創12:10</w:t>
-        </w:r>
-      </w:hyperlink>
+      <w:r>
+        <w:rPr>
+          <w:lang w:val="zh_TW" w:bidi="zh_TW"/>
+        </w:rPr>
+        <w:t>創12:10</w:t>
+      </w:r>
       <w:r>
         <w:rPr>
           <w:lang w:val="zh_TW" w:bidi="zh_TW"/>
         </w:rPr>
         <w:t>）和約瑟的兄弟們（</w:t>
       </w:r>
-      <w:hyperlink r:id="rId342">
-        <w:r>
-          <w:rPr>
-            <w:lang w:val="zh_TW" w:bidi="zh_TW"/>
-          </w:rPr>
-          <w:rPr>
-            <w:color w:val="0000EE"/>
-            <w:u w:val="single"/>
-          </w:rPr>
-          <w:t>42</w:t>
-        </w:r>
-      </w:hyperlink>
+      <w:r>
+        <w:rPr>
+          <w:lang w:val="zh_TW" w:bidi="zh_TW"/>
+        </w:rPr>
+        <w:t>42</w:t>
+      </w:r>
       <w:r>
         <w:rPr>
           <w:lang w:val="zh_TW" w:bidi="zh_TW"/>
@@ -16123,54 +13747,36 @@
         </w:rPr>
         <w:t>聖經中提到的磨坊、磨石、穀倉和打穀場都指的是用於加工穀物以製作麵粉的設備。用來製作陳設餅的細麵（</w:t>
       </w:r>
-      <w:hyperlink r:id="rId343">
-        <w:r>
-          <w:rPr>
-            <w:lang w:val="zh_TW" w:bidi="zh_TW"/>
-          </w:rPr>
-          <w:rPr>
-            <w:color w:val="0000EE"/>
-            <w:u w:val="single"/>
-          </w:rPr>
-          <w:t>利24:5</w:t>
-        </w:r>
-      </w:hyperlink>
+      <w:r>
+        <w:rPr>
+          <w:lang w:val="zh_TW" w:bidi="zh_TW"/>
+        </w:rPr>
+        <w:t>利24:5</w:t>
+      </w:r>
       <w:r>
         <w:rPr>
           <w:lang w:val="zh_TW" w:bidi="zh_TW"/>
         </w:rPr>
         <w:t>）無疑是小麥麵粉。家庭自用的小麥通常儲藏在房屋中心部分，這解釋了在</w:t>
       </w:r>
-      <w:hyperlink r:id="rId344">
-        <w:r>
-          <w:rPr>
-            <w:lang w:val="zh_TW" w:bidi="zh_TW"/>
-          </w:rPr>
-          <w:rPr>
-            <w:color w:val="0000EE"/>
-            <w:u w:val="single"/>
-          </w:rPr>
-          <w:t>撒母耳記下四章6節</w:t>
-        </w:r>
-      </w:hyperlink>
+      <w:r>
+        <w:rPr>
+          <w:lang w:val="zh_TW" w:bidi="zh_TW"/>
+        </w:rPr>
+        <w:t>撒母耳記下四章6節</w:t>
+      </w:r>
       <w:r>
         <w:rPr>
           <w:lang w:val="zh_TW" w:bidi="zh_TW"/>
         </w:rPr>
         <w:t>中的故事。小麥有時也儲存在乾井中（</w:t>
       </w:r>
-      <w:hyperlink r:id="rId345">
-        <w:r>
-          <w:rPr>
-            <w:lang w:val="zh_TW" w:bidi="zh_TW"/>
-          </w:rPr>
-          <w:rPr>
-            <w:color w:val="0000EE"/>
-            <w:u w:val="single"/>
-          </w:rPr>
-          <w:t>撒下17:19</w:t>
-        </w:r>
-      </w:hyperlink>
+      <w:r>
+        <w:rPr>
+          <w:lang w:val="zh_TW" w:bidi="zh_TW"/>
+        </w:rPr>
+        <w:t>撒下17:19</w:t>
+      </w:r>
       <w:r>
         <w:rPr>
           <w:lang w:val="zh_TW" w:bidi="zh_TW"/>
@@ -16209,66 +13815,42 @@
         </w:rPr>
         <w:t>茵蔯是一組具有強烈芳香氣味的木本植物的通稱。茵蔯植物具有強烈而苦澀的味道，其幼芽和枝梢提供商品「茵蔯」。其苦澀的味道使其與膽汁一起被提及，象徵著苦難和悲傷（</w:t>
       </w:r>
-      <w:hyperlink r:id="rId346">
-        <w:r>
-          <w:rPr>
-            <w:lang w:val="zh_TW" w:bidi="zh_TW"/>
-          </w:rPr>
-          <w:rPr>
-            <w:color w:val="0000EE"/>
-            <w:u w:val="single"/>
-          </w:rPr>
-          <w:t>箴5:4</w:t>
-        </w:r>
-      </w:hyperlink>
+      <w:r>
+        <w:rPr>
+          <w:lang w:val="zh_TW" w:bidi="zh_TW"/>
+        </w:rPr>
+        <w:t>箴5:4</w:t>
+      </w:r>
       <w:r>
         <w:rPr>
           <w:lang w:val="zh_TW" w:bidi="zh_TW"/>
         </w:rPr>
         <w:t>；</w:t>
       </w:r>
-      <w:hyperlink r:id="rId187">
-        <w:r>
-          <w:rPr>
-            <w:lang w:val="zh_TW" w:bidi="zh_TW"/>
-          </w:rPr>
-          <w:rPr>
-            <w:color w:val="0000EE"/>
-            <w:u w:val="single"/>
-          </w:rPr>
-          <w:t>耶9:15，</w:t>
-        </w:r>
-      </w:hyperlink>
-      <w:hyperlink r:id="rId188">
-        <w:r>
-          <w:rPr>
-            <w:lang w:val="zh_TW" w:bidi="zh_TW"/>
-          </w:rPr>
-          <w:rPr>
-            <w:color w:val="0000EE"/>
-            <w:u w:val="single"/>
-          </w:rPr>
-          <w:t>23:15</w:t>
-        </w:r>
-      </w:hyperlink>
+      <w:r>
+        <w:rPr>
+          <w:lang w:val="zh_TW" w:bidi="zh_TW"/>
+        </w:rPr>
+        <w:t>耶9:15，</w:t>
+      </w:r>
+      <w:r>
+        <w:rPr>
+          <w:lang w:val="zh_TW" w:bidi="zh_TW"/>
+        </w:rPr>
+        <w:t>23:15</w:t>
+      </w:r>
       <w:r>
         <w:rPr>
           <w:lang w:val="zh_TW" w:bidi="zh_TW"/>
         </w:rPr>
         <w:t>；</w:t>
       </w:r>
-      <w:hyperlink r:id="rId347">
-        <w:r>
-          <w:rPr>
-            <w:lang w:val="zh_TW" w:bidi="zh_TW"/>
-          </w:rPr>
-          <w:rPr>
-            <w:color w:val="0000EE"/>
-            <w:u w:val="single"/>
-          </w:rPr>
-          <w:t>哀3:15、19</w:t>
-        </w:r>
-      </w:hyperlink>
+      <w:r>
+        <w:rPr>
+          <w:lang w:val="zh_TW" w:bidi="zh_TW"/>
+        </w:rPr>
+        <w:t>哀3:15、19</w:t>
+      </w:r>
       <w:r>
         <w:rPr>
           <w:lang w:val="zh_TW" w:bidi="zh_TW"/>
@@ -16315,36 +13897,24 @@
         </w:rPr>
         <w:t>茵蔯是由這類植物製成的，起初會使人興奮並產生愉悅的感覺，讓人充滿浮誇的想法（</w:t>
       </w:r>
-      <w:hyperlink r:id="rId347">
-        <w:r>
-          <w:rPr>
-            <w:lang w:val="zh_TW" w:bidi="zh_TW"/>
-          </w:rPr>
-          <w:rPr>
-            <w:color w:val="0000EE"/>
-            <w:u w:val="single"/>
-          </w:rPr>
-          <w:t>哀3:15</w:t>
-        </w:r>
-      </w:hyperlink>
+      <w:r>
+        <w:rPr>
+          <w:lang w:val="zh_TW" w:bidi="zh_TW"/>
+        </w:rPr>
+        <w:t>哀3:15</w:t>
+      </w:r>
       <w:r>
         <w:rPr>
           <w:lang w:val="zh_TW" w:bidi="zh_TW"/>
         </w:rPr>
         <w:t>）。然而，習慣性使用它會導致昏迷和智力逐漸減退，最終導致譫妄甚至死亡。</w:t>
       </w:r>
-      <w:hyperlink r:id="rId190">
-        <w:r>
-          <w:rPr>
-            <w:lang w:val="zh_TW" w:bidi="zh_TW"/>
-          </w:rPr>
-          <w:rPr>
-            <w:color w:val="0000EE"/>
-            <w:u w:val="single"/>
-          </w:rPr>
-          <w:t>阿摩司書六章12節</w:t>
-        </w:r>
-      </w:hyperlink>
+      <w:r>
+        <w:rPr>
+          <w:lang w:val="zh_TW" w:bidi="zh_TW"/>
+        </w:rPr>
+        <w:t>阿摩司書六章12節</w:t>
+      </w:r>
       <w:r>
         <w:rPr>
           <w:lang w:val="zh_TW" w:bidi="zh_TW"/>
@@ -16399,18 +13969,12 @@
         </w:rPr>
         <w:t>希伯來文中的「至高神」（</w:t>
       </w:r>
-      <w:hyperlink r:id="rId348">
-        <w:r>
-          <w:rPr>
-            <w:lang w:val="zh_TW" w:bidi="zh_TW"/>
-          </w:rPr>
-          <w:rPr>
-            <w:color w:val="0000EE"/>
-            <w:u w:val="single"/>
-          </w:rPr>
-          <w:t>創14:18</w:t>
-        </w:r>
-      </w:hyperlink>
+      <w:r>
+        <w:rPr>
+          <w:lang w:val="zh_TW" w:bidi="zh_TW"/>
+        </w:rPr>
+        <w:t>創14:18</w:t>
+      </w:r>
       <w:r>
         <w:rPr>
           <w:lang w:val="zh_TW" w:bidi="zh_TW"/>
